--- a/Class_Full_Stack/SIP/ONLINE INSURANCE PORTAL.docx
+++ b/Class_Full_Stack/SIP/ONLINE INSURANCE PORTAL.docx
@@ -14,6 +14,56 @@
           <w:lang w:val="en-GB"/>
         </w:rPr>
       </w:pPr>
+      <w:r>
+        <w:rPr>
+          <w:b/>
+          <w:bCs/>
+          <w:noProof/>
+          <w:color w:val="000000" w:themeColor="text1"/>
+          <w:lang w:val="en-GB"/>
+        </w:rPr>
+        <w:drawing>
+          <wp:inline distT="0" distB="0" distL="0" distR="0" wp14:anchorId="43C91B70" wp14:editId="5F59CACB">
+            <wp:extent cx="7560310" cy="10232390"/>
+            <wp:effectExtent l="0" t="0" r="2540" b="0"/>
+            <wp:docPr id="546815390" name="Picture 2"/>
+            <wp:cNvGraphicFramePr>
+              <a:graphicFrameLocks xmlns:a="http://schemas.openxmlformats.org/drawingml/2006/main" noChangeAspect="1"/>
+            </wp:cNvGraphicFramePr>
+            <a:graphic xmlns:a="http://schemas.openxmlformats.org/drawingml/2006/main">
+              <a:graphicData uri="http://schemas.openxmlformats.org/drawingml/2006/picture">
+                <pic:pic xmlns:pic="http://schemas.openxmlformats.org/drawingml/2006/picture">
+                  <pic:nvPicPr>
+                    <pic:cNvPr id="546815390" name="Picture 546815390"/>
+                    <pic:cNvPicPr/>
+                  </pic:nvPicPr>
+                  <pic:blipFill>
+                    <a:blip r:embed="rId6">
+                      <a:extLst>
+                        <a:ext uri="{28A0092B-C50C-407E-A947-70E740481C1C}">
+                          <a14:useLocalDpi xmlns:a14="http://schemas.microsoft.com/office/drawing/2010/main" val="0"/>
+                        </a:ext>
+                      </a:extLst>
+                    </a:blip>
+                    <a:stretch>
+                      <a:fillRect/>
+                    </a:stretch>
+                  </pic:blipFill>
+                  <pic:spPr>
+                    <a:xfrm>
+                      <a:off x="0" y="0"/>
+                      <a:ext cx="7560310" cy="10232390"/>
+                    </a:xfrm>
+                    <a:prstGeom prst="rect">
+                      <a:avLst/>
+                    </a:prstGeom>
+                  </pic:spPr>
+                </pic:pic>
+              </a:graphicData>
+            </a:graphic>
+          </wp:inline>
+        </w:drawing>
+      </w:r>
     </w:p>
     <w:p>
       <w:pPr>
@@ -74,7 +124,6 @@
     </w:p>
     <w:p>
       <w:pPr>
-        <w:jc w:val="center"/>
         <w:rPr>
           <w:lang w:val="en-GB"/>
         </w:rPr>
@@ -82,7 +131,7 @@
     </w:p>
     <w:p>
       <w:pPr>
-        <w:jc w:val="center"/>
+        <w:ind w:left="3600" w:firstLine="720"/>
         <w:rPr>
           <w:b/>
           <w:bCs/>
@@ -99,7 +148,7 @@
           <w:szCs w:val="32"/>
           <w:lang w:val="en-GB"/>
         </w:rPr>
-        <w:t>s</w:t>
+        <w:t>PROBLEM</w:t>
       </w:r>
       <w:r>
         <w:rPr>
@@ -109,17 +158,12 @@
           <w:szCs w:val="32"/>
           <w:lang w:val="en-GB"/>
         </w:rPr>
-        <w:t>PROBLEM</w:t>
+        <w:t xml:space="preserve"> STATEMENT</w:t>
       </w:r>
     </w:p>
     <w:p/>
     <w:p>
       <w:pPr>
-        <w:jc w:val="center"/>
-      </w:pPr>
-    </w:p>
-    <w:p>
-      <w:pPr>
         <w:pStyle w:val="NoSpacing"/>
       </w:pPr>
       <w:r>
@@ -165,32 +209,19 @@
     </w:p>
     <w:p>
       <w:pPr>
+        <w:pStyle w:val="NoSpacing"/>
+      </w:pPr>
+    </w:p>
+    <w:p>
+      <w:pPr>
+        <w:pStyle w:val="NoSpacing"/>
+      </w:pPr>
+      <w:r>
         <w:rPr>
           <w:sz w:val="28"/>
           <w:szCs w:val="28"/>
           <w:lang w:val="en-GB"/>
         </w:rPr>
-      </w:pPr>
-    </w:p>
-    <w:p>
-      <w:pPr>
-        <w:rPr>
-          <w:sz w:val="28"/>
-          <w:szCs w:val="28"/>
-          <w:lang w:val="en-GB"/>
-        </w:rPr>
-      </w:pPr>
-    </w:p>
-    <w:p>
-      <w:pPr>
-        <w:pStyle w:val="NoSpacing"/>
-      </w:pPr>
-      <w:r>
-        <w:rPr>
-          <w:sz w:val="28"/>
-          <w:szCs w:val="28"/>
-          <w:lang w:val="en-GB"/>
-        </w:rPr>
         <w:tab/>
         <w:t xml:space="preserve">          </w:t>
       </w:r>
@@ -240,9 +271,6 @@
       <w:r>
         <w:tab/>
       </w:r>
-      <w:r>
-        <w:tab/>
-      </w:r>
     </w:p>
     <w:p>
       <w:pPr>
@@ -254,17 +282,15 @@
           <w:szCs w:val="32"/>
         </w:rPr>
       </w:pPr>
-    </w:p>
-    <w:p>
-      <w:pPr>
-        <w:ind w:left="3600"/>
+      <w:r>
         <w:rPr>
           <w:b/>
           <w:bCs/>
           <w:sz w:val="32"/>
           <w:szCs w:val="32"/>
         </w:rPr>
-      </w:pPr>
+        <w:t>O</w:t>
+      </w:r>
       <w:r>
         <w:rPr>
           <w:b/>
@@ -272,32 +298,12 @@
           <w:sz w:val="32"/>
           <w:szCs w:val="32"/>
         </w:rPr>
-        <w:t>O</w:t>
-      </w:r>
-      <w:r>
-        <w:rPr>
-          <w:b/>
-          <w:bCs/>
-          <w:sz w:val="32"/>
-          <w:szCs w:val="32"/>
-        </w:rPr>
         <w:t>BJECTIVE AND SCOPE OF THE PROJECT</w:t>
       </w:r>
     </w:p>
     <w:p>
       <w:pPr>
-        <w:ind w:left="3600"/>
-        <w:rPr>
-          <w:b/>
-          <w:bCs/>
-          <w:sz w:val="32"/>
-          <w:szCs w:val="32"/>
-        </w:rPr>
-      </w:pPr>
-    </w:p>
-    <w:p>
-      <w:pPr>
-        <w:ind w:left="720" w:firstLine="720"/>
+        <w:ind w:left="1440" w:firstLine="720"/>
         <w:rPr>
           <w:b/>
           <w:bCs/>
@@ -369,7 +375,6 @@
     <w:p>
       <w:pPr>
         <w:pStyle w:val="Heading3"/>
-        <w:ind w:left="720" w:firstLine="720"/>
         <w:rPr>
           <w:b/>
           <w:bCs/>
@@ -391,11 +396,7 @@
           <w:szCs w:val="22"/>
         </w:rPr>
       </w:pPr>
-    </w:p>
-    <w:p>
-      <w:pPr>
-        <w:pStyle w:val="Heading3"/>
-        <w:ind w:left="720" w:firstLine="720"/>
+      <w:r>
         <w:rPr>
           <w:b/>
           <w:bCs/>
@@ -403,7 +404,8 @@
           <w:sz w:val="22"/>
           <w:szCs w:val="22"/>
         </w:rPr>
-      </w:pPr>
+        <w:t xml:space="preserve"> </w:t>
+      </w:r>
       <w:r>
         <w:rPr>
           <w:b/>
@@ -412,7 +414,7 @@
           <w:sz w:val="22"/>
           <w:szCs w:val="22"/>
         </w:rPr>
-        <w:t xml:space="preserve">  </w:t>
+        <w:tab/>
       </w:r>
       <w:r>
         <w:rPr>
@@ -422,6 +424,16 @@
           <w:sz w:val="22"/>
           <w:szCs w:val="22"/>
         </w:rPr>
+        <w:t xml:space="preserve"> </w:t>
+      </w:r>
+      <w:r>
+        <w:rPr>
+          <w:b/>
+          <w:bCs/>
+          <w:color w:val="auto"/>
+          <w:sz w:val="22"/>
+          <w:szCs w:val="22"/>
+        </w:rPr>
         <w:t>Scope</w:t>
       </w:r>
     </w:p>
@@ -429,99 +441,57 @@
     <w:p>
       <w:pPr>
         <w:pStyle w:val="NoSpacing"/>
+        <w:ind w:left="720" w:firstLine="720"/>
+      </w:pPr>
+      <w:r>
+        <w:t>The project will focus on the frontend implementation of an insurance portal using HTML,</w:t>
+      </w:r>
+    </w:p>
+    <w:p>
+      <w:pPr>
+        <w:pStyle w:val="NoSpacing"/>
+        <w:ind w:left="720" w:firstLine="720"/>
+      </w:pPr>
+      <w:r>
+        <w:t xml:space="preserve">CSS, and JavaScript. The system will allow users to browse insurance plans, compare policies, </w:t>
+      </w:r>
+    </w:p>
+    <w:p>
+      <w:pPr>
+        <w:pStyle w:val="NoSpacing"/>
+        <w:ind w:left="720" w:firstLine="720"/>
+      </w:pPr>
+      <w:r>
+        <w:t>estimate premiums, and submit forms.</w:t>
+      </w:r>
+      <w:r>
+        <w:t xml:space="preserve"> </w:t>
+      </w:r>
+      <w:r>
+        <w:t>The project is intended for educational and</w:t>
+      </w:r>
+    </w:p>
+    <w:p>
+      <w:pPr>
+        <w:pStyle w:val="NoSpacing"/>
+        <w:ind w:left="720" w:firstLine="720"/>
+      </w:pPr>
+      <w:r>
+        <w:t>demonstration purposes</w:t>
+      </w:r>
+      <w:r>
+        <w:t>.</w:t>
+      </w:r>
+    </w:p>
+    <w:p>
+      <w:pPr>
+        <w:pStyle w:val="NoSpacing"/>
         <w:ind w:left="1440" w:firstLine="720"/>
       </w:pPr>
-      <w:r>
-        <w:t>The project will focus on the frontend implementation of an insurance portal using HTML,</w:t>
-      </w:r>
-    </w:p>
-    <w:p>
-      <w:pPr>
-        <w:pStyle w:val="NoSpacing"/>
-        <w:ind w:left="2160"/>
-      </w:pPr>
-      <w:r>
-        <w:t xml:space="preserve">CSS, and JavaScript. The system will allow users to browse insurance plans, compare policies, </w:t>
-      </w:r>
-    </w:p>
-    <w:p>
-      <w:pPr>
-        <w:pStyle w:val="NoSpacing"/>
-        <w:ind w:left="1440" w:firstLine="720"/>
-      </w:pPr>
-      <w:r>
-        <w:t>estimate premiums, and submit forms.</w:t>
-      </w:r>
-      <w:r>
-        <w:t xml:space="preserve"> </w:t>
-      </w:r>
-      <w:proofErr w:type="gramStart"/>
-      <w:r>
-        <w:t>The</w:t>
-      </w:r>
-      <w:proofErr w:type="gramEnd"/>
-      <w:r>
-        <w:t xml:space="preserve"> project is intended for educational and</w:t>
-      </w:r>
-    </w:p>
-    <w:p>
-      <w:pPr>
-        <w:pStyle w:val="NoSpacing"/>
-        <w:ind w:left="1440" w:firstLine="720"/>
-      </w:pPr>
-      <w:r>
-        <w:t>demonstration purposes</w:t>
-      </w:r>
-      <w:r>
-        <w:t>.</w:t>
-      </w:r>
-    </w:p>
-    <w:p>
-      <w:pPr>
-        <w:pStyle w:val="NoSpacing"/>
-        <w:ind w:left="1440" w:firstLine="720"/>
-      </w:pPr>
-    </w:p>
-    <w:p>
-      <w:pPr>
-        <w:pStyle w:val="NoSpacing"/>
-        <w:ind w:left="1440" w:firstLine="720"/>
-      </w:pPr>
-    </w:p>
-    <w:p>
-      <w:pPr>
-        <w:pStyle w:val="NoSpacing"/>
-        <w:ind w:left="1440" w:firstLine="720"/>
-      </w:pPr>
-    </w:p>
-    <w:p>
-      <w:pPr>
-        <w:pStyle w:val="NoSpacing"/>
-        <w:ind w:left="1440" w:firstLine="720"/>
-      </w:pPr>
-    </w:p>
-    <w:p>
-      <w:pPr>
-        <w:pStyle w:val="NoSpacing"/>
-        <w:ind w:left="1440" w:firstLine="720"/>
-      </w:pPr>
-    </w:p>
-    <w:p>
-      <w:pPr>
-        <w:pStyle w:val="NoSpacing"/>
-        <w:ind w:left="1440" w:firstLine="720"/>
-      </w:pPr>
-    </w:p>
-    <w:p>
-      <w:pPr>
-        <w:pStyle w:val="NoSpacing"/>
-        <w:ind w:left="1440" w:firstLine="720"/>
-      </w:pPr>
-    </w:p>
-    <w:p>
-      <w:pPr>
-        <w:pStyle w:val="NoSpacing"/>
-        <w:ind w:left="1440" w:firstLine="720"/>
+    </w:p>
+    <w:p>
+      <w:pPr>
+        <w:pStyle w:val="NoSpacing"/>
       </w:pPr>
     </w:p>
     <w:p>
@@ -630,12 +600,6 @@
     <w:p>
       <w:pPr>
         <w:pStyle w:val="NoSpacing"/>
-      </w:pPr>
-    </w:p>
-    <w:p>
-      <w:pPr>
-        <w:pStyle w:val="NoSpacing"/>
-        <w:ind w:left="720" w:firstLine="720"/>
         <w:rPr>
           <w:b/>
           <w:bCs/>
@@ -732,6 +696,16 @@
           <w:bCs/>
         </w:rPr>
       </w:pPr>
+    </w:p>
+    <w:p>
+      <w:pPr>
+        <w:pStyle w:val="NoSpacing"/>
+        <w:ind w:left="1440" w:firstLine="720"/>
+        <w:rPr>
+          <w:b/>
+          <w:bCs/>
+        </w:rPr>
+      </w:pPr>
       <w:r>
         <w:rPr>
           <w:b/>
@@ -777,16 +751,6 @@
     <w:p>
       <w:pPr>
         <w:pStyle w:val="NoSpacing"/>
-      </w:pPr>
-    </w:p>
-    <w:p>
-      <w:pPr>
-        <w:pStyle w:val="NoSpacing"/>
-      </w:pPr>
-    </w:p>
-    <w:p>
-      <w:pPr>
-        <w:pStyle w:val="NoSpacing"/>
         <w:ind w:firstLine="720"/>
       </w:pPr>
     </w:p>
@@ -861,16 +825,6 @@
     <w:p>
       <w:pPr>
         <w:pStyle w:val="NoSpacing"/>
-      </w:pPr>
-    </w:p>
-    <w:p>
-      <w:pPr>
-        <w:pStyle w:val="NoSpacing"/>
-      </w:pPr>
-    </w:p>
-    <w:p>
-      <w:pPr>
-        <w:pStyle w:val="NoSpacing"/>
         <w:ind w:left="1440" w:firstLine="720"/>
         <w:rPr>
           <w:b/>
@@ -915,11 +869,6 @@
     <w:p>
       <w:pPr>
         <w:pStyle w:val="NoSpacing"/>
-      </w:pPr>
-    </w:p>
-    <w:p>
-      <w:pPr>
-        <w:pStyle w:val="NoSpacing"/>
         <w:ind w:left="1440" w:firstLine="720"/>
         <w:rPr>
           <w:b/>
@@ -964,16 +913,6 @@
     <w:p>
       <w:pPr>
         <w:pStyle w:val="NoSpacing"/>
-      </w:pPr>
-    </w:p>
-    <w:p>
-      <w:pPr>
-        <w:pStyle w:val="NoSpacing"/>
-      </w:pPr>
-    </w:p>
-    <w:p>
-      <w:pPr>
-        <w:pStyle w:val="NoSpacing"/>
         <w:ind w:left="1440" w:firstLine="720"/>
         <w:rPr>
           <w:b/>
@@ -1018,16 +957,6 @@
     <w:p>
       <w:pPr>
         <w:pStyle w:val="NoSpacing"/>
-      </w:pPr>
-    </w:p>
-    <w:p>
-      <w:pPr>
-        <w:pStyle w:val="NoSpacing"/>
-      </w:pPr>
-    </w:p>
-    <w:p>
-      <w:pPr>
-        <w:pStyle w:val="NoSpacing"/>
         <w:rPr>
           <w:b/>
           <w:bCs/>
@@ -1110,80 +1039,6 @@
     <w:p>
       <w:pPr>
         <w:pStyle w:val="NoSpacing"/>
-      </w:pPr>
-    </w:p>
-    <w:p>
-      <w:pPr>
-        <w:pStyle w:val="NoSpacing"/>
-      </w:pPr>
-    </w:p>
-    <w:p>
-      <w:pPr>
-        <w:pStyle w:val="NoSpacing"/>
-      </w:pPr>
-    </w:p>
-    <w:p>
-      <w:pPr>
-        <w:pStyle w:val="NoSpacing"/>
-        <w:rPr>
-          <w:b/>
-          <w:bCs/>
-        </w:rPr>
-      </w:pPr>
-      <w:r>
-        <w:rPr>
-          <w:b/>
-          <w:bCs/>
-        </w:rPr>
-        <w:tab/>
-      </w:r>
-      <w:r>
-        <w:rPr>
-          <w:b/>
-          <w:bCs/>
-        </w:rPr>
-        <w:tab/>
-      </w:r>
-    </w:p>
-    <w:p>
-      <w:pPr>
-        <w:pStyle w:val="NoSpacing"/>
-        <w:rPr>
-          <w:b/>
-          <w:bCs/>
-        </w:rPr>
-      </w:pPr>
-    </w:p>
-    <w:p>
-      <w:pPr>
-        <w:pStyle w:val="NoSpacing"/>
-        <w:rPr>
-          <w:b/>
-          <w:bCs/>
-        </w:rPr>
-      </w:pPr>
-    </w:p>
-    <w:p>
-      <w:pPr>
-        <w:pStyle w:val="NoSpacing"/>
-        <w:rPr>
-          <w:b/>
-          <w:bCs/>
-        </w:rPr>
-      </w:pPr>
-    </w:p>
-    <w:p>
-      <w:pPr>
-        <w:pStyle w:val="NoSpacing"/>
-        <w:rPr>
-          <w:b/>
-          <w:bCs/>
-        </w:rPr>
-      </w:pPr>
-    </w:p>
-    <w:p>
-      <w:pPr>
-        <w:pStyle w:val="NoSpacing"/>
         <w:rPr>
           <w:b/>
           <w:bCs/>
@@ -1242,23 +1097,7 @@
     <w:p>
       <w:pPr>
         <w:pStyle w:val="NoSpacing"/>
-      </w:pPr>
-    </w:p>
-    <w:p>
-      <w:pPr>
-        <w:pStyle w:val="NoSpacing"/>
-      </w:pPr>
-    </w:p>
-    <w:p>
-      <w:pPr>
-        <w:pStyle w:val="NoSpacing"/>
-      </w:pPr>
-    </w:p>
-    <w:p>
-      <w:pPr>
-        <w:pStyle w:val="NoSpacing"/>
-        <w:ind w:left="720" w:firstLine="720"/>
-        <w:jc w:val="center"/>
+        <w:ind w:left="4320"/>
         <w:rPr>
           <w:b/>
           <w:bCs/>
@@ -1279,27 +1118,6 @@
     <w:p>
       <w:pPr>
         <w:pStyle w:val="NoSpacing"/>
-        <w:ind w:left="720" w:firstLine="720"/>
-        <w:rPr>
-          <w:b/>
-          <w:bCs/>
-        </w:rPr>
-      </w:pPr>
-    </w:p>
-    <w:p>
-      <w:pPr>
-        <w:pStyle w:val="NoSpacing"/>
-        <w:ind w:left="720" w:firstLine="720"/>
-        <w:rPr>
-          <w:b/>
-          <w:bCs/>
-        </w:rPr>
-      </w:pPr>
-    </w:p>
-    <w:p>
-      <w:pPr>
-        <w:pStyle w:val="NoSpacing"/>
-        <w:ind w:left="720" w:firstLine="720"/>
         <w:rPr>
           <w:b/>
           <w:bCs/>
@@ -1437,20 +1255,7 @@
     </w:p>
     <w:p>
       <w:pPr>
-        <w:ind w:left="2160"/>
-      </w:pPr>
-    </w:p>
-    <w:p>
-      <w:pPr>
-        <w:rPr>
-          <w:lang w:val="en-GB"/>
-        </w:rPr>
-      </w:pPr>
-    </w:p>
-    <w:p>
-      <w:pPr>
-        <w:ind w:left="720" w:firstLine="720"/>
-        <w:jc w:val="center"/>
+        <w:ind w:left="2160" w:firstLine="720"/>
         <w:rPr>
           <w:b/>
           <w:bCs/>
@@ -1470,25 +1275,7 @@
     </w:p>
     <w:p>
       <w:pPr>
-        <w:ind w:left="720" w:firstLine="720"/>
-        <w:rPr>
-          <w:b/>
-          <w:bCs/>
-        </w:rPr>
-      </w:pPr>
-    </w:p>
-    <w:p>
-      <w:pPr>
-        <w:ind w:left="720" w:firstLine="720"/>
-        <w:rPr>
-          <w:b/>
-          <w:bCs/>
-        </w:rPr>
-      </w:pPr>
-    </w:p>
-    <w:p>
-      <w:pPr>
-        <w:ind w:left="1440" w:firstLine="720"/>
+        <w:ind w:left="1800" w:firstLine="360"/>
         <w:rPr>
           <w:b/>
           <w:bCs/>
@@ -1544,6 +1331,15 @@
           <w:bCs/>
         </w:rPr>
       </w:pPr>
+    </w:p>
+    <w:p>
+      <w:pPr>
+        <w:ind w:left="1440" w:firstLine="720"/>
+        <w:rPr>
+          <w:b/>
+          <w:bCs/>
+        </w:rPr>
+      </w:pPr>
       <w:r>
         <w:rPr>
           <w:b/>
@@ -1619,12 +1415,34 @@
         </w:tabs>
       </w:pPr>
       <w:r>
+        <w:t>Backend</w:t>
+      </w:r>
+    </w:p>
+    <w:p>
+      <w:pPr>
+        <w:numPr>
+          <w:ilvl w:val="0"/>
+          <w:numId w:val="15"/>
+        </w:numPr>
+        <w:tabs>
+          <w:tab w:val="num" w:pos="720"/>
+        </w:tabs>
+      </w:pPr>
+      <w:r>
         <w:t>Google Chrome Browser</w:t>
       </w:r>
     </w:p>
-    <w:p/>
-    <w:p/>
-    <w:p/>
+    <w:p>
+      <w:pPr>
+        <w:numPr>
+          <w:ilvl w:val="0"/>
+          <w:numId w:val="15"/>
+        </w:numPr>
+        <w:tabs>
+          <w:tab w:val="num" w:pos="720"/>
+        </w:tabs>
+      </w:pPr>
+    </w:p>
     <w:p>
       <w:pPr>
         <w:jc w:val="center"/>
@@ -1642,15 +1460,6 @@
         </w:rPr>
         <w:t>RESOURCES AND LIMITATIONS</w:t>
       </w:r>
-    </w:p>
-    <w:p>
-      <w:pPr>
-        <w:ind w:left="720" w:firstLine="720"/>
-        <w:rPr>
-          <w:b/>
-          <w:bCs/>
-        </w:rPr>
-      </w:pPr>
     </w:p>
     <w:p>
       <w:pPr>
@@ -1708,7 +1517,14 @@
         <w:t xml:space="preserve">Online UI design references </w:t>
       </w:r>
     </w:p>
-    <w:p/>
+    <w:p>
+      <w:pPr>
+        <w:numPr>
+          <w:ilvl w:val="0"/>
+          <w:numId w:val="16"/>
+        </w:numPr>
+      </w:pPr>
+    </w:p>
     <w:p>
       <w:pPr>
         <w:ind w:left="1440" w:firstLine="720"/>
@@ -1820,7 +1636,11 @@
         <w:t>These features can be added in future versions.</w:t>
       </w:r>
     </w:p>
-    <w:p/>
+    <w:p>
+      <w:pPr>
+        <w:ind w:left="2160" w:firstLine="360"/>
+      </w:pPr>
+    </w:p>
     <w:p>
       <w:pPr>
         <w:ind w:left="1440" w:firstLine="720"/>
@@ -1982,6 +1802,1040 @@
     </w:p>
     <w:p>
       <w:pPr>
+        <w:tabs>
+          <w:tab w:val="num" w:pos="1080"/>
+        </w:tabs>
+      </w:pPr>
+    </w:p>
+    <w:p>
+      <w:pPr>
+        <w:tabs>
+          <w:tab w:val="num" w:pos="1080"/>
+        </w:tabs>
+      </w:pPr>
+    </w:p>
+    <w:p>
+      <w:pPr>
+        <w:tabs>
+          <w:tab w:val="num" w:pos="1080"/>
+        </w:tabs>
+      </w:pPr>
+    </w:p>
+    <w:p>
+      <w:pPr>
+        <w:tabs>
+          <w:tab w:val="num" w:pos="1080"/>
+        </w:tabs>
+        <w:jc w:val="center"/>
+        <w:rPr>
+          <w:b/>
+          <w:bCs/>
+          <w:sz w:val="36"/>
+          <w:szCs w:val="36"/>
+        </w:rPr>
+      </w:pPr>
+    </w:p>
+    <w:p>
+      <w:pPr>
+        <w:tabs>
+          <w:tab w:val="num" w:pos="1080"/>
+        </w:tabs>
+        <w:jc w:val="center"/>
+        <w:rPr>
+          <w:b/>
+          <w:bCs/>
+          <w:sz w:val="36"/>
+          <w:szCs w:val="36"/>
+        </w:rPr>
+      </w:pPr>
+      <w:r>
+        <w:rPr>
+          <w:b/>
+          <w:bCs/>
+          <w:sz w:val="36"/>
+          <w:szCs w:val="36"/>
+        </w:rPr>
+        <w:t>GANTT CHART</w:t>
+      </w:r>
+    </w:p>
+    <w:p>
+      <w:pPr>
+        <w:tabs>
+          <w:tab w:val="num" w:pos="1080"/>
+        </w:tabs>
+      </w:pPr>
+    </w:p>
+    <w:tbl>
+      <w:tblPr>
+        <w:tblStyle w:val="TableGrid"/>
+        <w:tblW w:w="0" w:type="auto"/>
+        <w:tblInd w:w="846" w:type="dxa"/>
+        <w:tblLook w:val="04A0" w:firstRow="1" w:lastRow="0" w:firstColumn="1" w:lastColumn="0" w:noHBand="0" w:noVBand="1"/>
+      </w:tblPr>
+      <w:tblGrid>
+        <w:gridCol w:w="1604"/>
+        <w:gridCol w:w="1464"/>
+        <w:gridCol w:w="1465"/>
+        <w:gridCol w:w="1466"/>
+        <w:gridCol w:w="1466"/>
+        <w:gridCol w:w="1421"/>
+        <w:gridCol w:w="1466"/>
+      </w:tblGrid>
+      <w:tr>
+        <w:trPr>
+          <w:trHeight w:val="779"/>
+        </w:trPr>
+        <w:tc>
+          <w:tcPr>
+            <w:tcW w:w="1573" w:type="dxa"/>
+          </w:tcPr>
+          <w:p>
+            <w:pPr>
+              <w:tabs>
+                <w:tab w:val="num" w:pos="1080"/>
+              </w:tabs>
+              <w:rPr>
+                <w:b/>
+                <w:bCs/>
+              </w:rPr>
+            </w:pPr>
+            <w:r>
+              <w:rPr>
+                <w:b/>
+                <w:bCs/>
+                <w:sz w:val="28"/>
+                <w:szCs w:val="28"/>
+              </w:rPr>
+              <w:t>ACTIVITIES</w:t>
+            </w:r>
+          </w:p>
+        </w:tc>
+        <w:tc>
+          <w:tcPr>
+            <w:tcW w:w="1464" w:type="dxa"/>
+          </w:tcPr>
+          <w:p>
+            <w:pPr>
+              <w:tabs>
+                <w:tab w:val="num" w:pos="1080"/>
+              </w:tabs>
+              <w:rPr>
+                <w:b/>
+                <w:bCs/>
+                <w:sz w:val="28"/>
+                <w:szCs w:val="28"/>
+              </w:rPr>
+            </w:pPr>
+            <w:r>
+              <w:rPr>
+                <w:b/>
+                <w:bCs/>
+                <w:sz w:val="28"/>
+                <w:szCs w:val="28"/>
+              </w:rPr>
+              <w:t xml:space="preserve">      W1 </w:t>
+            </w:r>
+          </w:p>
+        </w:tc>
+        <w:tc>
+          <w:tcPr>
+            <w:tcW w:w="1465" w:type="dxa"/>
+          </w:tcPr>
+          <w:p>
+            <w:pPr>
+              <w:tabs>
+                <w:tab w:val="num" w:pos="1080"/>
+              </w:tabs>
+            </w:pPr>
+            <w:r>
+              <w:rPr>
+                <w:b/>
+                <w:bCs/>
+                <w:sz w:val="28"/>
+                <w:szCs w:val="28"/>
+              </w:rPr>
+              <w:t xml:space="preserve">W2 </w:t>
+            </w:r>
+          </w:p>
+        </w:tc>
+        <w:tc>
+          <w:tcPr>
+            <w:tcW w:w="1466" w:type="dxa"/>
+          </w:tcPr>
+          <w:p>
+            <w:pPr>
+              <w:tabs>
+                <w:tab w:val="num" w:pos="1080"/>
+              </w:tabs>
+            </w:pPr>
+            <w:r>
+              <w:rPr>
+                <w:b/>
+                <w:bCs/>
+                <w:sz w:val="28"/>
+                <w:szCs w:val="28"/>
+              </w:rPr>
+              <w:t xml:space="preserve">W3 </w:t>
+            </w:r>
+          </w:p>
+        </w:tc>
+        <w:tc>
+          <w:tcPr>
+            <w:tcW w:w="1466" w:type="dxa"/>
+          </w:tcPr>
+          <w:p>
+            <w:pPr>
+              <w:tabs>
+                <w:tab w:val="num" w:pos="1080"/>
+              </w:tabs>
+            </w:pPr>
+            <w:r>
+              <w:rPr>
+                <w:b/>
+                <w:bCs/>
+                <w:sz w:val="28"/>
+                <w:szCs w:val="28"/>
+              </w:rPr>
+              <w:t xml:space="preserve">W4 </w:t>
+            </w:r>
+          </w:p>
+        </w:tc>
+        <w:tc>
+          <w:tcPr>
+            <w:tcW w:w="1421" w:type="dxa"/>
+          </w:tcPr>
+          <w:p>
+            <w:pPr>
+              <w:tabs>
+                <w:tab w:val="num" w:pos="1080"/>
+              </w:tabs>
+              <w:rPr>
+                <w:b/>
+                <w:bCs/>
+                <w:sz w:val="28"/>
+                <w:szCs w:val="28"/>
+              </w:rPr>
+            </w:pPr>
+            <w:r>
+              <w:rPr>
+                <w:b/>
+                <w:bCs/>
+                <w:sz w:val="28"/>
+                <w:szCs w:val="28"/>
+              </w:rPr>
+              <w:t>W5</w:t>
+            </w:r>
+          </w:p>
+        </w:tc>
+        <w:tc>
+          <w:tcPr>
+            <w:tcW w:w="1466" w:type="dxa"/>
+          </w:tcPr>
+          <w:p>
+            <w:pPr>
+              <w:tabs>
+                <w:tab w:val="num" w:pos="1080"/>
+              </w:tabs>
+            </w:pPr>
+            <w:r>
+              <w:rPr>
+                <w:b/>
+                <w:bCs/>
+                <w:sz w:val="28"/>
+                <w:szCs w:val="28"/>
+              </w:rPr>
+              <w:t>W6</w:t>
+            </w:r>
+          </w:p>
+        </w:tc>
+      </w:tr>
+      <w:tr>
+        <w:trPr>
+          <w:trHeight w:val="680"/>
+        </w:trPr>
+        <w:tc>
+          <w:tcPr>
+            <w:tcW w:w="1573" w:type="dxa"/>
+          </w:tcPr>
+          <w:p>
+            <w:pPr>
+              <w:tabs>
+                <w:tab w:val="num" w:pos="1080"/>
+              </w:tabs>
+            </w:pPr>
+            <w:r>
+              <w:t>Documentation</w:t>
+            </w:r>
+          </w:p>
+        </w:tc>
+        <w:tc>
+          <w:tcPr>
+            <w:tcW w:w="1464" w:type="dxa"/>
+            <w:shd w:val="clear" w:color="auto" w:fill="92D050"/>
+          </w:tcPr>
+          <w:p>
+            <w:pPr>
+              <w:tabs>
+                <w:tab w:val="num" w:pos="1080"/>
+              </w:tabs>
+            </w:pPr>
+          </w:p>
+        </w:tc>
+        <w:tc>
+          <w:tcPr>
+            <w:tcW w:w="1465" w:type="dxa"/>
+          </w:tcPr>
+          <w:p>
+            <w:pPr>
+              <w:tabs>
+                <w:tab w:val="num" w:pos="1080"/>
+              </w:tabs>
+            </w:pPr>
+          </w:p>
+        </w:tc>
+        <w:tc>
+          <w:tcPr>
+            <w:tcW w:w="1466" w:type="dxa"/>
+          </w:tcPr>
+          <w:p>
+            <w:pPr>
+              <w:tabs>
+                <w:tab w:val="num" w:pos="1080"/>
+              </w:tabs>
+            </w:pPr>
+          </w:p>
+        </w:tc>
+        <w:tc>
+          <w:tcPr>
+            <w:tcW w:w="1466" w:type="dxa"/>
+          </w:tcPr>
+          <w:p>
+            <w:pPr>
+              <w:tabs>
+                <w:tab w:val="num" w:pos="1080"/>
+              </w:tabs>
+            </w:pPr>
+          </w:p>
+        </w:tc>
+        <w:tc>
+          <w:tcPr>
+            <w:tcW w:w="1421" w:type="dxa"/>
+          </w:tcPr>
+          <w:p>
+            <w:pPr>
+              <w:tabs>
+                <w:tab w:val="num" w:pos="1080"/>
+              </w:tabs>
+            </w:pPr>
+          </w:p>
+        </w:tc>
+        <w:tc>
+          <w:tcPr>
+            <w:tcW w:w="1466" w:type="dxa"/>
+          </w:tcPr>
+          <w:p>
+            <w:pPr>
+              <w:tabs>
+                <w:tab w:val="num" w:pos="1080"/>
+              </w:tabs>
+            </w:pPr>
+          </w:p>
+        </w:tc>
+      </w:tr>
+      <w:tr>
+        <w:trPr>
+          <w:trHeight w:val="682"/>
+        </w:trPr>
+        <w:tc>
+          <w:tcPr>
+            <w:tcW w:w="1573" w:type="dxa"/>
+          </w:tcPr>
+          <w:p>
+            <w:pPr>
+              <w:tabs>
+                <w:tab w:val="num" w:pos="1080"/>
+              </w:tabs>
+            </w:pPr>
+            <w:r>
+              <w:t>Requirement Analysis</w:t>
+            </w:r>
+          </w:p>
+        </w:tc>
+        <w:tc>
+          <w:tcPr>
+            <w:tcW w:w="1464" w:type="dxa"/>
+            <w:shd w:val="clear" w:color="auto" w:fill="00B0F0"/>
+          </w:tcPr>
+          <w:p>
+            <w:pPr>
+              <w:tabs>
+                <w:tab w:val="num" w:pos="1080"/>
+              </w:tabs>
+            </w:pPr>
+          </w:p>
+        </w:tc>
+        <w:tc>
+          <w:tcPr>
+            <w:tcW w:w="1465" w:type="dxa"/>
+          </w:tcPr>
+          <w:p>
+            <w:pPr>
+              <w:tabs>
+                <w:tab w:val="num" w:pos="1080"/>
+              </w:tabs>
+            </w:pPr>
+          </w:p>
+        </w:tc>
+        <w:tc>
+          <w:tcPr>
+            <w:tcW w:w="1466" w:type="dxa"/>
+          </w:tcPr>
+          <w:p>
+            <w:pPr>
+              <w:tabs>
+                <w:tab w:val="num" w:pos="1080"/>
+              </w:tabs>
+            </w:pPr>
+          </w:p>
+        </w:tc>
+        <w:tc>
+          <w:tcPr>
+            <w:tcW w:w="1466" w:type="dxa"/>
+          </w:tcPr>
+          <w:p>
+            <w:pPr>
+              <w:tabs>
+                <w:tab w:val="num" w:pos="1080"/>
+              </w:tabs>
+            </w:pPr>
+          </w:p>
+        </w:tc>
+        <w:tc>
+          <w:tcPr>
+            <w:tcW w:w="1421" w:type="dxa"/>
+          </w:tcPr>
+          <w:p>
+            <w:pPr>
+              <w:tabs>
+                <w:tab w:val="num" w:pos="1080"/>
+              </w:tabs>
+            </w:pPr>
+          </w:p>
+        </w:tc>
+        <w:tc>
+          <w:tcPr>
+            <w:tcW w:w="1466" w:type="dxa"/>
+          </w:tcPr>
+          <w:p>
+            <w:pPr>
+              <w:tabs>
+                <w:tab w:val="num" w:pos="1080"/>
+              </w:tabs>
+            </w:pPr>
+          </w:p>
+        </w:tc>
+      </w:tr>
+      <w:tr>
+        <w:trPr>
+          <w:trHeight w:val="685"/>
+        </w:trPr>
+        <w:tc>
+          <w:tcPr>
+            <w:tcW w:w="1573" w:type="dxa"/>
+          </w:tcPr>
+          <w:p>
+            <w:pPr>
+              <w:tabs>
+                <w:tab w:val="num" w:pos="1080"/>
+              </w:tabs>
+            </w:pPr>
+            <w:r>
+              <w:t>UI/UX Design</w:t>
+            </w:r>
+          </w:p>
+        </w:tc>
+        <w:tc>
+          <w:tcPr>
+            <w:tcW w:w="1464" w:type="dxa"/>
+            <w:shd w:val="clear" w:color="auto" w:fill="0070C0"/>
+          </w:tcPr>
+          <w:p>
+            <w:pPr>
+              <w:tabs>
+                <w:tab w:val="num" w:pos="1080"/>
+              </w:tabs>
+            </w:pPr>
+          </w:p>
+        </w:tc>
+        <w:tc>
+          <w:tcPr>
+            <w:tcW w:w="1465" w:type="dxa"/>
+            <w:shd w:val="clear" w:color="auto" w:fill="0070C0"/>
+          </w:tcPr>
+          <w:p>
+            <w:pPr>
+              <w:tabs>
+                <w:tab w:val="num" w:pos="1080"/>
+              </w:tabs>
+            </w:pPr>
+          </w:p>
+        </w:tc>
+        <w:tc>
+          <w:tcPr>
+            <w:tcW w:w="1466" w:type="dxa"/>
+          </w:tcPr>
+          <w:p>
+            <w:pPr>
+              <w:tabs>
+                <w:tab w:val="num" w:pos="1080"/>
+              </w:tabs>
+            </w:pPr>
+          </w:p>
+        </w:tc>
+        <w:tc>
+          <w:tcPr>
+            <w:tcW w:w="1466" w:type="dxa"/>
+          </w:tcPr>
+          <w:p>
+            <w:pPr>
+              <w:tabs>
+                <w:tab w:val="num" w:pos="1080"/>
+              </w:tabs>
+            </w:pPr>
+          </w:p>
+        </w:tc>
+        <w:tc>
+          <w:tcPr>
+            <w:tcW w:w="1421" w:type="dxa"/>
+          </w:tcPr>
+          <w:p>
+            <w:pPr>
+              <w:tabs>
+                <w:tab w:val="num" w:pos="1080"/>
+              </w:tabs>
+            </w:pPr>
+          </w:p>
+        </w:tc>
+        <w:tc>
+          <w:tcPr>
+            <w:tcW w:w="1466" w:type="dxa"/>
+          </w:tcPr>
+          <w:p>
+            <w:pPr>
+              <w:tabs>
+                <w:tab w:val="num" w:pos="1080"/>
+              </w:tabs>
+            </w:pPr>
+          </w:p>
+        </w:tc>
+      </w:tr>
+      <w:tr>
+        <w:trPr>
+          <w:trHeight w:val="684"/>
+        </w:trPr>
+        <w:tc>
+          <w:tcPr>
+            <w:tcW w:w="1573" w:type="dxa"/>
+          </w:tcPr>
+          <w:p>
+            <w:pPr>
+              <w:tabs>
+                <w:tab w:val="num" w:pos="1080"/>
+              </w:tabs>
+            </w:pPr>
+            <w:r>
+              <w:t>Frontend Development</w:t>
+            </w:r>
+          </w:p>
+        </w:tc>
+        <w:tc>
+          <w:tcPr>
+            <w:tcW w:w="1464" w:type="dxa"/>
+            <w:shd w:val="clear" w:color="auto" w:fill="C45911" w:themeFill="accent2" w:themeFillShade="BF"/>
+          </w:tcPr>
+          <w:p>
+            <w:pPr>
+              <w:tabs>
+                <w:tab w:val="num" w:pos="1080"/>
+              </w:tabs>
+            </w:pPr>
+          </w:p>
+        </w:tc>
+        <w:tc>
+          <w:tcPr>
+            <w:tcW w:w="1465" w:type="dxa"/>
+            <w:shd w:val="clear" w:color="auto" w:fill="C45911" w:themeFill="accent2" w:themeFillShade="BF"/>
+          </w:tcPr>
+          <w:p>
+            <w:pPr>
+              <w:tabs>
+                <w:tab w:val="num" w:pos="1080"/>
+              </w:tabs>
+            </w:pPr>
+          </w:p>
+        </w:tc>
+        <w:tc>
+          <w:tcPr>
+            <w:tcW w:w="1466" w:type="dxa"/>
+            <w:shd w:val="clear" w:color="auto" w:fill="C45911" w:themeFill="accent2" w:themeFillShade="BF"/>
+          </w:tcPr>
+          <w:p>
+            <w:pPr>
+              <w:tabs>
+                <w:tab w:val="num" w:pos="1080"/>
+              </w:tabs>
+            </w:pPr>
+          </w:p>
+        </w:tc>
+        <w:tc>
+          <w:tcPr>
+            <w:tcW w:w="1466" w:type="dxa"/>
+          </w:tcPr>
+          <w:p>
+            <w:pPr>
+              <w:tabs>
+                <w:tab w:val="num" w:pos="1080"/>
+              </w:tabs>
+            </w:pPr>
+          </w:p>
+        </w:tc>
+        <w:tc>
+          <w:tcPr>
+            <w:tcW w:w="1421" w:type="dxa"/>
+          </w:tcPr>
+          <w:p>
+            <w:pPr>
+              <w:tabs>
+                <w:tab w:val="num" w:pos="1080"/>
+              </w:tabs>
+            </w:pPr>
+          </w:p>
+        </w:tc>
+        <w:tc>
+          <w:tcPr>
+            <w:tcW w:w="1466" w:type="dxa"/>
+          </w:tcPr>
+          <w:p>
+            <w:pPr>
+              <w:tabs>
+                <w:tab w:val="num" w:pos="1080"/>
+              </w:tabs>
+            </w:pPr>
+          </w:p>
+        </w:tc>
+      </w:tr>
+      <w:tr>
+        <w:trPr>
+          <w:trHeight w:val="540"/>
+        </w:trPr>
+        <w:tc>
+          <w:tcPr>
+            <w:tcW w:w="1573" w:type="dxa"/>
+          </w:tcPr>
+          <w:p>
+            <w:pPr>
+              <w:tabs>
+                <w:tab w:val="num" w:pos="1080"/>
+              </w:tabs>
+            </w:pPr>
+            <w:r>
+              <w:t>Backend Development</w:t>
+            </w:r>
+          </w:p>
+        </w:tc>
+        <w:tc>
+          <w:tcPr>
+            <w:tcW w:w="1464" w:type="dxa"/>
+          </w:tcPr>
+          <w:p>
+            <w:pPr>
+              <w:tabs>
+                <w:tab w:val="num" w:pos="1080"/>
+              </w:tabs>
+            </w:pPr>
+          </w:p>
+        </w:tc>
+        <w:tc>
+          <w:tcPr>
+            <w:tcW w:w="1465" w:type="dxa"/>
+          </w:tcPr>
+          <w:p>
+            <w:pPr>
+              <w:tabs>
+                <w:tab w:val="num" w:pos="1080"/>
+              </w:tabs>
+            </w:pPr>
+          </w:p>
+        </w:tc>
+        <w:tc>
+          <w:tcPr>
+            <w:tcW w:w="1466" w:type="dxa"/>
+            <w:shd w:val="clear" w:color="auto" w:fill="1F3864" w:themeFill="accent1" w:themeFillShade="80"/>
+          </w:tcPr>
+          <w:p>
+            <w:pPr>
+              <w:tabs>
+                <w:tab w:val="num" w:pos="1080"/>
+              </w:tabs>
+            </w:pPr>
+          </w:p>
+        </w:tc>
+        <w:tc>
+          <w:tcPr>
+            <w:tcW w:w="1466" w:type="dxa"/>
+            <w:shd w:val="clear" w:color="auto" w:fill="1F3864" w:themeFill="accent1" w:themeFillShade="80"/>
+          </w:tcPr>
+          <w:p>
+            <w:pPr>
+              <w:tabs>
+                <w:tab w:val="num" w:pos="1080"/>
+              </w:tabs>
+            </w:pPr>
+          </w:p>
+        </w:tc>
+        <w:tc>
+          <w:tcPr>
+            <w:tcW w:w="1421" w:type="dxa"/>
+            <w:shd w:val="clear" w:color="auto" w:fill="1F3864" w:themeFill="accent1" w:themeFillShade="80"/>
+          </w:tcPr>
+          <w:p>
+            <w:pPr>
+              <w:tabs>
+                <w:tab w:val="num" w:pos="1080"/>
+              </w:tabs>
+            </w:pPr>
+          </w:p>
+        </w:tc>
+        <w:tc>
+          <w:tcPr>
+            <w:tcW w:w="1466" w:type="dxa"/>
+          </w:tcPr>
+          <w:p>
+            <w:pPr>
+              <w:tabs>
+                <w:tab w:val="num" w:pos="1080"/>
+              </w:tabs>
+            </w:pPr>
+          </w:p>
+        </w:tc>
+      </w:tr>
+      <w:tr>
+        <w:trPr>
+          <w:trHeight w:val="540"/>
+        </w:trPr>
+        <w:tc>
+          <w:tcPr>
+            <w:tcW w:w="1573" w:type="dxa"/>
+          </w:tcPr>
+          <w:p>
+            <w:pPr>
+              <w:tabs>
+                <w:tab w:val="num" w:pos="1080"/>
+              </w:tabs>
+            </w:pPr>
+            <w:r>
+              <w:t>Database</w:t>
+            </w:r>
+          </w:p>
+        </w:tc>
+        <w:tc>
+          <w:tcPr>
+            <w:tcW w:w="1464" w:type="dxa"/>
+          </w:tcPr>
+          <w:p>
+            <w:pPr>
+              <w:tabs>
+                <w:tab w:val="num" w:pos="1080"/>
+              </w:tabs>
+            </w:pPr>
+          </w:p>
+        </w:tc>
+        <w:tc>
+          <w:tcPr>
+            <w:tcW w:w="1465" w:type="dxa"/>
+          </w:tcPr>
+          <w:p>
+            <w:pPr>
+              <w:tabs>
+                <w:tab w:val="num" w:pos="1080"/>
+              </w:tabs>
+            </w:pPr>
+          </w:p>
+        </w:tc>
+        <w:tc>
+          <w:tcPr>
+            <w:tcW w:w="1466" w:type="dxa"/>
+            <w:shd w:val="clear" w:color="auto" w:fill="EE0000"/>
+          </w:tcPr>
+          <w:p>
+            <w:pPr>
+              <w:tabs>
+                <w:tab w:val="num" w:pos="1080"/>
+              </w:tabs>
+            </w:pPr>
+          </w:p>
+        </w:tc>
+        <w:tc>
+          <w:tcPr>
+            <w:tcW w:w="1466" w:type="dxa"/>
+            <w:shd w:val="clear" w:color="auto" w:fill="EE0000"/>
+          </w:tcPr>
+          <w:p>
+            <w:pPr>
+              <w:tabs>
+                <w:tab w:val="num" w:pos="1080"/>
+              </w:tabs>
+            </w:pPr>
+          </w:p>
+        </w:tc>
+        <w:tc>
+          <w:tcPr>
+            <w:tcW w:w="1421" w:type="dxa"/>
+          </w:tcPr>
+          <w:p>
+            <w:pPr>
+              <w:tabs>
+                <w:tab w:val="num" w:pos="1080"/>
+              </w:tabs>
+            </w:pPr>
+          </w:p>
+        </w:tc>
+        <w:tc>
+          <w:tcPr>
+            <w:tcW w:w="1466" w:type="dxa"/>
+          </w:tcPr>
+          <w:p>
+            <w:pPr>
+              <w:tabs>
+                <w:tab w:val="num" w:pos="1080"/>
+              </w:tabs>
+            </w:pPr>
+          </w:p>
+        </w:tc>
+      </w:tr>
+      <w:tr>
+        <w:trPr>
+          <w:trHeight w:val="474"/>
+        </w:trPr>
+        <w:tc>
+          <w:tcPr>
+            <w:tcW w:w="1573" w:type="dxa"/>
+          </w:tcPr>
+          <w:p>
+            <w:pPr>
+              <w:tabs>
+                <w:tab w:val="num" w:pos="1080"/>
+              </w:tabs>
+            </w:pPr>
+            <w:r>
+              <w:t>API</w:t>
+            </w:r>
+          </w:p>
+        </w:tc>
+        <w:tc>
+          <w:tcPr>
+            <w:tcW w:w="1464" w:type="dxa"/>
+          </w:tcPr>
+          <w:p>
+            <w:pPr>
+              <w:tabs>
+                <w:tab w:val="num" w:pos="1080"/>
+              </w:tabs>
+            </w:pPr>
+          </w:p>
+        </w:tc>
+        <w:tc>
+          <w:tcPr>
+            <w:tcW w:w="1465" w:type="dxa"/>
+          </w:tcPr>
+          <w:p>
+            <w:pPr>
+              <w:tabs>
+                <w:tab w:val="num" w:pos="1080"/>
+              </w:tabs>
+            </w:pPr>
+          </w:p>
+        </w:tc>
+        <w:tc>
+          <w:tcPr>
+            <w:tcW w:w="1466" w:type="dxa"/>
+          </w:tcPr>
+          <w:p>
+            <w:pPr>
+              <w:tabs>
+                <w:tab w:val="num" w:pos="1080"/>
+              </w:tabs>
+            </w:pPr>
+          </w:p>
+        </w:tc>
+        <w:tc>
+          <w:tcPr>
+            <w:tcW w:w="1466" w:type="dxa"/>
+            <w:shd w:val="clear" w:color="auto" w:fill="FFE599" w:themeFill="accent4" w:themeFillTint="66"/>
+          </w:tcPr>
+          <w:p>
+            <w:pPr>
+              <w:tabs>
+                <w:tab w:val="num" w:pos="1080"/>
+              </w:tabs>
+            </w:pPr>
+          </w:p>
+        </w:tc>
+        <w:tc>
+          <w:tcPr>
+            <w:tcW w:w="1421" w:type="dxa"/>
+            <w:shd w:val="clear" w:color="auto" w:fill="FFE599" w:themeFill="accent4" w:themeFillTint="66"/>
+          </w:tcPr>
+          <w:p>
+            <w:pPr>
+              <w:tabs>
+                <w:tab w:val="num" w:pos="1080"/>
+              </w:tabs>
+            </w:pPr>
+          </w:p>
+        </w:tc>
+        <w:tc>
+          <w:tcPr>
+            <w:tcW w:w="1466" w:type="dxa"/>
+          </w:tcPr>
+          <w:p>
+            <w:pPr>
+              <w:tabs>
+                <w:tab w:val="num" w:pos="1080"/>
+              </w:tabs>
+            </w:pPr>
+          </w:p>
+        </w:tc>
+      </w:tr>
+      <w:tr>
+        <w:trPr>
+          <w:trHeight w:val="625"/>
+        </w:trPr>
+        <w:tc>
+          <w:tcPr>
+            <w:tcW w:w="1573" w:type="dxa"/>
+          </w:tcPr>
+          <w:p>
+            <w:pPr>
+              <w:tabs>
+                <w:tab w:val="num" w:pos="1080"/>
+              </w:tabs>
+            </w:pPr>
+            <w:r>
+              <w:t>Deployment</w:t>
+            </w:r>
+          </w:p>
+        </w:tc>
+        <w:tc>
+          <w:tcPr>
+            <w:tcW w:w="1464" w:type="dxa"/>
+          </w:tcPr>
+          <w:p>
+            <w:pPr>
+              <w:tabs>
+                <w:tab w:val="num" w:pos="1080"/>
+              </w:tabs>
+            </w:pPr>
+          </w:p>
+        </w:tc>
+        <w:tc>
+          <w:tcPr>
+            <w:tcW w:w="1465" w:type="dxa"/>
+          </w:tcPr>
+          <w:p>
+            <w:pPr>
+              <w:tabs>
+                <w:tab w:val="num" w:pos="1080"/>
+              </w:tabs>
+            </w:pPr>
+          </w:p>
+        </w:tc>
+        <w:tc>
+          <w:tcPr>
+            <w:tcW w:w="1466" w:type="dxa"/>
+          </w:tcPr>
+          <w:p>
+            <w:pPr>
+              <w:tabs>
+                <w:tab w:val="num" w:pos="1080"/>
+              </w:tabs>
+            </w:pPr>
+          </w:p>
+        </w:tc>
+        <w:tc>
+          <w:tcPr>
+            <w:tcW w:w="1466" w:type="dxa"/>
+          </w:tcPr>
+          <w:p>
+            <w:pPr>
+              <w:tabs>
+                <w:tab w:val="num" w:pos="1080"/>
+              </w:tabs>
+            </w:pPr>
+          </w:p>
+        </w:tc>
+        <w:tc>
+          <w:tcPr>
+            <w:tcW w:w="1421" w:type="dxa"/>
+          </w:tcPr>
+          <w:p>
+            <w:pPr>
+              <w:tabs>
+                <w:tab w:val="num" w:pos="1080"/>
+              </w:tabs>
+            </w:pPr>
+          </w:p>
+        </w:tc>
+        <w:tc>
+          <w:tcPr>
+            <w:tcW w:w="1466" w:type="dxa"/>
+            <w:shd w:val="clear" w:color="auto" w:fill="7B7B7B" w:themeFill="accent3" w:themeFillShade="BF"/>
+          </w:tcPr>
+          <w:p>
+            <w:pPr>
+              <w:tabs>
+                <w:tab w:val="num" w:pos="1080"/>
+              </w:tabs>
+            </w:pPr>
+          </w:p>
+        </w:tc>
+      </w:tr>
+    </w:tbl>
+    <w:p>
+      <w:pPr>
+        <w:tabs>
+          <w:tab w:val="num" w:pos="1080"/>
+        </w:tabs>
+      </w:pPr>
+    </w:p>
+    <w:p>
+      <w:pPr>
+        <w:tabs>
+          <w:tab w:val="num" w:pos="1080"/>
+        </w:tabs>
+      </w:pPr>
+    </w:p>
+    <w:p>
+      <w:pPr>
+        <w:tabs>
+          <w:tab w:val="num" w:pos="1080"/>
+        </w:tabs>
+      </w:pPr>
+    </w:p>
+    <w:p>
+      <w:pPr>
+        <w:pStyle w:val="Heading2"/>
+        <w:rPr>
+          <w:rFonts w:asciiTheme="minorHAnsi" w:hAnsiTheme="minorHAnsi" w:cstheme="minorHAnsi"/>
+          <w:b/>
+          <w:bCs/>
+          <w:color w:val="auto"/>
+        </w:rPr>
+      </w:pPr>
+    </w:p>
+    <w:p/>
+    <w:p>
+      <w:pPr>
         <w:pStyle w:val="Heading2"/>
         <w:ind w:left="4320"/>
         <w:rPr>
@@ -1991,18 +2845,15 @@
           <w:color w:val="auto"/>
         </w:rPr>
       </w:pPr>
-    </w:p>
-    <w:p>
-      <w:pPr>
-        <w:pStyle w:val="Heading2"/>
-        <w:ind w:left="4320"/>
+      <w:r>
         <w:rPr>
           <w:rFonts w:asciiTheme="minorHAnsi" w:hAnsiTheme="minorHAnsi" w:cstheme="minorHAnsi"/>
           <w:b/>
           <w:bCs/>
           <w:color w:val="auto"/>
         </w:rPr>
-      </w:pPr>
+        <w:t xml:space="preserve">        </w:t>
+      </w:r>
       <w:r>
         <w:rPr>
           <w:rFonts w:asciiTheme="minorHAnsi" w:hAnsiTheme="minorHAnsi" w:cstheme="minorHAnsi"/>
@@ -2035,10 +2886,7 @@
         <w:ind w:left="720" w:firstLine="720"/>
       </w:pPr>
       <w:r>
-        <w:t xml:space="preserve">  </w:t>
-      </w:r>
-      <w:r>
-        <w:t>through a web-based platform. The project demonstrates the use of HTML, CSS, and JavaScript</w:t>
+        <w:t xml:space="preserve">  through a web-based platform. The project demonstrates the use of HTML, CSS, and JavaScript</w:t>
       </w:r>
     </w:p>
     <w:p>
@@ -2047,10 +2895,7 @@
         <w:ind w:left="1440"/>
       </w:pPr>
       <w:r>
-        <w:t xml:space="preserve">  </w:t>
-      </w:r>
-      <w:r>
-        <w:t>to build an interactive and responsive insurance website. It provides users with plan comparison,</w:t>
+        <w:t xml:space="preserve">  to build an interactive and responsive insurance website. It provides users with plan comparison,</w:t>
       </w:r>
     </w:p>
     <w:p>
@@ -2059,10 +2904,7 @@
         <w:jc w:val="center"/>
       </w:pPr>
       <w:r>
-        <w:t xml:space="preserve">        </w:t>
-      </w:r>
-      <w:r>
-        <w:t>premium estimation, and claim request facilities while serving as a foundation for future enhancements</w:t>
+        <w:t xml:space="preserve">        premium estimation, and claim request facilities while serving as a foundation for future enhancements</w:t>
       </w:r>
     </w:p>
     <w:p>
@@ -2071,13 +2913,17 @@
         <w:ind w:left="1440"/>
       </w:pPr>
       <w:r>
-        <w:t xml:space="preserve">  </w:t>
-      </w:r>
-      <w:r>
-        <w:t>involving databases and backend technologies.</w:t>
+        <w:t xml:space="preserve">  involving databases and backend technologies.</w:t>
       </w:r>
     </w:p>
     <w:p/>
+    <w:p>
+      <w:pPr>
+        <w:rPr>
+          <w:lang w:val="en-GB"/>
+        </w:rPr>
+      </w:pPr>
+    </w:p>
     <w:p>
       <w:pPr>
         <w:rPr>
@@ -4122,9 +4968,9 @@
       <w:lvlJc w:val="left"/>
       <w:pPr>
         <w:tabs>
-          <w:tab w:val="num" w:pos="2160"/>
-        </w:tabs>
-        <w:ind w:left="2160" w:hanging="360"/>
+          <w:tab w:val="num" w:pos="2880"/>
+        </w:tabs>
+        <w:ind w:left="2880" w:hanging="360"/>
       </w:pPr>
       <w:rPr>
         <w:rFonts w:ascii="Symbol" w:hAnsi="Symbol" w:hint="default"/>
@@ -4138,9 +4984,9 @@
       <w:lvlJc w:val="left"/>
       <w:pPr>
         <w:tabs>
-          <w:tab w:val="num" w:pos="2880"/>
-        </w:tabs>
-        <w:ind w:left="2880" w:hanging="360"/>
+          <w:tab w:val="num" w:pos="3600"/>
+        </w:tabs>
+        <w:ind w:left="3600" w:hanging="360"/>
       </w:pPr>
       <w:rPr>
         <w:rFonts w:ascii="Courier New" w:hAnsi="Courier New" w:hint="default"/>
@@ -4154,9 +5000,9 @@
       <w:lvlJc w:val="left"/>
       <w:pPr>
         <w:tabs>
-          <w:tab w:val="num" w:pos="3600"/>
-        </w:tabs>
-        <w:ind w:left="3600" w:hanging="360"/>
+          <w:tab w:val="num" w:pos="4320"/>
+        </w:tabs>
+        <w:ind w:left="4320" w:hanging="360"/>
       </w:pPr>
       <w:rPr>
         <w:rFonts w:ascii="Wingdings" w:hAnsi="Wingdings" w:hint="default"/>
@@ -4170,9 +5016,9 @@
       <w:lvlJc w:val="left"/>
       <w:pPr>
         <w:tabs>
-          <w:tab w:val="num" w:pos="4320"/>
-        </w:tabs>
-        <w:ind w:left="4320" w:hanging="360"/>
+          <w:tab w:val="num" w:pos="5040"/>
+        </w:tabs>
+        <w:ind w:left="5040" w:hanging="360"/>
       </w:pPr>
       <w:rPr>
         <w:rFonts w:ascii="Wingdings" w:hAnsi="Wingdings" w:hint="default"/>
@@ -4186,9 +5032,9 @@
       <w:lvlJc w:val="left"/>
       <w:pPr>
         <w:tabs>
-          <w:tab w:val="num" w:pos="5040"/>
-        </w:tabs>
-        <w:ind w:left="5040" w:hanging="360"/>
+          <w:tab w:val="num" w:pos="5760"/>
+        </w:tabs>
+        <w:ind w:left="5760" w:hanging="360"/>
       </w:pPr>
       <w:rPr>
         <w:rFonts w:ascii="Wingdings" w:hAnsi="Wingdings" w:hint="default"/>
@@ -4202,9 +5048,9 @@
       <w:lvlJc w:val="left"/>
       <w:pPr>
         <w:tabs>
-          <w:tab w:val="num" w:pos="5760"/>
-        </w:tabs>
-        <w:ind w:left="5760" w:hanging="360"/>
+          <w:tab w:val="num" w:pos="6480"/>
+        </w:tabs>
+        <w:ind w:left="6480" w:hanging="360"/>
       </w:pPr>
       <w:rPr>
         <w:rFonts w:ascii="Wingdings" w:hAnsi="Wingdings" w:hint="default"/>
@@ -4218,9 +5064,9 @@
       <w:lvlJc w:val="left"/>
       <w:pPr>
         <w:tabs>
-          <w:tab w:val="num" w:pos="6480"/>
-        </w:tabs>
-        <w:ind w:left="6480" w:hanging="360"/>
+          <w:tab w:val="num" w:pos="7200"/>
+        </w:tabs>
+        <w:ind w:left="7200" w:hanging="360"/>
       </w:pPr>
       <w:rPr>
         <w:rFonts w:ascii="Wingdings" w:hAnsi="Wingdings" w:hint="default"/>
@@ -4234,9 +5080,9 @@
       <w:lvlJc w:val="left"/>
       <w:pPr>
         <w:tabs>
-          <w:tab w:val="num" w:pos="7200"/>
-        </w:tabs>
-        <w:ind w:left="7200" w:hanging="360"/>
+          <w:tab w:val="num" w:pos="7920"/>
+        </w:tabs>
+        <w:ind w:left="7920" w:hanging="360"/>
       </w:pPr>
       <w:rPr>
         <w:rFonts w:ascii="Wingdings" w:hAnsi="Wingdings" w:hint="default"/>
@@ -4250,9 +5096,9 @@
       <w:lvlJc w:val="left"/>
       <w:pPr>
         <w:tabs>
-          <w:tab w:val="num" w:pos="7920"/>
-        </w:tabs>
-        <w:ind w:left="7920" w:hanging="360"/>
+          <w:tab w:val="num" w:pos="8640"/>
+        </w:tabs>
+        <w:ind w:left="8640" w:hanging="360"/>
       </w:pPr>
       <w:rPr>
         <w:rFonts w:ascii="Wingdings" w:hAnsi="Wingdings" w:hint="default"/>
@@ -5367,6 +6213,7 @@
   <w:style w:type="character" w:default="1" w:styleId="DefaultParagraphFont">
     <w:name w:val="Default Paragraph Font"/>
     <w:uiPriority w:val="1"/>
+    <w:semiHidden/>
     <w:unhideWhenUsed/>
   </w:style>
   <w:style w:type="table" w:default="1" w:styleId="TableNormal">
@@ -5702,6 +6549,25 @@
       <w:szCs w:val="24"/>
     </w:rPr>
   </w:style>
+  <w:style w:type="table" w:styleId="TableGrid">
+    <w:name w:val="Table Grid"/>
+    <w:basedOn w:val="TableNormal"/>
+    <w:uiPriority w:val="39"/>
+    <w:rsid w:val="000A6B10"/>
+    <w:pPr>
+      <w:spacing w:after="0" w:line="240" w:lineRule="auto"/>
+    </w:pPr>
+    <w:tblPr>
+      <w:tblBorders>
+        <w:top w:val="single" w:sz="4" w:space="0" w:color="auto"/>
+        <w:left w:val="single" w:sz="4" w:space="0" w:color="auto"/>
+        <w:bottom w:val="single" w:sz="4" w:space="0" w:color="auto"/>
+        <w:right w:val="single" w:sz="4" w:space="0" w:color="auto"/>
+        <w:insideH w:val="single" w:sz="4" w:space="0" w:color="auto"/>
+        <w:insideV w:val="single" w:sz="4" w:space="0" w:color="auto"/>
+      </w:tblBorders>
+    </w:tblPr>
+  </w:style>
 </w:styles>
 </file>
 

--- a/Class_Full_Stack/SIP/ONLINE INSURANCE PORTAL.docx
+++ b/Class_Full_Stack/SIP/ONLINE INSURANCE PORTAL.docx
@@ -5,9 +5,10 @@
     <w:p>
       <w:pPr>
         <w:pStyle w:val="Heading1"/>
-        <w:spacing w:before="0" w:after="0"/>
+        <w:spacing w:before="0" w:after="120" w:line="360" w:lineRule="auto"/>
         <w:jc w:val="center"/>
         <w:rPr>
+          <w:rFonts w:ascii="Times New Roman" w:hAnsi="Times New Roman" w:cs="Times New Roman"/>
           <w:b/>
           <w:bCs/>
           <w:color w:val="000000" w:themeColor="text1"/>
@@ -16,6 +17,7 @@
       </w:pPr>
       <w:r>
         <w:rPr>
+          <w:rFonts w:ascii="Times New Roman" w:hAnsi="Times New Roman" w:cs="Times New Roman"/>
           <w:b/>
           <w:bCs/>
           <w:noProof/>
@@ -23,9 +25,9 @@
           <w:lang w:val="en-GB"/>
         </w:rPr>
         <w:drawing>
-          <wp:inline distT="0" distB="0" distL="0" distR="0" wp14:anchorId="43C91B70" wp14:editId="5F59CACB">
-            <wp:extent cx="7560310" cy="10232390"/>
-            <wp:effectExtent l="0" t="0" r="2540" b="0"/>
+          <wp:inline distT="0" distB="0" distL="0" distR="0" wp14:anchorId="43C91B70" wp14:editId="18F91645">
+            <wp:extent cx="5099323" cy="8840470"/>
+            <wp:effectExtent l="0" t="0" r="6350" b="0"/>
             <wp:docPr id="546815390" name="Picture 2"/>
             <wp:cNvGraphicFramePr>
               <a:graphicFrameLocks xmlns:a="http://schemas.openxmlformats.org/drawingml/2006/main" noChangeAspect="1"/>
@@ -38,7 +40,7 @@
                     <pic:cNvPicPr/>
                   </pic:nvPicPr>
                   <pic:blipFill>
-                    <a:blip r:embed="rId6">
+                    <a:blip r:embed="rId8">
                       <a:extLst>
                         <a:ext uri="{28A0092B-C50C-407E-A947-70E740481C1C}">
                           <a14:useLocalDpi xmlns:a14="http://schemas.microsoft.com/office/drawing/2010/main" val="0"/>
@@ -52,7 +54,7 @@
                   <pic:spPr>
                     <a:xfrm>
                       <a:off x="0" y="0"/>
-                      <a:ext cx="7560310" cy="10232390"/>
+                      <a:ext cx="5161546" cy="8948344"/>
                     </a:xfrm>
                     <a:prstGeom prst="rect">
                       <a:avLst/>
@@ -68,55 +70,60 @@
     <w:p>
       <w:pPr>
         <w:pStyle w:val="Heading1"/>
-        <w:spacing w:before="0" w:after="0"/>
-        <w:jc w:val="center"/>
-        <w:rPr>
+        <w:spacing w:before="0" w:after="120" w:line="360" w:lineRule="auto"/>
+        <w:ind w:firstLine="720"/>
+        <w:rPr>
+          <w:rFonts w:ascii="Times New Roman" w:hAnsi="Times New Roman" w:cs="Times New Roman"/>
           <w:b/>
           <w:bCs/>
           <w:color w:val="000000" w:themeColor="text1"/>
           <w:lang w:val="en-GB"/>
         </w:rPr>
+        <w:sectPr>
+          <w:headerReference w:type="default" r:id="rId9"/>
+          <w:pgSz w:w="11906" w:h="16838"/>
+          <w:pgMar w:top="1440" w:right="1440" w:bottom="1440" w:left="2160" w:header="709" w:footer="709" w:gutter="0"/>
+          <w:cols w:space="708"/>
+          <w:docGrid w:linePitch="360"/>
+        </w:sectPr>
       </w:pPr>
     </w:p>
     <w:p>
       <w:pPr>
         <w:pStyle w:val="Heading1"/>
-        <w:spacing w:before="0" w:after="0"/>
-        <w:jc w:val="center"/>
-        <w:rPr>
+        <w:spacing w:before="0" w:after="120" w:line="360" w:lineRule="auto"/>
+        <w:ind w:firstLine="720"/>
+        <w:rPr>
+          <w:rFonts w:ascii="Times New Roman" w:hAnsi="Times New Roman" w:cs="Times New Roman"/>
           <w:b/>
           <w:bCs/>
           <w:color w:val="000000" w:themeColor="text1"/>
           <w:lang w:val="en-GB"/>
         </w:rPr>
       </w:pPr>
-    </w:p>
-    <w:p>
-      <w:pPr>
-        <w:pStyle w:val="Heading1"/>
-        <w:spacing w:before="0" w:after="0"/>
-        <w:jc w:val="center"/>
-        <w:rPr>
-          <w:rFonts w:ascii="Arial Black" w:hAnsi="Arial Black"/>
+      <w:r>
+        <w:rPr>
+          <w:rFonts w:ascii="Times New Roman" w:hAnsi="Times New Roman" w:cs="Times New Roman"/>
           <w:b/>
           <w:bCs/>
           <w:color w:val="000000" w:themeColor="text1"/>
           <w:lang w:val="en-GB"/>
         </w:rPr>
-      </w:pPr>
-      <w:r>
-        <w:rPr>
-          <w:rFonts w:ascii="Arial Black" w:hAnsi="Arial Black"/>
-          <w:b/>
-          <w:bCs/>
-          <w:color w:val="000000" w:themeColor="text1"/>
+        <w:lastRenderedPageBreak/>
+        <w:t>ONLINE INSURANCE PORTAL</w:t>
+      </w:r>
+    </w:p>
+    <w:p>
+      <w:pPr>
+        <w:spacing w:after="120"/>
+        <w:rPr>
           <w:lang w:val="en-GB"/>
         </w:rPr>
-        <w:t>ONLINE INSURANCE PORTAL</w:t>
-      </w:r>
-    </w:p>
-    <w:p>
-      <w:pPr>
+      </w:pPr>
+    </w:p>
+    <w:p>
+      <w:pPr>
+        <w:spacing w:after="120"/>
         <w:rPr>
           <w:lang w:val="en-GB"/>
         </w:rPr>
@@ -124,6 +131,7 @@
     </w:p>
     <w:p>
       <w:pPr>
+        <w:spacing w:after="120"/>
         <w:rPr>
           <w:lang w:val="en-GB"/>
         </w:rPr>
@@ -131,8 +139,10 @@
     </w:p>
     <w:p>
       <w:pPr>
-        <w:ind w:left="3600" w:firstLine="720"/>
-        <w:rPr>
+        <w:spacing w:after="120" w:line="360" w:lineRule="auto"/>
+        <w:ind w:left="720" w:firstLine="720"/>
+        <w:rPr>
+          <w:rFonts w:ascii="Times New Roman" w:hAnsi="Times New Roman" w:cs="Times New Roman"/>
           <w:b/>
           <w:bCs/>
           <w:sz w:val="32"/>
@@ -142,6 +152,7 @@
       </w:pPr>
       <w:r>
         <w:rPr>
+          <w:rFonts w:ascii="Times New Roman" w:hAnsi="Times New Roman" w:cs="Times New Roman"/>
           <w:b/>
           <w:bCs/>
           <w:sz w:val="32"/>
@@ -152,6 +163,7 @@
       </w:r>
       <w:r>
         <w:rPr>
+          <w:rFonts w:ascii="Times New Roman" w:hAnsi="Times New Roman" w:cs="Times New Roman"/>
           <w:b/>
           <w:bCs/>
           <w:sz w:val="32"/>
@@ -161,156 +173,216 @@
         <w:t xml:space="preserve"> STATEMENT</w:t>
       </w:r>
     </w:p>
-    <w:p/>
-    <w:p>
-      <w:pPr>
-        <w:pStyle w:val="NoSpacing"/>
-      </w:pPr>
-      <w:r>
-        <w:t xml:space="preserve">                           </w:t>
-      </w:r>
-      <w:r>
-        <w:t>Traditional insurance processes are often time-consuming and require customers to visit offices or</w:t>
-      </w:r>
-      <w:r>
-        <w:t xml:space="preserve"> </w:t>
-      </w:r>
-      <w:r>
-        <w:t>contact</w:t>
-      </w:r>
-    </w:p>
-    <w:p>
-      <w:pPr>
-        <w:pStyle w:val="NoSpacing"/>
-      </w:pPr>
-      <w:r>
-        <w:t xml:space="preserve">                           </w:t>
-      </w:r>
-      <w:r>
-        <w:t>agents for information regarding insurance plans, policy purchase, and claim status.</w:t>
-      </w:r>
-      <w:r>
-        <w:t xml:space="preserve"> </w:t>
-      </w:r>
-      <w:r>
-        <w:t xml:space="preserve">Customers face </w:t>
-      </w:r>
-    </w:p>
-    <w:p>
-      <w:pPr>
-        <w:pStyle w:val="NoSpacing"/>
-      </w:pPr>
-      <w:r>
-        <w:t xml:space="preserve">                           </w:t>
-      </w:r>
-      <w:r>
-        <w:t>difficulties in comparing different insurance plans and understanding policy benefits.</w:t>
-      </w:r>
-    </w:p>
-    <w:p>
-      <w:pPr>
-        <w:pStyle w:val="NoSpacing"/>
-      </w:pPr>
-    </w:p>
-    <w:p>
-      <w:pPr>
-        <w:pStyle w:val="NoSpacing"/>
-      </w:pPr>
-      <w:r>
-        <w:rPr>
-          <w:sz w:val="28"/>
-          <w:szCs w:val="28"/>
-          <w:lang w:val="en-GB"/>
-        </w:rPr>
-        <w:tab/>
-        <w:t xml:space="preserve">          </w:t>
-      </w:r>
-      <w:r>
-        <w:t>There is a need for a simple web-based platform where users can easily compare insurance plans,</w:t>
-      </w:r>
-    </w:p>
-    <w:p>
-      <w:pPr>
-        <w:pStyle w:val="NoSpacing"/>
-      </w:pPr>
-      <w:r>
-        <w:t xml:space="preserve">                         </w:t>
-      </w:r>
-      <w:r>
-        <w:t xml:space="preserve"> </w:t>
-      </w:r>
-      <w:r>
-        <w:t xml:space="preserve"> </w:t>
-      </w:r>
-      <w:r>
-        <w:t>view policy details, estimate premiums, and submit insurance-related requests online.</w:t>
-      </w:r>
-    </w:p>
-    <w:p>
-      <w:pPr>
-        <w:pStyle w:val="NoSpacing"/>
-      </w:pPr>
-    </w:p>
-    <w:p>
-      <w:pPr>
-        <w:pStyle w:val="NoSpacing"/>
-      </w:pPr>
-    </w:p>
-    <w:p>
-      <w:pPr>
-        <w:pStyle w:val="NoSpacing"/>
-      </w:pPr>
-    </w:p>
-    <w:p>
-      <w:pPr>
-        <w:pStyle w:val="NoSpacing"/>
-      </w:pPr>
-      <w:r>
-        <w:tab/>
-      </w:r>
-      <w:r>
-        <w:tab/>
-      </w:r>
-    </w:p>
-    <w:p>
-      <w:pPr>
-        <w:ind w:left="3600"/>
-        <w:rPr>
+    <w:p>
+      <w:pPr>
+        <w:spacing w:after="120" w:line="360" w:lineRule="auto"/>
+        <w:ind w:left="720" w:firstLine="720"/>
+        <w:rPr>
+          <w:rFonts w:ascii="Times New Roman" w:hAnsi="Times New Roman" w:cs="Times New Roman"/>
           <w:b/>
           <w:bCs/>
           <w:sz w:val="32"/>
           <w:szCs w:val="32"/>
-        </w:rPr>
-      </w:pPr>
-      <w:r>
-        <w:rPr>
+          <w:lang w:val="en-GB"/>
+        </w:rPr>
+      </w:pPr>
+    </w:p>
+    <w:p>
+      <w:pPr>
+        <w:pStyle w:val="NoSpacing"/>
+        <w:spacing w:after="120" w:line="360" w:lineRule="auto"/>
+        <w:jc w:val="both"/>
+        <w:rPr>
+          <w:rFonts w:ascii="Times New Roman" w:hAnsi="Times New Roman" w:cs="Times New Roman"/>
+        </w:rPr>
+      </w:pPr>
+      <w:r>
+        <w:rPr>
+          <w:rFonts w:ascii="Times New Roman" w:hAnsi="Times New Roman" w:cs="Times New Roman"/>
+        </w:rPr>
+        <w:t>Traditional insurance processes are often time-consuming and require customers to visit offices or contact</w:t>
+      </w:r>
+      <w:r>
+        <w:rPr>
+          <w:rFonts w:ascii="Times New Roman" w:hAnsi="Times New Roman" w:cs="Times New Roman"/>
+        </w:rPr>
+        <w:t xml:space="preserve"> </w:t>
+      </w:r>
+      <w:r>
+        <w:rPr>
+          <w:rFonts w:ascii="Times New Roman" w:hAnsi="Times New Roman" w:cs="Times New Roman"/>
+        </w:rPr>
+        <w:t>agents for information regarding insurance plans, policy purchase, and claim status. Customers face</w:t>
+      </w:r>
+      <w:r>
+        <w:rPr>
+          <w:rFonts w:ascii="Times New Roman" w:hAnsi="Times New Roman" w:cs="Times New Roman"/>
+        </w:rPr>
+        <w:t xml:space="preserve"> </w:t>
+      </w:r>
+      <w:r>
+        <w:rPr>
+          <w:rFonts w:ascii="Times New Roman" w:hAnsi="Times New Roman" w:cs="Times New Roman"/>
+        </w:rPr>
+        <w:t>difficulties in comparing different insurance plans and understanding policy benefits.</w:t>
+      </w:r>
+    </w:p>
+    <w:p>
+      <w:pPr>
+        <w:pStyle w:val="NoSpacing"/>
+        <w:spacing w:after="120" w:line="360" w:lineRule="auto"/>
+        <w:jc w:val="both"/>
+        <w:rPr>
+          <w:rFonts w:ascii="Times New Roman" w:hAnsi="Times New Roman" w:cs="Times New Roman"/>
+        </w:rPr>
+      </w:pPr>
+    </w:p>
+    <w:p>
+      <w:pPr>
+        <w:pStyle w:val="NoSpacing"/>
+        <w:spacing w:after="120" w:line="360" w:lineRule="auto"/>
+        <w:jc w:val="both"/>
+        <w:rPr>
+          <w:rFonts w:ascii="Times New Roman" w:hAnsi="Times New Roman" w:cs="Times New Roman"/>
+        </w:rPr>
+      </w:pPr>
+      <w:r>
+        <w:rPr>
+          <w:rFonts w:ascii="Times New Roman" w:hAnsi="Times New Roman" w:cs="Times New Roman"/>
+        </w:rPr>
+        <w:t>There is a need for a simple web-based platform where users can easily compare insurance plans,</w:t>
+      </w:r>
+      <w:r>
+        <w:rPr>
+          <w:rFonts w:ascii="Times New Roman" w:hAnsi="Times New Roman" w:cs="Times New Roman"/>
+        </w:rPr>
+        <w:t xml:space="preserve"> </w:t>
+      </w:r>
+      <w:r>
+        <w:rPr>
+          <w:rFonts w:ascii="Times New Roman" w:hAnsi="Times New Roman" w:cs="Times New Roman"/>
+        </w:rPr>
+        <w:t>view policy details, estimate premiums, and submit insurance-related requests online.</w:t>
+      </w:r>
+    </w:p>
+    <w:p>
+      <w:pPr>
+        <w:pStyle w:val="NoSpacing"/>
+        <w:spacing w:after="120" w:line="360" w:lineRule="auto"/>
+        <w:jc w:val="both"/>
+        <w:rPr>
+          <w:rFonts w:ascii="Times New Roman" w:hAnsi="Times New Roman" w:cs="Times New Roman"/>
+        </w:rPr>
+      </w:pPr>
+    </w:p>
+    <w:p>
+      <w:pPr>
+        <w:pStyle w:val="NoSpacing"/>
+        <w:spacing w:after="120" w:line="360" w:lineRule="auto"/>
+        <w:jc w:val="both"/>
+        <w:rPr>
+          <w:rFonts w:ascii="Times New Roman" w:hAnsi="Times New Roman" w:cs="Times New Roman"/>
+        </w:rPr>
+      </w:pPr>
+    </w:p>
+    <w:p>
+      <w:pPr>
+        <w:pStyle w:val="NoSpacing"/>
+        <w:spacing w:after="120" w:line="360" w:lineRule="auto"/>
+        <w:rPr>
+          <w:rFonts w:ascii="Times New Roman" w:hAnsi="Times New Roman" w:cs="Times New Roman"/>
+        </w:rPr>
+      </w:pPr>
+    </w:p>
+    <w:p>
+      <w:pPr>
+        <w:pStyle w:val="NoSpacing"/>
+        <w:spacing w:after="120" w:line="360" w:lineRule="auto"/>
+        <w:rPr>
+          <w:rFonts w:ascii="Times New Roman" w:hAnsi="Times New Roman" w:cs="Times New Roman"/>
+        </w:rPr>
+      </w:pPr>
+      <w:r>
+        <w:rPr>
+          <w:rFonts w:ascii="Times New Roman" w:hAnsi="Times New Roman" w:cs="Times New Roman"/>
+        </w:rPr>
+        <w:tab/>
+      </w:r>
+      <w:r>
+        <w:rPr>
+          <w:rFonts w:ascii="Times New Roman" w:hAnsi="Times New Roman" w:cs="Times New Roman"/>
+        </w:rPr>
+        <w:tab/>
+      </w:r>
+    </w:p>
+    <w:p>
+      <w:pPr>
+        <w:spacing w:after="120" w:line="360" w:lineRule="auto"/>
+        <w:ind w:left="1440"/>
+        <w:rPr>
+          <w:rFonts w:ascii="Times New Roman" w:hAnsi="Times New Roman" w:cs="Times New Roman"/>
           <w:b/>
           <w:bCs/>
           <w:sz w:val="32"/>
           <w:szCs w:val="32"/>
         </w:rPr>
-        <w:t>O</w:t>
-      </w:r>
-      <w:r>
-        <w:rPr>
+      </w:pPr>
+      <w:r>
+        <w:rPr>
+          <w:rFonts w:ascii="Times New Roman" w:hAnsi="Times New Roman" w:cs="Times New Roman"/>
           <w:b/>
           <w:bCs/>
           <w:sz w:val="32"/>
           <w:szCs w:val="32"/>
         </w:rPr>
+        <w:t>O</w:t>
+      </w:r>
+      <w:r>
+        <w:rPr>
+          <w:rFonts w:ascii="Times New Roman" w:hAnsi="Times New Roman" w:cs="Times New Roman"/>
+          <w:b/>
+          <w:bCs/>
+          <w:sz w:val="32"/>
+          <w:szCs w:val="32"/>
+        </w:rPr>
         <w:t>BJECTIVE AND SCOPE OF THE PROJECT</w:t>
       </w:r>
     </w:p>
     <w:p>
       <w:pPr>
-        <w:ind w:left="1440" w:firstLine="720"/>
-        <w:rPr>
-          <w:b/>
-          <w:bCs/>
-        </w:rPr>
-      </w:pPr>
-      <w:r>
-        <w:rPr>
+        <w:spacing w:after="120" w:line="360" w:lineRule="auto"/>
+        <w:ind w:left="1440"/>
+        <w:rPr>
+          <w:rFonts w:ascii="Times New Roman" w:hAnsi="Times New Roman" w:cs="Times New Roman"/>
+          <w:b/>
+          <w:bCs/>
+          <w:sz w:val="32"/>
+          <w:szCs w:val="32"/>
+        </w:rPr>
+      </w:pPr>
+    </w:p>
+    <w:p>
+      <w:pPr>
+        <w:spacing w:after="120" w:line="360" w:lineRule="auto"/>
+        <w:ind w:left="-720" w:firstLine="720"/>
+        <w:jc w:val="both"/>
+        <w:rPr>
+          <w:rFonts w:ascii="Times New Roman" w:hAnsi="Times New Roman" w:cs="Times New Roman"/>
+          <w:b/>
+          <w:bCs/>
+        </w:rPr>
+      </w:pPr>
+      <w:r>
+        <w:rPr>
+          <w:rFonts w:ascii="Times New Roman" w:hAnsi="Times New Roman" w:cs="Times New Roman"/>
+          <w:b/>
+          <w:bCs/>
+        </w:rPr>
+        <w:t xml:space="preserve">              </w:t>
+      </w:r>
+      <w:r>
+        <w:rPr>
+          <w:rFonts w:ascii="Times New Roman" w:hAnsi="Times New Roman" w:cs="Times New Roman"/>
           <w:b/>
           <w:bCs/>
         </w:rPr>
@@ -323,8 +395,21 @@
           <w:ilvl w:val="0"/>
           <w:numId w:val="2"/>
         </w:numPr>
-      </w:pPr>
-      <w:r>
+        <w:tabs>
+          <w:tab w:val="clear" w:pos="2880"/>
+          <w:tab w:val="num" w:pos="720"/>
+        </w:tabs>
+        <w:spacing w:after="120" w:line="360" w:lineRule="auto"/>
+        <w:ind w:left="720"/>
+        <w:jc w:val="both"/>
+        <w:rPr>
+          <w:rFonts w:ascii="Times New Roman" w:hAnsi="Times New Roman" w:cs="Times New Roman"/>
+        </w:rPr>
+      </w:pPr>
+      <w:r>
+        <w:rPr>
+          <w:rFonts w:ascii="Times New Roman" w:hAnsi="Times New Roman" w:cs="Times New Roman"/>
+        </w:rPr>
         <w:t xml:space="preserve">To develop a user-friendly Online Insurance Portal. </w:t>
       </w:r>
     </w:p>
@@ -334,8 +419,21 @@
           <w:ilvl w:val="0"/>
           <w:numId w:val="2"/>
         </w:numPr>
-      </w:pPr>
-      <w:r>
+        <w:tabs>
+          <w:tab w:val="clear" w:pos="2880"/>
+          <w:tab w:val="num" w:pos="720"/>
+        </w:tabs>
+        <w:spacing w:after="120" w:line="360" w:lineRule="auto"/>
+        <w:ind w:left="720"/>
+        <w:jc w:val="both"/>
+        <w:rPr>
+          <w:rFonts w:ascii="Times New Roman" w:hAnsi="Times New Roman" w:cs="Times New Roman"/>
+        </w:rPr>
+      </w:pPr>
+      <w:r>
+        <w:rPr>
+          <w:rFonts w:ascii="Times New Roman" w:hAnsi="Times New Roman" w:cs="Times New Roman"/>
+        </w:rPr>
         <w:t xml:space="preserve">To provide insurance plan comparison facilities. </w:t>
       </w:r>
     </w:p>
@@ -345,8 +443,21 @@
           <w:ilvl w:val="0"/>
           <w:numId w:val="2"/>
         </w:numPr>
-      </w:pPr>
-      <w:r>
+        <w:tabs>
+          <w:tab w:val="clear" w:pos="2880"/>
+          <w:tab w:val="num" w:pos="720"/>
+        </w:tabs>
+        <w:spacing w:after="120" w:line="360" w:lineRule="auto"/>
+        <w:ind w:left="720"/>
+        <w:jc w:val="both"/>
+        <w:rPr>
+          <w:rFonts w:ascii="Times New Roman" w:hAnsi="Times New Roman" w:cs="Times New Roman"/>
+        </w:rPr>
+      </w:pPr>
+      <w:r>
+        <w:rPr>
+          <w:rFonts w:ascii="Times New Roman" w:hAnsi="Times New Roman" w:cs="Times New Roman"/>
+        </w:rPr>
         <w:t xml:space="preserve">To allow users to view policy details online. </w:t>
       </w:r>
     </w:p>
@@ -356,8 +467,21 @@
           <w:ilvl w:val="0"/>
           <w:numId w:val="2"/>
         </w:numPr>
-      </w:pPr>
-      <w:r>
+        <w:tabs>
+          <w:tab w:val="clear" w:pos="2880"/>
+          <w:tab w:val="num" w:pos="720"/>
+        </w:tabs>
+        <w:spacing w:after="120" w:line="360" w:lineRule="auto"/>
+        <w:ind w:left="720"/>
+        <w:jc w:val="both"/>
+        <w:rPr>
+          <w:rFonts w:ascii="Times New Roman" w:hAnsi="Times New Roman" w:cs="Times New Roman"/>
+        </w:rPr>
+      </w:pPr>
+      <w:r>
+        <w:rPr>
+          <w:rFonts w:ascii="Times New Roman" w:hAnsi="Times New Roman" w:cs="Times New Roman"/>
+        </w:rPr>
         <w:t xml:space="preserve">To calculate estimated insurance premiums. </w:t>
       </w:r>
     </w:p>
@@ -367,15 +491,45 @@
           <w:ilvl w:val="0"/>
           <w:numId w:val="2"/>
         </w:numPr>
-      </w:pPr>
-      <w:r>
-        <w:t xml:space="preserve">To create a responsive website accessible on desktop and mobile devices. </w:t>
-      </w:r>
+        <w:tabs>
+          <w:tab w:val="clear" w:pos="2880"/>
+          <w:tab w:val="num" w:pos="720"/>
+        </w:tabs>
+        <w:spacing w:after="120" w:line="360" w:lineRule="auto"/>
+        <w:ind w:left="720"/>
+        <w:rPr>
+          <w:rFonts w:ascii="Times New Roman" w:hAnsi="Times New Roman" w:cs="Times New Roman"/>
+        </w:rPr>
+      </w:pPr>
+      <w:r>
+        <w:rPr>
+          <w:rFonts w:ascii="Times New Roman" w:hAnsi="Times New Roman" w:cs="Times New Roman"/>
+        </w:rPr>
+        <w:t>To create a responsive website accessible on desktop and mobile devices</w:t>
+      </w:r>
+    </w:p>
+    <w:p>
+      <w:pPr>
+        <w:spacing w:after="120" w:line="360" w:lineRule="auto"/>
+        <w:rPr>
+          <w:rFonts w:ascii="Times New Roman" w:hAnsi="Times New Roman" w:cs="Times New Roman"/>
+        </w:rPr>
+      </w:pPr>
+    </w:p>
+    <w:p>
+      <w:pPr>
+        <w:spacing w:after="120" w:line="360" w:lineRule="auto"/>
+        <w:rPr>
+          <w:rFonts w:ascii="Times New Roman" w:hAnsi="Times New Roman" w:cs="Times New Roman"/>
+        </w:rPr>
+      </w:pPr>
     </w:p>
     <w:p>
       <w:pPr>
         <w:pStyle w:val="Heading3"/>
-        <w:rPr>
+        <w:spacing w:before="0" w:after="120" w:line="360" w:lineRule="auto"/>
+        <w:rPr>
+          <w:rFonts w:ascii="Times New Roman" w:hAnsi="Times New Roman" w:cs="Times New Roman"/>
           <w:b/>
           <w:bCs/>
           <w:color w:val="auto"/>
@@ -383,149 +537,155 @@
           <w:szCs w:val="22"/>
         </w:rPr>
       </w:pPr>
-    </w:p>
-    <w:p>
-      <w:pPr>
-        <w:pStyle w:val="Heading3"/>
-        <w:ind w:left="720" w:firstLine="720"/>
-        <w:rPr>
+      <w:r>
+        <w:rPr>
+          <w:rFonts w:ascii="Times New Roman" w:hAnsi="Times New Roman" w:cs="Times New Roman"/>
           <w:b/>
           <w:bCs/>
           <w:color w:val="auto"/>
           <w:sz w:val="22"/>
           <w:szCs w:val="22"/>
         </w:rPr>
-      </w:pPr>
-      <w:r>
-        <w:rPr>
+        <w:lastRenderedPageBreak/>
+        <w:t xml:space="preserve"> </w:t>
+      </w:r>
+      <w:r>
+        <w:rPr>
+          <w:rFonts w:ascii="Times New Roman" w:hAnsi="Times New Roman" w:cs="Times New Roman"/>
           <w:b/>
           <w:bCs/>
           <w:color w:val="auto"/>
           <w:sz w:val="22"/>
           <w:szCs w:val="22"/>
         </w:rPr>
-        <w:t xml:space="preserve"> </w:t>
-      </w:r>
-      <w:r>
-        <w:rPr>
+        <w:t xml:space="preserve">              </w:t>
+      </w:r>
+      <w:r>
+        <w:rPr>
+          <w:rFonts w:ascii="Times New Roman" w:hAnsi="Times New Roman" w:cs="Times New Roman"/>
           <w:b/>
           <w:bCs/>
           <w:color w:val="auto"/>
           <w:sz w:val="22"/>
           <w:szCs w:val="22"/>
         </w:rPr>
-        <w:tab/>
-      </w:r>
-      <w:r>
-        <w:rPr>
-          <w:b/>
-          <w:bCs/>
-          <w:color w:val="auto"/>
-          <w:sz w:val="22"/>
-          <w:szCs w:val="22"/>
+        <w:t>Scope</w:t>
+      </w:r>
+    </w:p>
+    <w:p>
+      <w:pPr>
+        <w:pStyle w:val="NoSpacing"/>
+        <w:spacing w:after="120" w:line="360" w:lineRule="auto"/>
+        <w:ind w:left="720"/>
+        <w:jc w:val="both"/>
+        <w:rPr>
+          <w:rFonts w:ascii="Times New Roman" w:hAnsi="Times New Roman" w:cs="Times New Roman"/>
+        </w:rPr>
+      </w:pPr>
+      <w:r>
+        <w:rPr>
+          <w:rFonts w:ascii="Times New Roman" w:hAnsi="Times New Roman" w:cs="Times New Roman"/>
+        </w:rPr>
+        <w:t>The project will focus on the frontend implementation of an insurance portal using HTML,</w:t>
+      </w:r>
+      <w:r>
+        <w:rPr>
+          <w:rFonts w:ascii="Times New Roman" w:hAnsi="Times New Roman" w:cs="Times New Roman"/>
         </w:rPr>
         <w:t xml:space="preserve"> </w:t>
       </w:r>
       <w:r>
         <w:rPr>
-          <w:b/>
-          <w:bCs/>
-          <w:color w:val="auto"/>
-          <w:sz w:val="22"/>
-          <w:szCs w:val="22"/>
-        </w:rPr>
-        <w:t>Scope</w:t>
-      </w:r>
-    </w:p>
-    <w:p/>
+          <w:rFonts w:ascii="Times New Roman" w:hAnsi="Times New Roman" w:cs="Times New Roman"/>
+        </w:rPr>
+        <w:t>CSS, and JavaScript. The system will allow users to browse insurance plans, compare policies, estimate premiums, and submit forms. The project is intended for educational and</w:t>
+      </w:r>
+      <w:r>
+        <w:rPr>
+          <w:rFonts w:ascii="Times New Roman" w:hAnsi="Times New Roman" w:cs="Times New Roman"/>
+        </w:rPr>
+        <w:t xml:space="preserve"> </w:t>
+      </w:r>
+      <w:r>
+        <w:rPr>
+          <w:rFonts w:ascii="Times New Roman" w:hAnsi="Times New Roman" w:cs="Times New Roman"/>
+        </w:rPr>
+        <w:t>demonstration purposes.</w:t>
+      </w:r>
+    </w:p>
     <w:p>
       <w:pPr>
         <w:pStyle w:val="NoSpacing"/>
-        <w:ind w:left="720" w:firstLine="720"/>
-      </w:pPr>
-      <w:r>
-        <w:t>The project will focus on the frontend implementation of an insurance portal using HTML,</w:t>
-      </w:r>
+        <w:spacing w:after="120" w:line="360" w:lineRule="auto"/>
+        <w:ind w:left="1440" w:firstLine="720"/>
+        <w:rPr>
+          <w:rFonts w:ascii="Times New Roman" w:hAnsi="Times New Roman" w:cs="Times New Roman"/>
+        </w:rPr>
+      </w:pPr>
     </w:p>
     <w:p>
       <w:pPr>
         <w:pStyle w:val="NoSpacing"/>
-        <w:ind w:left="720" w:firstLine="720"/>
-      </w:pPr>
-      <w:r>
-        <w:t xml:space="preserve">CSS, and JavaScript. The system will allow users to browse insurance plans, compare policies, </w:t>
+        <w:spacing w:after="120" w:line="360" w:lineRule="auto"/>
+        <w:ind w:left="1440" w:firstLine="720"/>
+        <w:rPr>
+          <w:rFonts w:ascii="Times New Roman" w:hAnsi="Times New Roman" w:cs="Times New Roman"/>
+        </w:rPr>
+      </w:pPr>
+      <w:r>
+        <w:rPr>
+          <w:rFonts w:ascii="Times New Roman" w:hAnsi="Times New Roman" w:cs="Times New Roman"/>
+        </w:rPr>
+        <w:t>‘</w:t>
       </w:r>
     </w:p>
     <w:p>
       <w:pPr>
         <w:pStyle w:val="NoSpacing"/>
-        <w:ind w:left="720" w:firstLine="720"/>
-      </w:pPr>
-      <w:r>
-        <w:t>estimate premiums, and submit forms.</w:t>
-      </w:r>
-      <w:r>
-        <w:t xml:space="preserve"> </w:t>
-      </w:r>
-      <w:r>
-        <w:t>The project is intended for educational and</w:t>
-      </w:r>
-    </w:p>
-    <w:p>
-      <w:pPr>
-        <w:pStyle w:val="NoSpacing"/>
-        <w:ind w:left="720" w:firstLine="720"/>
-      </w:pPr>
-      <w:r>
-        <w:t>demonstration purposes</w:t>
-      </w:r>
-      <w:r>
-        <w:t>.</w:t>
-      </w:r>
-    </w:p>
-    <w:p>
-      <w:pPr>
-        <w:pStyle w:val="NoSpacing"/>
-        <w:ind w:left="1440" w:firstLine="720"/>
-      </w:pPr>
-    </w:p>
-    <w:p>
-      <w:pPr>
-        <w:pStyle w:val="NoSpacing"/>
-      </w:pPr>
-    </w:p>
-    <w:p>
-      <w:pPr>
-        <w:pStyle w:val="NoSpacing"/>
-        <w:ind w:left="1440" w:firstLine="720"/>
-      </w:pPr>
-    </w:p>
-    <w:p>
-      <w:pPr>
-        <w:pStyle w:val="NoSpacing"/>
-        <w:ind w:left="3600" w:firstLine="720"/>
-        <w:rPr>
+        <w:spacing w:after="120" w:line="360" w:lineRule="auto"/>
+        <w:jc w:val="both"/>
+        <w:rPr>
+          <w:rFonts w:ascii="Times New Roman" w:hAnsi="Times New Roman" w:cs="Times New Roman"/>
           <w:b/>
           <w:bCs/>
           <w:sz w:val="32"/>
           <w:szCs w:val="32"/>
         </w:rPr>
       </w:pPr>
-      <w:r>
-        <w:rPr>
+    </w:p>
+    <w:p>
+      <w:pPr>
+        <w:pStyle w:val="NoSpacing"/>
+        <w:spacing w:after="120" w:line="360" w:lineRule="auto"/>
+        <w:ind w:left="1440" w:firstLine="720"/>
+        <w:jc w:val="both"/>
+        <w:rPr>
+          <w:rFonts w:ascii="Times New Roman" w:hAnsi="Times New Roman" w:cs="Times New Roman"/>
           <w:b/>
           <w:bCs/>
           <w:sz w:val="32"/>
           <w:szCs w:val="32"/>
         </w:rPr>
+      </w:pPr>
+      <w:r>
+        <w:rPr>
+          <w:rFonts w:ascii="Times New Roman" w:hAnsi="Times New Roman" w:cs="Times New Roman"/>
+          <w:b/>
+          <w:bCs/>
+          <w:sz w:val="32"/>
+          <w:szCs w:val="32"/>
+        </w:rPr>
         <w:t>METHODOLOGY</w:t>
       </w:r>
     </w:p>
     <w:p>
       <w:pPr>
         <w:pStyle w:val="NoSpacing"/>
-        <w:ind w:left="3600" w:firstLine="720"/>
-        <w:rPr>
+        <w:spacing w:after="120" w:line="360" w:lineRule="auto"/>
+        <w:ind w:left="1440" w:firstLine="720"/>
+        <w:jc w:val="both"/>
+        <w:rPr>
+          <w:rFonts w:ascii="Times New Roman" w:hAnsi="Times New Roman" w:cs="Times New Roman"/>
           <w:b/>
           <w:bCs/>
         </w:rPr>
@@ -534,39 +694,98 @@
     <w:p>
       <w:pPr>
         <w:pStyle w:val="NoSpacing"/>
-        <w:ind w:left="3600" w:firstLine="720"/>
-        <w:rPr>
-          <w:b/>
-          <w:bCs/>
-        </w:rPr>
-      </w:pPr>
+        <w:spacing w:after="120" w:line="360" w:lineRule="auto"/>
+        <w:ind w:left="-360" w:firstLine="720"/>
+        <w:jc w:val="both"/>
+        <w:rPr>
+          <w:rFonts w:ascii="Times New Roman" w:hAnsi="Times New Roman" w:cs="Times New Roman"/>
+          <w:b/>
+          <w:bCs/>
+        </w:rPr>
+      </w:pPr>
+      <w:r>
+        <w:rPr>
+          <w:rFonts w:ascii="Times New Roman" w:hAnsi="Times New Roman" w:cs="Times New Roman"/>
+          <w:b/>
+          <w:bCs/>
+        </w:rPr>
+        <w:t xml:space="preserve">    </w:t>
+      </w:r>
     </w:p>
     <w:p>
       <w:pPr>
         <w:pStyle w:val="NoSpacing"/>
-        <w:ind w:left="1440" w:firstLine="720"/>
-        <w:rPr>
-          <w:b/>
-          <w:bCs/>
-        </w:rPr>
-      </w:pPr>
-      <w:r>
-        <w:rPr>
-          <w:b/>
-          <w:bCs/>
-        </w:rPr>
-        <w:t xml:space="preserve"> Requirement Analysis</w:t>
-      </w:r>
+        <w:spacing w:after="120" w:line="360" w:lineRule="auto"/>
+        <w:ind w:left="-360" w:firstLine="720"/>
+        <w:jc w:val="both"/>
+        <w:rPr>
+          <w:rFonts w:ascii="Times New Roman" w:hAnsi="Times New Roman" w:cs="Times New Roman"/>
+          <w:b/>
+          <w:bCs/>
+        </w:rPr>
+      </w:pPr>
     </w:p>
     <w:p>
       <w:pPr>
         <w:pStyle w:val="NoSpacing"/>
-        <w:ind w:left="720" w:firstLine="720"/>
-        <w:rPr>
-          <w:b/>
-          <w:bCs/>
-        </w:rPr>
-      </w:pPr>
+        <w:spacing w:after="120" w:line="360" w:lineRule="auto"/>
+        <w:ind w:left="-360" w:firstLine="720"/>
+        <w:jc w:val="both"/>
+        <w:rPr>
+          <w:rFonts w:ascii="Times New Roman" w:hAnsi="Times New Roman" w:cs="Times New Roman"/>
+          <w:b/>
+          <w:bCs/>
+        </w:rPr>
+      </w:pPr>
+      <w:r>
+        <w:rPr>
+          <w:rFonts w:ascii="Times New Roman" w:hAnsi="Times New Roman" w:cs="Times New Roman"/>
+          <w:b/>
+          <w:bCs/>
+        </w:rPr>
+        <w:t xml:space="preserve">  </w:t>
+      </w:r>
+      <w:r>
+        <w:rPr>
+          <w:rFonts w:ascii="Times New Roman" w:hAnsi="Times New Roman" w:cs="Times New Roman"/>
+          <w:b/>
+          <w:bCs/>
+        </w:rPr>
+        <w:t>Requirement Analysis</w:t>
+      </w:r>
+    </w:p>
+    <w:p>
+      <w:pPr>
+        <w:pStyle w:val="NoSpacing"/>
+        <w:spacing w:after="120" w:line="360" w:lineRule="auto"/>
+        <w:ind w:left="-1440" w:firstLine="720"/>
+        <w:jc w:val="both"/>
+        <w:rPr>
+          <w:rFonts w:ascii="Times New Roman" w:hAnsi="Times New Roman" w:cs="Times New Roman"/>
+          <w:b/>
+          <w:bCs/>
+        </w:rPr>
+      </w:pPr>
+    </w:p>
+    <w:p>
+      <w:pPr>
+        <w:pStyle w:val="NoSpacing"/>
+        <w:numPr>
+          <w:ilvl w:val="0"/>
+          <w:numId w:val="19"/>
+        </w:numPr>
+        <w:spacing w:after="120" w:line="360" w:lineRule="auto"/>
+        <w:jc w:val="both"/>
+        <w:rPr>
+          <w:rFonts w:ascii="Times New Roman" w:hAnsi="Times New Roman" w:cs="Times New Roman"/>
+        </w:rPr>
+      </w:pPr>
+      <w:r>
+        <w:rPr>
+          <w:rFonts w:ascii="Times New Roman" w:hAnsi="Times New Roman" w:cs="Times New Roman"/>
+        </w:rPr>
+        <w:t>Study insurance portal requirements.</w:t>
+      </w:r>
     </w:p>
     <w:p>
       <w:pPr>
@@ -575,59 +794,65 @@
           <w:ilvl w:val="0"/>
           <w:numId w:val="3"/>
         </w:numPr>
-      </w:pPr>
-      <w:r>
-        <w:t xml:space="preserve">Study insurance portal requirements. </w:t>
+        <w:tabs>
+          <w:tab w:val="clear" w:pos="2880"/>
+          <w:tab w:val="num" w:pos="720"/>
+        </w:tabs>
+        <w:spacing w:after="120" w:line="360" w:lineRule="auto"/>
+        <w:ind w:left="720"/>
+        <w:jc w:val="both"/>
+        <w:rPr>
+          <w:rFonts w:ascii="Times New Roman" w:hAnsi="Times New Roman" w:cs="Times New Roman"/>
+        </w:rPr>
+      </w:pPr>
+      <w:r>
+        <w:rPr>
+          <w:rFonts w:ascii="Times New Roman" w:hAnsi="Times New Roman" w:cs="Times New Roman"/>
+        </w:rPr>
+        <w:t>Identify user needs and system functionalities.</w:t>
       </w:r>
     </w:p>
     <w:p>
       <w:pPr>
         <w:pStyle w:val="NoSpacing"/>
-        <w:numPr>
-          <w:ilvl w:val="0"/>
-          <w:numId w:val="3"/>
-        </w:numPr>
-      </w:pPr>
-      <w:r>
-        <w:t xml:space="preserve">Identify user needs and system functionalities. </w:t>
-      </w:r>
+        <w:spacing w:after="120" w:line="360" w:lineRule="auto"/>
+        <w:jc w:val="both"/>
+        <w:rPr>
+          <w:rFonts w:ascii="Times New Roman" w:hAnsi="Times New Roman" w:cs="Times New Roman"/>
+          <w:b/>
+          <w:bCs/>
+        </w:rPr>
+      </w:pPr>
     </w:p>
     <w:p>
       <w:pPr>
         <w:pStyle w:val="NoSpacing"/>
-      </w:pPr>
+        <w:spacing w:after="120" w:line="360" w:lineRule="auto"/>
+        <w:ind w:left="-360" w:firstLine="1080"/>
+        <w:jc w:val="both"/>
+        <w:rPr>
+          <w:rFonts w:ascii="Times New Roman" w:hAnsi="Times New Roman" w:cs="Times New Roman"/>
+          <w:b/>
+          <w:bCs/>
+        </w:rPr>
+      </w:pPr>
+      <w:r>
+        <w:rPr>
+          <w:rFonts w:ascii="Times New Roman" w:hAnsi="Times New Roman" w:cs="Times New Roman"/>
+          <w:b/>
+          <w:bCs/>
+        </w:rPr>
+        <w:t>Design</w:t>
+      </w:r>
     </w:p>
     <w:p>
       <w:pPr>
         <w:pStyle w:val="NoSpacing"/>
-        <w:rPr>
-          <w:b/>
-          <w:bCs/>
-        </w:rPr>
-      </w:pPr>
-    </w:p>
-    <w:p>
-      <w:pPr>
-        <w:pStyle w:val="NoSpacing"/>
-        <w:ind w:left="1440" w:firstLine="720"/>
-        <w:rPr>
-          <w:b/>
-          <w:bCs/>
-        </w:rPr>
-      </w:pPr>
-      <w:r>
-        <w:rPr>
-          <w:b/>
-          <w:bCs/>
-        </w:rPr>
-        <w:t xml:space="preserve"> Design</w:t>
-      </w:r>
-    </w:p>
-    <w:p>
-      <w:pPr>
-        <w:pStyle w:val="NoSpacing"/>
-        <w:ind w:left="720" w:firstLine="720"/>
-        <w:rPr>
+        <w:spacing w:after="120" w:line="360" w:lineRule="auto"/>
+        <w:ind w:left="-1440" w:firstLine="720"/>
+        <w:jc w:val="both"/>
+        <w:rPr>
+          <w:rFonts w:ascii="Times New Roman" w:hAnsi="Times New Roman" w:cs="Times New Roman"/>
           <w:b/>
           <w:bCs/>
         </w:rPr>
@@ -640,9 +865,22 @@
           <w:ilvl w:val="0"/>
           <w:numId w:val="4"/>
         </w:numPr>
-      </w:pPr>
-      <w:r>
-        <w:t xml:space="preserve">Create website layout and navigation structure. </w:t>
+        <w:tabs>
+          <w:tab w:val="clear" w:pos="2880"/>
+          <w:tab w:val="num" w:pos="720"/>
+        </w:tabs>
+        <w:spacing w:after="120" w:line="360" w:lineRule="auto"/>
+        <w:ind w:left="720"/>
+        <w:jc w:val="both"/>
+        <w:rPr>
+          <w:rFonts w:ascii="Times New Roman" w:hAnsi="Times New Roman" w:cs="Times New Roman"/>
+        </w:rPr>
+      </w:pPr>
+      <w:r>
+        <w:rPr>
+          <w:rFonts w:ascii="Times New Roman" w:hAnsi="Times New Roman" w:cs="Times New Roman"/>
+        </w:rPr>
+        <w:t>Create website layout and navigation structure.</w:t>
       </w:r>
     </w:p>
     <w:p>
@@ -652,16 +890,31 @@
           <w:ilvl w:val="0"/>
           <w:numId w:val="4"/>
         </w:numPr>
-      </w:pPr>
-      <w:r>
-        <w:t xml:space="preserve">Design UI using HTML and CSS. </w:t>
+        <w:tabs>
+          <w:tab w:val="clear" w:pos="2880"/>
+          <w:tab w:val="num" w:pos="720"/>
+        </w:tabs>
+        <w:spacing w:after="120" w:line="360" w:lineRule="auto"/>
+        <w:ind w:left="720"/>
+        <w:jc w:val="both"/>
+        <w:rPr>
+          <w:rFonts w:ascii="Times New Roman" w:hAnsi="Times New Roman" w:cs="Times New Roman"/>
+        </w:rPr>
+      </w:pPr>
+      <w:r>
+        <w:rPr>
+          <w:rFonts w:ascii="Times New Roman" w:hAnsi="Times New Roman" w:cs="Times New Roman"/>
+        </w:rPr>
+        <w:t>Design UI using HTML and CSS.</w:t>
       </w:r>
     </w:p>
     <w:p>
       <w:pPr>
         <w:pStyle w:val="NoSpacing"/>
-        <w:ind w:left="720" w:firstLine="720"/>
-        <w:rPr>
+        <w:spacing w:after="120" w:line="360" w:lineRule="auto"/>
+        <w:jc w:val="both"/>
+        <w:rPr>
+          <w:rFonts w:ascii="Times New Roman" w:hAnsi="Times New Roman" w:cs="Times New Roman"/>
           <w:b/>
           <w:bCs/>
         </w:rPr>
@@ -670,55 +923,32 @@
     <w:p>
       <w:pPr>
         <w:pStyle w:val="NoSpacing"/>
-        <w:ind w:left="720" w:firstLine="720"/>
-        <w:rPr>
-          <w:b/>
-          <w:bCs/>
-        </w:rPr>
-      </w:pPr>
+        <w:spacing w:after="120" w:line="360" w:lineRule="auto"/>
+        <w:ind w:left="-360" w:firstLine="1080"/>
+        <w:jc w:val="both"/>
+        <w:rPr>
+          <w:rFonts w:ascii="Times New Roman" w:hAnsi="Times New Roman" w:cs="Times New Roman"/>
+          <w:b/>
+          <w:bCs/>
+        </w:rPr>
+      </w:pPr>
+      <w:r>
+        <w:rPr>
+          <w:rFonts w:ascii="Times New Roman" w:hAnsi="Times New Roman" w:cs="Times New Roman"/>
+          <w:b/>
+          <w:bCs/>
+        </w:rPr>
+        <w:t>Home Page</w:t>
+      </w:r>
     </w:p>
     <w:p>
       <w:pPr>
         <w:pStyle w:val="NoSpacing"/>
-        <w:ind w:left="720" w:firstLine="720"/>
-        <w:rPr>
-          <w:b/>
-          <w:bCs/>
-        </w:rPr>
-      </w:pPr>
-    </w:p>
-    <w:p>
-      <w:pPr>
-        <w:pStyle w:val="NoSpacing"/>
-        <w:ind w:left="1440" w:firstLine="720"/>
-        <w:rPr>
-          <w:b/>
-          <w:bCs/>
-        </w:rPr>
-      </w:pPr>
-    </w:p>
-    <w:p>
-      <w:pPr>
-        <w:pStyle w:val="NoSpacing"/>
-        <w:ind w:left="1440" w:firstLine="720"/>
-        <w:rPr>
-          <w:b/>
-          <w:bCs/>
-        </w:rPr>
-      </w:pPr>
-      <w:r>
-        <w:rPr>
-          <w:b/>
-          <w:bCs/>
-        </w:rPr>
-        <w:t>Home Page</w:t>
-      </w:r>
-    </w:p>
-    <w:p>
-      <w:pPr>
-        <w:pStyle w:val="NoSpacing"/>
-        <w:ind w:left="720" w:firstLine="720"/>
-        <w:rPr>
+        <w:spacing w:after="120" w:line="360" w:lineRule="auto"/>
+        <w:ind w:left="-1440" w:firstLine="720"/>
+        <w:jc w:val="both"/>
+        <w:rPr>
+          <w:rFonts w:ascii="Times New Roman" w:hAnsi="Times New Roman" w:cs="Times New Roman"/>
           <w:b/>
           <w:bCs/>
         </w:rPr>
@@ -731,9 +961,22 @@
           <w:ilvl w:val="0"/>
           <w:numId w:val="5"/>
         </w:numPr>
-      </w:pPr>
-      <w:r>
-        <w:t xml:space="preserve">Company introduction </w:t>
+        <w:tabs>
+          <w:tab w:val="clear" w:pos="2880"/>
+          <w:tab w:val="num" w:pos="720"/>
+        </w:tabs>
+        <w:spacing w:after="120" w:line="360" w:lineRule="auto"/>
+        <w:ind w:left="720"/>
+        <w:jc w:val="both"/>
+        <w:rPr>
+          <w:rFonts w:ascii="Times New Roman" w:hAnsi="Times New Roman" w:cs="Times New Roman"/>
+        </w:rPr>
+      </w:pPr>
+      <w:r>
+        <w:rPr>
+          <w:rFonts w:ascii="Times New Roman" w:hAnsi="Times New Roman" w:cs="Times New Roman"/>
+        </w:rPr>
+        <w:t>Company introduction</w:t>
       </w:r>
     </w:p>
     <w:p>
@@ -743,28 +986,50 @@
           <w:ilvl w:val="0"/>
           <w:numId w:val="5"/>
         </w:numPr>
-      </w:pPr>
-      <w:r>
-        <w:t xml:space="preserve">Featured insurance plans </w:t>
+        <w:tabs>
+          <w:tab w:val="clear" w:pos="2880"/>
+          <w:tab w:val="num" w:pos="720"/>
+        </w:tabs>
+        <w:spacing w:after="120" w:line="360" w:lineRule="auto"/>
+        <w:ind w:left="720"/>
+        <w:jc w:val="both"/>
+        <w:rPr>
+          <w:rFonts w:ascii="Times New Roman" w:hAnsi="Times New Roman" w:cs="Times New Roman"/>
+        </w:rPr>
+      </w:pPr>
+      <w:r>
+        <w:rPr>
+          <w:rFonts w:ascii="Times New Roman" w:hAnsi="Times New Roman" w:cs="Times New Roman"/>
+        </w:rPr>
+        <w:t>Featured insurance plans</w:t>
       </w:r>
     </w:p>
     <w:p>
       <w:pPr>
         <w:pStyle w:val="NoSpacing"/>
+        <w:spacing w:after="120" w:line="360" w:lineRule="auto"/>
         <w:ind w:firstLine="720"/>
+        <w:jc w:val="both"/>
+        <w:rPr>
+          <w:rFonts w:ascii="Times New Roman" w:hAnsi="Times New Roman" w:cs="Times New Roman"/>
+        </w:rPr>
       </w:pPr>
     </w:p>
     <w:p>
       <w:pPr>
         <w:pStyle w:val="NoSpacing"/>
-        <w:ind w:left="1440" w:firstLine="720"/>
-        <w:rPr>
-          <w:b/>
-          <w:bCs/>
-        </w:rPr>
-      </w:pPr>
-      <w:r>
-        <w:rPr>
+        <w:spacing w:after="120" w:line="360" w:lineRule="auto"/>
+        <w:ind w:left="-360" w:firstLine="1080"/>
+        <w:jc w:val="both"/>
+        <w:rPr>
+          <w:rFonts w:ascii="Times New Roman" w:hAnsi="Times New Roman" w:cs="Times New Roman"/>
+          <w:b/>
+          <w:bCs/>
+        </w:rPr>
+      </w:pPr>
+      <w:r>
+        <w:rPr>
+          <w:rFonts w:ascii="Times New Roman" w:hAnsi="Times New Roman" w:cs="Times New Roman"/>
           <w:b/>
           <w:bCs/>
         </w:rPr>
@@ -774,8 +1039,11 @@
     <w:p>
       <w:pPr>
         <w:pStyle w:val="NoSpacing"/>
-        <w:ind w:left="720" w:firstLine="720"/>
-        <w:rPr>
+        <w:spacing w:after="120" w:line="360" w:lineRule="auto"/>
+        <w:ind w:left="-1440" w:firstLine="720"/>
+        <w:jc w:val="both"/>
+        <w:rPr>
+          <w:rFonts w:ascii="Times New Roman" w:hAnsi="Times New Roman" w:cs="Times New Roman"/>
           <w:b/>
           <w:bCs/>
         </w:rPr>
@@ -788,9 +1056,22 @@
           <w:ilvl w:val="0"/>
           <w:numId w:val="6"/>
         </w:numPr>
-      </w:pPr>
-      <w:r>
-        <w:t xml:space="preserve">Health Insurance </w:t>
+        <w:tabs>
+          <w:tab w:val="clear" w:pos="2880"/>
+          <w:tab w:val="num" w:pos="720"/>
+        </w:tabs>
+        <w:spacing w:after="120" w:line="360" w:lineRule="auto"/>
+        <w:ind w:left="720"/>
+        <w:jc w:val="both"/>
+        <w:rPr>
+          <w:rFonts w:ascii="Times New Roman" w:hAnsi="Times New Roman" w:cs="Times New Roman"/>
+        </w:rPr>
+      </w:pPr>
+      <w:r>
+        <w:rPr>
+          <w:rFonts w:ascii="Times New Roman" w:hAnsi="Times New Roman" w:cs="Times New Roman"/>
+        </w:rPr>
+        <w:t>Health Insurance</w:t>
       </w:r>
     </w:p>
     <w:p>
@@ -800,9 +1081,22 @@
           <w:ilvl w:val="0"/>
           <w:numId w:val="6"/>
         </w:numPr>
-      </w:pPr>
-      <w:r>
-        <w:t xml:space="preserve">Life Insurance </w:t>
+        <w:tabs>
+          <w:tab w:val="clear" w:pos="2880"/>
+          <w:tab w:val="num" w:pos="720"/>
+        </w:tabs>
+        <w:spacing w:after="120" w:line="360" w:lineRule="auto"/>
+        <w:ind w:left="720"/>
+        <w:jc w:val="both"/>
+        <w:rPr>
+          <w:rFonts w:ascii="Times New Roman" w:hAnsi="Times New Roman" w:cs="Times New Roman"/>
+        </w:rPr>
+      </w:pPr>
+      <w:r>
+        <w:rPr>
+          <w:rFonts w:ascii="Times New Roman" w:hAnsi="Times New Roman" w:cs="Times New Roman"/>
+        </w:rPr>
+        <w:t>Life Insurance</w:t>
       </w:r>
     </w:p>
     <w:p>
@@ -812,27 +1106,49 @@
           <w:ilvl w:val="0"/>
           <w:numId w:val="6"/>
         </w:numPr>
-      </w:pPr>
-      <w:r>
-        <w:t xml:space="preserve">Motor Insurance </w:t>
+        <w:tabs>
+          <w:tab w:val="clear" w:pos="2880"/>
+          <w:tab w:val="num" w:pos="720"/>
+        </w:tabs>
+        <w:spacing w:after="120" w:line="360" w:lineRule="auto"/>
+        <w:ind w:left="720"/>
+        <w:jc w:val="both"/>
+        <w:rPr>
+          <w:rFonts w:ascii="Times New Roman" w:hAnsi="Times New Roman" w:cs="Times New Roman"/>
+        </w:rPr>
+      </w:pPr>
+      <w:r>
+        <w:rPr>
+          <w:rFonts w:ascii="Times New Roman" w:hAnsi="Times New Roman" w:cs="Times New Roman"/>
+        </w:rPr>
+        <w:t>Motor Insurance</w:t>
       </w:r>
     </w:p>
     <w:p>
       <w:pPr>
         <w:pStyle w:val="NoSpacing"/>
+        <w:spacing w:after="120" w:line="360" w:lineRule="auto"/>
+        <w:jc w:val="both"/>
+        <w:rPr>
+          <w:rFonts w:ascii="Times New Roman" w:hAnsi="Times New Roman" w:cs="Times New Roman"/>
+        </w:rPr>
       </w:pPr>
     </w:p>
     <w:p>
       <w:pPr>
         <w:pStyle w:val="NoSpacing"/>
-        <w:ind w:left="1440" w:firstLine="720"/>
-        <w:rPr>
-          <w:b/>
-          <w:bCs/>
-        </w:rPr>
-      </w:pPr>
-      <w:r>
-        <w:rPr>
+        <w:spacing w:after="120" w:line="360" w:lineRule="auto"/>
+        <w:ind w:left="-360" w:firstLine="1080"/>
+        <w:jc w:val="both"/>
+        <w:rPr>
+          <w:rFonts w:ascii="Times New Roman" w:hAnsi="Times New Roman" w:cs="Times New Roman"/>
+          <w:b/>
+          <w:bCs/>
+        </w:rPr>
+      </w:pPr>
+      <w:r>
+        <w:rPr>
+          <w:rFonts w:ascii="Times New Roman" w:hAnsi="Times New Roman" w:cs="Times New Roman"/>
           <w:b/>
           <w:bCs/>
         </w:rPr>
@@ -842,8 +1158,11 @@
     <w:p>
       <w:pPr>
         <w:pStyle w:val="NoSpacing"/>
-        <w:ind w:left="720" w:firstLine="720"/>
-        <w:rPr>
+        <w:spacing w:after="120" w:line="360" w:lineRule="auto"/>
+        <w:ind w:left="-1440" w:firstLine="720"/>
+        <w:jc w:val="both"/>
+        <w:rPr>
+          <w:rFonts w:ascii="Times New Roman" w:hAnsi="Times New Roman" w:cs="Times New Roman"/>
           <w:b/>
           <w:bCs/>
         </w:rPr>
@@ -856,27 +1175,45 @@
           <w:ilvl w:val="0"/>
           <w:numId w:val="9"/>
         </w:numPr>
-      </w:pPr>
-      <w:r>
+        <w:spacing w:after="120" w:line="360" w:lineRule="auto"/>
+        <w:ind w:left="720"/>
+        <w:jc w:val="both"/>
+        <w:rPr>
+          <w:rFonts w:ascii="Times New Roman" w:hAnsi="Times New Roman" w:cs="Times New Roman"/>
+        </w:rPr>
+      </w:pPr>
+      <w:r>
+        <w:rPr>
+          <w:rFonts w:ascii="Times New Roman" w:hAnsi="Times New Roman" w:cs="Times New Roman"/>
+        </w:rPr>
         <w:t>Compare features of multiple plans</w:t>
       </w:r>
     </w:p>
     <w:p>
       <w:pPr>
         <w:pStyle w:val="NoSpacing"/>
+        <w:spacing w:after="120" w:line="360" w:lineRule="auto"/>
+        <w:jc w:val="both"/>
+        <w:rPr>
+          <w:rFonts w:ascii="Times New Roman" w:hAnsi="Times New Roman" w:cs="Times New Roman"/>
+        </w:rPr>
       </w:pPr>
     </w:p>
     <w:p>
       <w:pPr>
         <w:pStyle w:val="NoSpacing"/>
-        <w:ind w:left="1440" w:firstLine="720"/>
-        <w:rPr>
-          <w:b/>
-          <w:bCs/>
-        </w:rPr>
-      </w:pPr>
-      <w:r>
-        <w:rPr>
+        <w:spacing w:after="120" w:line="360" w:lineRule="auto"/>
+        <w:ind w:left="-360" w:firstLine="1080"/>
+        <w:jc w:val="both"/>
+        <w:rPr>
+          <w:rFonts w:ascii="Times New Roman" w:hAnsi="Times New Roman" w:cs="Times New Roman"/>
+          <w:b/>
+          <w:bCs/>
+        </w:rPr>
+      </w:pPr>
+      <w:r>
+        <w:rPr>
+          <w:rFonts w:ascii="Times New Roman" w:hAnsi="Times New Roman" w:cs="Times New Roman"/>
           <w:b/>
           <w:bCs/>
         </w:rPr>
@@ -886,8 +1223,11 @@
     <w:p>
       <w:pPr>
         <w:pStyle w:val="NoSpacing"/>
-        <w:ind w:left="720" w:firstLine="720"/>
-        <w:rPr>
+        <w:spacing w:after="120" w:line="360" w:lineRule="auto"/>
+        <w:ind w:left="-1440" w:firstLine="720"/>
+        <w:jc w:val="both"/>
+        <w:rPr>
+          <w:rFonts w:ascii="Times New Roman" w:hAnsi="Times New Roman" w:cs="Times New Roman"/>
           <w:b/>
           <w:bCs/>
         </w:rPr>
@@ -900,27 +1240,45 @@
           <w:ilvl w:val="0"/>
           <w:numId w:val="9"/>
         </w:numPr>
-      </w:pPr>
-      <w:r>
-        <w:t xml:space="preserve">Users submit claim details </w:t>
+        <w:spacing w:after="120" w:line="360" w:lineRule="auto"/>
+        <w:ind w:left="720"/>
+        <w:jc w:val="both"/>
+        <w:rPr>
+          <w:rFonts w:ascii="Times New Roman" w:hAnsi="Times New Roman" w:cs="Times New Roman"/>
+        </w:rPr>
+      </w:pPr>
+      <w:r>
+        <w:rPr>
+          <w:rFonts w:ascii="Times New Roman" w:hAnsi="Times New Roman" w:cs="Times New Roman"/>
+        </w:rPr>
+        <w:t>Users submit claim details</w:t>
       </w:r>
     </w:p>
     <w:p>
       <w:pPr>
         <w:pStyle w:val="NoSpacing"/>
+        <w:spacing w:after="120" w:line="360" w:lineRule="auto"/>
+        <w:jc w:val="both"/>
+        <w:rPr>
+          <w:rFonts w:ascii="Times New Roman" w:hAnsi="Times New Roman" w:cs="Times New Roman"/>
+        </w:rPr>
       </w:pPr>
     </w:p>
     <w:p>
       <w:pPr>
         <w:pStyle w:val="NoSpacing"/>
-        <w:ind w:left="1440" w:firstLine="720"/>
-        <w:rPr>
-          <w:b/>
-          <w:bCs/>
-        </w:rPr>
-      </w:pPr>
-      <w:r>
-        <w:rPr>
+        <w:spacing w:after="120" w:line="360" w:lineRule="auto"/>
+        <w:ind w:left="-360" w:firstLine="1080"/>
+        <w:jc w:val="both"/>
+        <w:rPr>
+          <w:rFonts w:ascii="Times New Roman" w:hAnsi="Times New Roman" w:cs="Times New Roman"/>
+          <w:b/>
+          <w:bCs/>
+        </w:rPr>
+      </w:pPr>
+      <w:r>
+        <w:rPr>
+          <w:rFonts w:ascii="Times New Roman" w:hAnsi="Times New Roman" w:cs="Times New Roman"/>
           <w:b/>
           <w:bCs/>
         </w:rPr>
@@ -930,8 +1288,11 @@
     <w:p>
       <w:pPr>
         <w:pStyle w:val="NoSpacing"/>
-        <w:ind w:left="1440"/>
-        <w:rPr>
+        <w:spacing w:after="120" w:line="360" w:lineRule="auto"/>
+        <w:ind w:left="-720"/>
+        <w:jc w:val="both"/>
+        <w:rPr>
+          <w:rFonts w:ascii="Times New Roman" w:hAnsi="Times New Roman" w:cs="Times New Roman"/>
           <w:b/>
           <w:bCs/>
         </w:rPr>
@@ -944,47 +1305,45 @@
           <w:ilvl w:val="0"/>
           <w:numId w:val="9"/>
         </w:numPr>
-      </w:pPr>
-      <w:r>
-        <w:t xml:space="preserve">Customer support form </w:t>
+        <w:spacing w:after="120" w:line="360" w:lineRule="auto"/>
+        <w:ind w:left="720"/>
+        <w:jc w:val="both"/>
+        <w:rPr>
+          <w:rFonts w:ascii="Times New Roman" w:hAnsi="Times New Roman" w:cs="Times New Roman"/>
+        </w:rPr>
+      </w:pPr>
+      <w:r>
+        <w:rPr>
+          <w:rFonts w:ascii="Times New Roman" w:hAnsi="Times New Roman" w:cs="Times New Roman"/>
+        </w:rPr>
+        <w:t>Customer support form</w:t>
       </w:r>
     </w:p>
     <w:p>
       <w:pPr>
         <w:pStyle w:val="NoSpacing"/>
+        <w:spacing w:after="120" w:line="360" w:lineRule="auto"/>
+        <w:jc w:val="both"/>
+        <w:rPr>
+          <w:rFonts w:ascii="Times New Roman" w:hAnsi="Times New Roman" w:cs="Times New Roman"/>
+        </w:rPr>
       </w:pPr>
     </w:p>
     <w:p>
       <w:pPr>
         <w:pStyle w:val="NoSpacing"/>
-        <w:rPr>
-          <w:b/>
-          <w:bCs/>
-        </w:rPr>
-      </w:pPr>
-      <w:r>
-        <w:rPr>
-          <w:b/>
-          <w:bCs/>
-        </w:rPr>
-        <w:tab/>
-      </w:r>
-      <w:r>
-        <w:rPr>
-          <w:b/>
-          <w:bCs/>
-        </w:rPr>
-        <w:tab/>
-      </w:r>
-      <w:r>
-        <w:rPr>
-          <w:b/>
-          <w:bCs/>
-        </w:rPr>
-        <w:tab/>
-      </w:r>
-      <w:r>
-        <w:rPr>
+        <w:spacing w:after="120" w:line="360" w:lineRule="auto"/>
+        <w:ind w:firstLine="720"/>
+        <w:jc w:val="both"/>
+        <w:rPr>
+          <w:rFonts w:ascii="Times New Roman" w:hAnsi="Times New Roman" w:cs="Times New Roman"/>
+          <w:b/>
+          <w:bCs/>
+        </w:rPr>
+      </w:pPr>
+      <w:r>
+        <w:rPr>
+          <w:rFonts w:ascii="Times New Roman" w:hAnsi="Times New Roman" w:cs="Times New Roman"/>
           <w:b/>
           <w:bCs/>
         </w:rPr>
@@ -994,7 +1353,10 @@
     <w:p>
       <w:pPr>
         <w:pStyle w:val="NoSpacing"/>
-        <w:rPr>
+        <w:spacing w:after="120" w:line="360" w:lineRule="auto"/>
+        <w:jc w:val="both"/>
+        <w:rPr>
+          <w:rFonts w:ascii="Times New Roman" w:hAnsi="Times New Roman" w:cs="Times New Roman"/>
           <w:b/>
           <w:bCs/>
         </w:rPr>
@@ -1007,9 +1369,22 @@
           <w:ilvl w:val="0"/>
           <w:numId w:val="12"/>
         </w:numPr>
-      </w:pPr>
-      <w:r>
-        <w:t xml:space="preserve">Form validation </w:t>
+        <w:tabs>
+          <w:tab w:val="clear" w:pos="2880"/>
+          <w:tab w:val="num" w:pos="720"/>
+        </w:tabs>
+        <w:spacing w:after="120" w:line="360" w:lineRule="auto"/>
+        <w:ind w:left="720"/>
+        <w:jc w:val="both"/>
+        <w:rPr>
+          <w:rFonts w:ascii="Times New Roman" w:hAnsi="Times New Roman" w:cs="Times New Roman"/>
+        </w:rPr>
+      </w:pPr>
+      <w:r>
+        <w:rPr>
+          <w:rFonts w:ascii="Times New Roman" w:hAnsi="Times New Roman" w:cs="Times New Roman"/>
+        </w:rPr>
+        <w:t>Form validation</w:t>
       </w:r>
     </w:p>
     <w:p>
@@ -1019,9 +1394,22 @@
           <w:ilvl w:val="0"/>
           <w:numId w:val="12"/>
         </w:numPr>
-      </w:pPr>
-      <w:r>
-        <w:t xml:space="preserve">Responsive design testing </w:t>
+        <w:tabs>
+          <w:tab w:val="clear" w:pos="2880"/>
+          <w:tab w:val="num" w:pos="720"/>
+        </w:tabs>
+        <w:spacing w:after="120" w:line="360" w:lineRule="auto"/>
+        <w:ind w:left="720"/>
+        <w:jc w:val="both"/>
+        <w:rPr>
+          <w:rFonts w:ascii="Times New Roman" w:hAnsi="Times New Roman" w:cs="Times New Roman"/>
+        </w:rPr>
+      </w:pPr>
+      <w:r>
+        <w:rPr>
+          <w:rFonts w:ascii="Times New Roman" w:hAnsi="Times New Roman" w:cs="Times New Roman"/>
+        </w:rPr>
+        <w:t>Responsive design testing</w:t>
       </w:r>
     </w:p>
     <w:p>
@@ -1031,15 +1419,31 @@
           <w:ilvl w:val="0"/>
           <w:numId w:val="12"/>
         </w:numPr>
-      </w:pPr>
-      <w:r>
-        <w:t xml:space="preserve">Browser compatibility testing </w:t>
+        <w:tabs>
+          <w:tab w:val="clear" w:pos="2880"/>
+          <w:tab w:val="num" w:pos="720"/>
+        </w:tabs>
+        <w:spacing w:after="120" w:line="360" w:lineRule="auto"/>
+        <w:ind w:left="720"/>
+        <w:jc w:val="both"/>
+        <w:rPr>
+          <w:rFonts w:ascii="Times New Roman" w:hAnsi="Times New Roman" w:cs="Times New Roman"/>
+        </w:rPr>
+      </w:pPr>
+      <w:r>
+        <w:rPr>
+          <w:rFonts w:ascii="Times New Roman" w:hAnsi="Times New Roman" w:cs="Times New Roman"/>
+        </w:rPr>
+        <w:t>Browser compatibility testing</w:t>
       </w:r>
     </w:p>
     <w:p>
       <w:pPr>
         <w:pStyle w:val="NoSpacing"/>
-        <w:rPr>
+        <w:spacing w:after="120" w:line="360" w:lineRule="auto"/>
+        <w:jc w:val="both"/>
+        <w:rPr>
+          <w:rFonts w:ascii="Times New Roman" w:hAnsi="Times New Roman" w:cs="Times New Roman"/>
           <w:b/>
           <w:bCs/>
         </w:rPr>
@@ -1048,14 +1452,18 @@
     <w:p>
       <w:pPr>
         <w:pStyle w:val="NoSpacing"/>
-        <w:ind w:left="1440" w:firstLine="720"/>
-        <w:rPr>
-          <w:b/>
-          <w:bCs/>
-        </w:rPr>
-      </w:pPr>
-      <w:r>
-        <w:rPr>
+        <w:spacing w:after="120" w:line="360" w:lineRule="auto"/>
+        <w:ind w:firstLine="720"/>
+        <w:jc w:val="both"/>
+        <w:rPr>
+          <w:rFonts w:ascii="Times New Roman" w:hAnsi="Times New Roman" w:cs="Times New Roman"/>
+          <w:b/>
+          <w:bCs/>
+        </w:rPr>
+      </w:pPr>
+      <w:r>
+        <w:rPr>
+          <w:rFonts w:ascii="Times New Roman" w:hAnsi="Times New Roman" w:cs="Times New Roman"/>
           <w:b/>
           <w:bCs/>
         </w:rPr>
@@ -1065,8 +1473,11 @@
     <w:p>
       <w:pPr>
         <w:pStyle w:val="NoSpacing"/>
-        <w:ind w:left="720" w:firstLine="720"/>
-        <w:rPr>
+        <w:spacing w:after="120" w:line="360" w:lineRule="auto"/>
+        <w:ind w:left="363" w:firstLine="720"/>
+        <w:jc w:val="both"/>
+        <w:rPr>
+          <w:rFonts w:ascii="Times New Roman" w:hAnsi="Times New Roman" w:cs="Times New Roman"/>
           <w:b/>
           <w:bCs/>
         </w:rPr>
@@ -1079,26 +1490,48 @@
           <w:ilvl w:val="0"/>
           <w:numId w:val="9"/>
         </w:numPr>
-      </w:pPr>
-      <w:r>
+        <w:spacing w:after="120" w:line="360" w:lineRule="auto"/>
+        <w:ind w:left="723"/>
+        <w:jc w:val="both"/>
+        <w:rPr>
+          <w:rFonts w:ascii="Times New Roman" w:hAnsi="Times New Roman" w:cs="Times New Roman"/>
+        </w:rPr>
+      </w:pPr>
+      <w:r>
+        <w:rPr>
+          <w:rFonts w:ascii="Times New Roman" w:hAnsi="Times New Roman" w:cs="Times New Roman"/>
+        </w:rPr>
         <w:t>Host project using GitHub Pages</w:t>
       </w:r>
     </w:p>
     <w:p>
       <w:pPr>
         <w:pStyle w:val="NoSpacing"/>
+        <w:spacing w:after="120" w:line="360" w:lineRule="auto"/>
+        <w:ind w:left="363"/>
+        <w:rPr>
+          <w:rFonts w:ascii="Times New Roman" w:hAnsi="Times New Roman" w:cs="Times New Roman"/>
+        </w:rPr>
       </w:pPr>
     </w:p>
     <w:p>
       <w:pPr>
         <w:pStyle w:val="NoSpacing"/>
+        <w:spacing w:after="120" w:line="360" w:lineRule="auto"/>
+        <w:ind w:left="363"/>
+        <w:rPr>
+          <w:rFonts w:ascii="Times New Roman" w:hAnsi="Times New Roman" w:cs="Times New Roman"/>
+        </w:rPr>
       </w:pPr>
     </w:p>
     <w:p>
       <w:pPr>
         <w:pStyle w:val="NoSpacing"/>
-        <w:ind w:left="4320"/>
-        <w:rPr>
+        <w:spacing w:after="120" w:line="360" w:lineRule="auto"/>
+        <w:ind w:left="363"/>
+        <w:jc w:val="center"/>
+        <w:rPr>
+          <w:rFonts w:ascii="Times New Roman" w:hAnsi="Times New Roman" w:cs="Times New Roman"/>
           <w:b/>
           <w:bCs/>
           <w:sz w:val="32"/>
@@ -1107,182 +1540,314 @@
       </w:pPr>
       <w:r>
         <w:rPr>
+          <w:rFonts w:ascii="Times New Roman" w:hAnsi="Times New Roman" w:cs="Times New Roman"/>
           <w:b/>
           <w:bCs/>
           <w:sz w:val="32"/>
           <w:szCs w:val="32"/>
         </w:rPr>
+        <w:lastRenderedPageBreak/>
         <w:t>PROCESS FLOW</w:t>
       </w:r>
     </w:p>
     <w:p>
       <w:pPr>
         <w:pStyle w:val="NoSpacing"/>
-        <w:rPr>
-          <w:b/>
-          <w:bCs/>
-        </w:rPr>
-      </w:pPr>
-    </w:p>
-    <w:p>
-      <w:pPr>
-        <w:pStyle w:val="NoSpacing"/>
-        <w:ind w:left="1440" w:firstLine="720"/>
-      </w:pPr>
-      <w:r>
-        <w:t>User</w:t>
-      </w:r>
-    </w:p>
-    <w:p>
-      <w:pPr>
-        <w:pStyle w:val="NoSpacing"/>
-        <w:ind w:left="2160"/>
-      </w:pPr>
-      <w:r>
-        <w:t xml:space="preserve">  ↓</w:t>
-      </w:r>
-    </w:p>
-    <w:p>
-      <w:pPr>
-        <w:pStyle w:val="NoSpacing"/>
-        <w:ind w:left="1440" w:firstLine="720"/>
-      </w:pPr>
-      <w:r>
-        <w:t>Home Page</w:t>
-      </w:r>
-    </w:p>
-    <w:p>
-      <w:pPr>
-        <w:pStyle w:val="NoSpacing"/>
-        <w:ind w:left="2160"/>
-      </w:pPr>
-      <w:r>
-        <w:t xml:space="preserve">  ↓</w:t>
-      </w:r>
-    </w:p>
-    <w:p>
-      <w:pPr>
-        <w:pStyle w:val="NoSpacing"/>
-        <w:ind w:left="2160"/>
-      </w:pPr>
-      <w:r>
-        <w:t>Select Insurance Category</w:t>
-      </w:r>
-    </w:p>
-    <w:p>
-      <w:pPr>
-        <w:pStyle w:val="NoSpacing"/>
-        <w:ind w:left="2160"/>
-      </w:pPr>
-      <w:r>
-        <w:t xml:space="preserve">  ↓</w:t>
-      </w:r>
-    </w:p>
-    <w:p>
-      <w:pPr>
-        <w:pStyle w:val="NoSpacing"/>
-        <w:ind w:left="2160"/>
-      </w:pPr>
-      <w:r>
-        <w:t>View Plans</w:t>
-      </w:r>
-    </w:p>
-    <w:p>
-      <w:pPr>
-        <w:pStyle w:val="NoSpacing"/>
-        <w:ind w:left="2160"/>
-      </w:pPr>
-      <w:r>
-        <w:t xml:space="preserve">  ↓</w:t>
-      </w:r>
-    </w:p>
-    <w:p>
-      <w:pPr>
-        <w:pStyle w:val="NoSpacing"/>
-        <w:ind w:left="2160"/>
-      </w:pPr>
-      <w:r>
-        <w:t>Compare Plans</w:t>
-      </w:r>
-    </w:p>
-    <w:p>
-      <w:pPr>
-        <w:pStyle w:val="NoSpacing"/>
-        <w:ind w:left="2160"/>
-      </w:pPr>
-      <w:r>
-        <w:t xml:space="preserve">  ↓</w:t>
-      </w:r>
-    </w:p>
-    <w:p>
-      <w:pPr>
-        <w:pStyle w:val="NoSpacing"/>
-        <w:ind w:left="2160"/>
-      </w:pPr>
-      <w:r>
-        <w:t>Submit Purchase/Claim Request</w:t>
-      </w:r>
-    </w:p>
-    <w:p>
-      <w:pPr>
-        <w:pStyle w:val="NoSpacing"/>
-        <w:ind w:left="2160"/>
-      </w:pPr>
-      <w:r>
-        <w:t xml:space="preserve">  ↓</w:t>
-      </w:r>
-    </w:p>
-    <w:p>
-      <w:pPr>
-        <w:pStyle w:val="NoSpacing"/>
-        <w:ind w:left="2160"/>
-      </w:pPr>
-      <w:r>
-        <w:t>Confirmation Message</w:t>
-      </w:r>
-    </w:p>
-    <w:p>
-      <w:pPr>
-        <w:pStyle w:val="NoSpacing"/>
-        <w:ind w:left="2160"/>
-      </w:pPr>
-    </w:p>
-    <w:p>
-      <w:pPr>
-        <w:pStyle w:val="NoSpacing"/>
-        <w:ind w:left="3600" w:firstLine="720"/>
-      </w:pPr>
-    </w:p>
-    <w:p>
-      <w:pPr>
-        <w:ind w:left="2160" w:firstLine="720"/>
-        <w:rPr>
+        <w:spacing w:after="120" w:line="360" w:lineRule="auto"/>
+        <w:ind w:left="363"/>
+        <w:jc w:val="center"/>
+        <w:rPr>
+          <w:rFonts w:ascii="Times New Roman" w:hAnsi="Times New Roman" w:cs="Times New Roman"/>
           <w:b/>
           <w:bCs/>
           <w:sz w:val="32"/>
           <w:szCs w:val="32"/>
         </w:rPr>
       </w:pPr>
-      <w:r>
-        <w:rPr>
+    </w:p>
+    <w:p>
+      <w:pPr>
+        <w:pStyle w:val="NoSpacing"/>
+        <w:spacing w:after="120" w:line="360" w:lineRule="auto"/>
+        <w:ind w:left="720"/>
+        <w:rPr>
+          <w:rFonts w:ascii="Times New Roman" w:hAnsi="Times New Roman" w:cs="Times New Roman"/>
+        </w:rPr>
+      </w:pPr>
+      <w:r>
+        <w:rPr>
+          <w:rFonts w:ascii="Times New Roman" w:hAnsi="Times New Roman" w:cs="Times New Roman"/>
+        </w:rPr>
+        <w:t>User</w:t>
+      </w:r>
+    </w:p>
+    <w:p>
+      <w:pPr>
+        <w:pStyle w:val="NoSpacing"/>
+        <w:spacing w:after="120" w:line="360" w:lineRule="auto"/>
+        <w:ind w:left="720"/>
+        <w:rPr>
+          <w:rFonts w:ascii="Times New Roman" w:hAnsi="Times New Roman" w:cs="Times New Roman"/>
+        </w:rPr>
+      </w:pPr>
+      <w:r>
+        <w:rPr>
+          <w:rFonts w:ascii="Times New Roman" w:hAnsi="Times New Roman" w:cs="Times New Roman"/>
+        </w:rPr>
+        <w:t xml:space="preserve">  ↓</w:t>
+      </w:r>
+    </w:p>
+    <w:p>
+      <w:pPr>
+        <w:pStyle w:val="NoSpacing"/>
+        <w:spacing w:after="120" w:line="360" w:lineRule="auto"/>
+        <w:ind w:left="720"/>
+        <w:rPr>
+          <w:rFonts w:ascii="Times New Roman" w:hAnsi="Times New Roman" w:cs="Times New Roman"/>
+        </w:rPr>
+      </w:pPr>
+      <w:r>
+        <w:rPr>
+          <w:rFonts w:ascii="Times New Roman" w:hAnsi="Times New Roman" w:cs="Times New Roman"/>
+        </w:rPr>
+        <w:t>Home Page</w:t>
+      </w:r>
+    </w:p>
+    <w:p>
+      <w:pPr>
+        <w:pStyle w:val="NoSpacing"/>
+        <w:spacing w:after="120" w:line="360" w:lineRule="auto"/>
+        <w:ind w:left="720"/>
+        <w:rPr>
+          <w:rFonts w:ascii="Times New Roman" w:hAnsi="Times New Roman" w:cs="Times New Roman"/>
+        </w:rPr>
+      </w:pPr>
+      <w:r>
+        <w:rPr>
+          <w:rFonts w:ascii="Times New Roman" w:hAnsi="Times New Roman" w:cs="Times New Roman"/>
+        </w:rPr>
+        <w:t xml:space="preserve">  ↓</w:t>
+      </w:r>
+    </w:p>
+    <w:p>
+      <w:pPr>
+        <w:pStyle w:val="NoSpacing"/>
+        <w:spacing w:after="120" w:line="360" w:lineRule="auto"/>
+        <w:ind w:left="720"/>
+        <w:rPr>
+          <w:rFonts w:ascii="Times New Roman" w:hAnsi="Times New Roman" w:cs="Times New Roman"/>
+        </w:rPr>
+      </w:pPr>
+      <w:r>
+        <w:rPr>
+          <w:rFonts w:ascii="Times New Roman" w:hAnsi="Times New Roman" w:cs="Times New Roman"/>
+        </w:rPr>
+        <w:t>Select Insurance Category</w:t>
+      </w:r>
+    </w:p>
+    <w:p>
+      <w:pPr>
+        <w:pStyle w:val="NoSpacing"/>
+        <w:spacing w:after="120" w:line="360" w:lineRule="auto"/>
+        <w:ind w:left="720"/>
+        <w:rPr>
+          <w:rFonts w:ascii="Times New Roman" w:hAnsi="Times New Roman" w:cs="Times New Roman"/>
+        </w:rPr>
+      </w:pPr>
+      <w:r>
+        <w:rPr>
+          <w:rFonts w:ascii="Times New Roman" w:hAnsi="Times New Roman" w:cs="Times New Roman"/>
+        </w:rPr>
+        <w:t xml:space="preserve">  ↓</w:t>
+      </w:r>
+    </w:p>
+    <w:p>
+      <w:pPr>
+        <w:pStyle w:val="NoSpacing"/>
+        <w:spacing w:after="120" w:line="360" w:lineRule="auto"/>
+        <w:ind w:left="720"/>
+        <w:rPr>
+          <w:rFonts w:ascii="Times New Roman" w:hAnsi="Times New Roman" w:cs="Times New Roman"/>
+        </w:rPr>
+      </w:pPr>
+      <w:r>
+        <w:rPr>
+          <w:rFonts w:ascii="Times New Roman" w:hAnsi="Times New Roman" w:cs="Times New Roman"/>
+        </w:rPr>
+        <w:t>View Plans</w:t>
+      </w:r>
+    </w:p>
+    <w:p>
+      <w:pPr>
+        <w:pStyle w:val="NoSpacing"/>
+        <w:spacing w:after="120" w:line="360" w:lineRule="auto"/>
+        <w:ind w:left="720"/>
+        <w:rPr>
+          <w:rFonts w:ascii="Times New Roman" w:hAnsi="Times New Roman" w:cs="Times New Roman"/>
+        </w:rPr>
+      </w:pPr>
+      <w:r>
+        <w:rPr>
+          <w:rFonts w:ascii="Times New Roman" w:hAnsi="Times New Roman" w:cs="Times New Roman"/>
+        </w:rPr>
+        <w:t xml:space="preserve">  ↓</w:t>
+      </w:r>
+    </w:p>
+    <w:p>
+      <w:pPr>
+        <w:pStyle w:val="NoSpacing"/>
+        <w:spacing w:after="120" w:line="360" w:lineRule="auto"/>
+        <w:ind w:left="720"/>
+        <w:rPr>
+          <w:rFonts w:ascii="Times New Roman" w:hAnsi="Times New Roman" w:cs="Times New Roman"/>
+        </w:rPr>
+      </w:pPr>
+      <w:r>
+        <w:rPr>
+          <w:rFonts w:ascii="Times New Roman" w:hAnsi="Times New Roman" w:cs="Times New Roman"/>
+        </w:rPr>
+        <w:t>Compare Plans</w:t>
+      </w:r>
+    </w:p>
+    <w:p>
+      <w:pPr>
+        <w:pStyle w:val="NoSpacing"/>
+        <w:spacing w:after="120" w:line="360" w:lineRule="auto"/>
+        <w:ind w:left="720"/>
+        <w:rPr>
+          <w:rFonts w:ascii="Times New Roman" w:hAnsi="Times New Roman" w:cs="Times New Roman"/>
+        </w:rPr>
+      </w:pPr>
+      <w:r>
+        <w:rPr>
+          <w:rFonts w:ascii="Times New Roman" w:hAnsi="Times New Roman" w:cs="Times New Roman"/>
+        </w:rPr>
+        <w:t xml:space="preserve">  ↓</w:t>
+      </w:r>
+    </w:p>
+    <w:p>
+      <w:pPr>
+        <w:pStyle w:val="NoSpacing"/>
+        <w:spacing w:after="120" w:line="360" w:lineRule="auto"/>
+        <w:ind w:left="720"/>
+        <w:rPr>
+          <w:rFonts w:ascii="Times New Roman" w:hAnsi="Times New Roman" w:cs="Times New Roman"/>
+        </w:rPr>
+      </w:pPr>
+      <w:r>
+        <w:rPr>
+          <w:rFonts w:ascii="Times New Roman" w:hAnsi="Times New Roman" w:cs="Times New Roman"/>
+        </w:rPr>
+        <w:t>Submit Purchase/Claim Request</w:t>
+      </w:r>
+    </w:p>
+    <w:p>
+      <w:pPr>
+        <w:pStyle w:val="NoSpacing"/>
+        <w:spacing w:after="120" w:line="360" w:lineRule="auto"/>
+        <w:ind w:left="720"/>
+        <w:rPr>
+          <w:rFonts w:ascii="Times New Roman" w:hAnsi="Times New Roman" w:cs="Times New Roman"/>
+        </w:rPr>
+      </w:pPr>
+      <w:r>
+        <w:rPr>
+          <w:rFonts w:ascii="Times New Roman" w:hAnsi="Times New Roman" w:cs="Times New Roman"/>
+        </w:rPr>
+        <w:t xml:space="preserve">  ↓</w:t>
+      </w:r>
+    </w:p>
+    <w:p>
+      <w:pPr>
+        <w:pStyle w:val="NoSpacing"/>
+        <w:spacing w:after="120" w:line="360" w:lineRule="auto"/>
+        <w:ind w:left="720"/>
+        <w:rPr>
+          <w:rFonts w:ascii="Times New Roman" w:hAnsi="Times New Roman" w:cs="Times New Roman"/>
+        </w:rPr>
+      </w:pPr>
+      <w:r>
+        <w:rPr>
+          <w:rFonts w:ascii="Times New Roman" w:hAnsi="Times New Roman" w:cs="Times New Roman"/>
+        </w:rPr>
+        <w:t>Confirmation Message</w:t>
+      </w:r>
+    </w:p>
+    <w:p>
+      <w:pPr>
+        <w:spacing w:after="120" w:line="360" w:lineRule="auto"/>
+        <w:ind w:left="363"/>
+        <w:rPr>
+          <w:rFonts w:ascii="Times New Roman" w:hAnsi="Times New Roman" w:cs="Times New Roman"/>
           <w:b/>
           <w:bCs/>
           <w:sz w:val="32"/>
           <w:szCs w:val="32"/>
         </w:rPr>
+      </w:pPr>
+    </w:p>
+    <w:p>
+      <w:pPr>
+        <w:spacing w:after="120" w:line="360" w:lineRule="auto"/>
+        <w:ind w:left="363"/>
+        <w:rPr>
+          <w:rFonts w:ascii="Times New Roman" w:hAnsi="Times New Roman" w:cs="Times New Roman"/>
+          <w:b/>
+          <w:bCs/>
+          <w:sz w:val="32"/>
+          <w:szCs w:val="32"/>
+        </w:rPr>
+      </w:pPr>
+      <w:r>
+        <w:rPr>
+          <w:rFonts w:ascii="Times New Roman" w:hAnsi="Times New Roman" w:cs="Times New Roman"/>
+          <w:b/>
+          <w:bCs/>
+          <w:sz w:val="32"/>
+          <w:szCs w:val="32"/>
+        </w:rPr>
         <w:t>HARDWARE AND SOFTWARE REQUIREMENTS</w:t>
       </w:r>
     </w:p>
     <w:p>
       <w:pPr>
-        <w:ind w:left="1800" w:firstLine="360"/>
-        <w:rPr>
-          <w:b/>
-          <w:bCs/>
-        </w:rPr>
-      </w:pPr>
-      <w:r>
-        <w:rPr>
+        <w:spacing w:after="120" w:line="360" w:lineRule="auto"/>
+        <w:ind w:left="363"/>
+        <w:rPr>
+          <w:rFonts w:ascii="Times New Roman" w:hAnsi="Times New Roman" w:cs="Times New Roman"/>
+          <w:b/>
+          <w:bCs/>
+          <w:sz w:val="32"/>
+          <w:szCs w:val="32"/>
+        </w:rPr>
+      </w:pPr>
+    </w:p>
+    <w:p>
+      <w:pPr>
+        <w:spacing w:after="120" w:line="360" w:lineRule="auto"/>
+        <w:ind w:left="363"/>
+        <w:rPr>
+          <w:rFonts w:ascii="Times New Roman" w:hAnsi="Times New Roman" w:cs="Times New Roman"/>
+          <w:b/>
+          <w:bCs/>
+          <w:sz w:val="32"/>
+          <w:szCs w:val="32"/>
+        </w:rPr>
+      </w:pPr>
+    </w:p>
+    <w:p>
+      <w:pPr>
+        <w:spacing w:after="120" w:line="360" w:lineRule="auto"/>
+        <w:ind w:left="720" w:firstLine="360"/>
+        <w:rPr>
+          <w:rFonts w:ascii="Times New Roman" w:hAnsi="Times New Roman" w:cs="Times New Roman"/>
+          <w:b/>
+          <w:bCs/>
+        </w:rPr>
+      </w:pPr>
+      <w:r>
+        <w:rPr>
+          <w:rFonts w:ascii="Times New Roman" w:hAnsi="Times New Roman" w:cs="Times New Roman"/>
           <w:b/>
           <w:bCs/>
         </w:rPr>
@@ -1295,8 +1860,20 @@
           <w:ilvl w:val="0"/>
           <w:numId w:val="14"/>
         </w:numPr>
-      </w:pPr>
-      <w:r>
+        <w:tabs>
+          <w:tab w:val="clear" w:pos="2880"/>
+          <w:tab w:val="num" w:pos="3597"/>
+        </w:tabs>
+        <w:spacing w:after="120" w:line="360" w:lineRule="auto"/>
+        <w:ind w:left="1080"/>
+        <w:rPr>
+          <w:rFonts w:ascii="Times New Roman" w:hAnsi="Times New Roman" w:cs="Times New Roman"/>
+        </w:rPr>
+      </w:pPr>
+      <w:r>
+        <w:rPr>
+          <w:rFonts w:ascii="Times New Roman" w:hAnsi="Times New Roman" w:cs="Times New Roman"/>
+        </w:rPr>
         <w:t xml:space="preserve">Laptop/Desktop </w:t>
       </w:r>
     </w:p>
@@ -1306,8 +1883,20 @@
           <w:ilvl w:val="0"/>
           <w:numId w:val="14"/>
         </w:numPr>
-      </w:pPr>
-      <w:r>
+        <w:tabs>
+          <w:tab w:val="clear" w:pos="2880"/>
+          <w:tab w:val="num" w:pos="3597"/>
+        </w:tabs>
+        <w:spacing w:after="120" w:line="360" w:lineRule="auto"/>
+        <w:ind w:left="1080"/>
+        <w:rPr>
+          <w:rFonts w:ascii="Times New Roman" w:hAnsi="Times New Roman" w:cs="Times New Roman"/>
+        </w:rPr>
+      </w:pPr>
+      <w:r>
+        <w:rPr>
+          <w:rFonts w:ascii="Times New Roman" w:hAnsi="Times New Roman" w:cs="Times New Roman"/>
+        </w:rPr>
         <w:t xml:space="preserve">Minimum 4GB RAM </w:t>
       </w:r>
     </w:p>
@@ -1317,31 +1906,52 @@
           <w:ilvl w:val="0"/>
           <w:numId w:val="14"/>
         </w:numPr>
-      </w:pPr>
-      <w:r>
+        <w:tabs>
+          <w:tab w:val="clear" w:pos="2880"/>
+          <w:tab w:val="num" w:pos="3597"/>
+        </w:tabs>
+        <w:spacing w:after="120" w:line="360" w:lineRule="auto"/>
+        <w:ind w:left="1080"/>
+        <w:rPr>
+          <w:rFonts w:ascii="Times New Roman" w:hAnsi="Times New Roman" w:cs="Times New Roman"/>
+        </w:rPr>
+      </w:pPr>
+      <w:r>
+        <w:rPr>
+          <w:rFonts w:ascii="Times New Roman" w:hAnsi="Times New Roman" w:cs="Times New Roman"/>
+        </w:rPr>
         <w:t xml:space="preserve">Internet Connection </w:t>
       </w:r>
     </w:p>
-    <w:p/>
-    <w:p>
-      <w:pPr>
-        <w:ind w:left="1440" w:firstLine="720"/>
-        <w:rPr>
-          <w:b/>
-          <w:bCs/>
-        </w:rPr>
-      </w:pPr>
-    </w:p>
-    <w:p>
-      <w:pPr>
-        <w:ind w:left="1440" w:firstLine="720"/>
-        <w:rPr>
-          <w:b/>
-          <w:bCs/>
-        </w:rPr>
-      </w:pPr>
-      <w:r>
-        <w:rPr>
+    <w:p>
+      <w:pPr>
+        <w:spacing w:after="120" w:line="360" w:lineRule="auto"/>
+        <w:rPr>
+          <w:rFonts w:ascii="Times New Roman" w:hAnsi="Times New Roman" w:cs="Times New Roman"/>
+        </w:rPr>
+      </w:pPr>
+    </w:p>
+    <w:p>
+      <w:pPr>
+        <w:spacing w:after="120" w:line="360" w:lineRule="auto"/>
+        <w:rPr>
+          <w:rFonts w:ascii="Times New Roman" w:hAnsi="Times New Roman" w:cs="Times New Roman"/>
+        </w:rPr>
+      </w:pPr>
+    </w:p>
+    <w:p>
+      <w:pPr>
+        <w:spacing w:after="120" w:line="360" w:lineRule="auto"/>
+        <w:ind w:left="360" w:firstLine="720"/>
+        <w:rPr>
+          <w:rFonts w:ascii="Times New Roman" w:hAnsi="Times New Roman" w:cs="Times New Roman"/>
+          <w:b/>
+          <w:bCs/>
+        </w:rPr>
+      </w:pPr>
+      <w:r>
+        <w:rPr>
+          <w:rFonts w:ascii="Times New Roman" w:hAnsi="Times New Roman" w:cs="Times New Roman"/>
           <w:b/>
           <w:bCs/>
         </w:rPr>
@@ -1355,10 +1965,19 @@
           <w:numId w:val="15"/>
         </w:numPr>
         <w:tabs>
-          <w:tab w:val="num" w:pos="720"/>
-        </w:tabs>
-      </w:pPr>
-      <w:r>
+          <w:tab w:val="num" w:pos="1437"/>
+        </w:tabs>
+        <w:spacing w:after="120" w:line="360" w:lineRule="auto"/>
+        <w:ind w:left="1080"/>
+        <w:rPr>
+          <w:rFonts w:ascii="Times New Roman" w:hAnsi="Times New Roman" w:cs="Times New Roman"/>
+        </w:rPr>
+      </w:pPr>
+      <w:r>
+        <w:rPr>
+          <w:rFonts w:ascii="Times New Roman" w:hAnsi="Times New Roman" w:cs="Times New Roman"/>
+        </w:rPr>
+        <w:lastRenderedPageBreak/>
         <w:t xml:space="preserve">Visual Studio Code </w:t>
       </w:r>
     </w:p>
@@ -1369,10 +1988,18 @@
           <w:numId w:val="15"/>
         </w:numPr>
         <w:tabs>
-          <w:tab w:val="num" w:pos="720"/>
-        </w:tabs>
-      </w:pPr>
-      <w:r>
+          <w:tab w:val="num" w:pos="1437"/>
+        </w:tabs>
+        <w:spacing w:after="120" w:line="360" w:lineRule="auto"/>
+        <w:ind w:left="1080"/>
+        <w:rPr>
+          <w:rFonts w:ascii="Times New Roman" w:hAnsi="Times New Roman" w:cs="Times New Roman"/>
+        </w:rPr>
+      </w:pPr>
+      <w:r>
+        <w:rPr>
+          <w:rFonts w:ascii="Times New Roman" w:hAnsi="Times New Roman" w:cs="Times New Roman"/>
+        </w:rPr>
         <w:t xml:space="preserve">HTML5 </w:t>
       </w:r>
     </w:p>
@@ -1383,10 +2010,18 @@
           <w:numId w:val="15"/>
         </w:numPr>
         <w:tabs>
-          <w:tab w:val="num" w:pos="720"/>
-        </w:tabs>
-      </w:pPr>
-      <w:r>
+          <w:tab w:val="num" w:pos="1437"/>
+        </w:tabs>
+        <w:spacing w:after="120" w:line="360" w:lineRule="auto"/>
+        <w:ind w:left="1080"/>
+        <w:rPr>
+          <w:rFonts w:ascii="Times New Roman" w:hAnsi="Times New Roman" w:cs="Times New Roman"/>
+        </w:rPr>
+      </w:pPr>
+      <w:r>
+        <w:rPr>
+          <w:rFonts w:ascii="Times New Roman" w:hAnsi="Times New Roman" w:cs="Times New Roman"/>
+        </w:rPr>
         <w:t xml:space="preserve">CSS3 </w:t>
       </w:r>
     </w:p>
@@ -1397,10 +2032,18 @@
           <w:numId w:val="15"/>
         </w:numPr>
         <w:tabs>
-          <w:tab w:val="num" w:pos="720"/>
-        </w:tabs>
-      </w:pPr>
-      <w:r>
+          <w:tab w:val="num" w:pos="1437"/>
+        </w:tabs>
+        <w:spacing w:after="120" w:line="360" w:lineRule="auto"/>
+        <w:ind w:left="1080"/>
+        <w:rPr>
+          <w:rFonts w:ascii="Times New Roman" w:hAnsi="Times New Roman" w:cs="Times New Roman"/>
+        </w:rPr>
+      </w:pPr>
+      <w:r>
+        <w:rPr>
+          <w:rFonts w:ascii="Times New Roman" w:hAnsi="Times New Roman" w:cs="Times New Roman"/>
+        </w:rPr>
         <w:t xml:space="preserve">JavaScript </w:t>
       </w:r>
     </w:p>
@@ -1411,10 +2054,18 @@
           <w:numId w:val="15"/>
         </w:numPr>
         <w:tabs>
-          <w:tab w:val="num" w:pos="720"/>
-        </w:tabs>
-      </w:pPr>
-      <w:r>
+          <w:tab w:val="num" w:pos="1437"/>
+        </w:tabs>
+        <w:spacing w:after="120" w:line="360" w:lineRule="auto"/>
+        <w:ind w:left="1080"/>
+        <w:rPr>
+          <w:rFonts w:ascii="Times New Roman" w:hAnsi="Times New Roman" w:cs="Times New Roman"/>
+        </w:rPr>
+      </w:pPr>
+      <w:r>
+        <w:rPr>
+          <w:rFonts w:ascii="Times New Roman" w:hAnsi="Times New Roman" w:cs="Times New Roman"/>
+        </w:rPr>
         <w:t>Backend</w:t>
       </w:r>
     </w:p>
@@ -1425,59 +2076,81 @@
           <w:numId w:val="15"/>
         </w:numPr>
         <w:tabs>
-          <w:tab w:val="num" w:pos="720"/>
-        </w:tabs>
-      </w:pPr>
-      <w:r>
+          <w:tab w:val="num" w:pos="1437"/>
+        </w:tabs>
+        <w:spacing w:after="120" w:line="360" w:lineRule="auto"/>
+        <w:ind w:left="1080"/>
+        <w:rPr>
+          <w:rFonts w:ascii="Times New Roman" w:hAnsi="Times New Roman" w:cs="Times New Roman"/>
+        </w:rPr>
+      </w:pPr>
+      <w:r>
+        <w:rPr>
+          <w:rFonts w:ascii="Times New Roman" w:hAnsi="Times New Roman" w:cs="Times New Roman"/>
+        </w:rPr>
         <w:t>Google Chrome Browser</w:t>
       </w:r>
     </w:p>
     <w:p>
       <w:pPr>
-        <w:numPr>
-          <w:ilvl w:val="0"/>
-          <w:numId w:val="15"/>
-        </w:numPr>
-        <w:tabs>
-          <w:tab w:val="num" w:pos="720"/>
-        </w:tabs>
-      </w:pPr>
-    </w:p>
-    <w:p>
-      <w:pPr>
-        <w:jc w:val="center"/>
-        <w:rPr>
-          <w:b/>
-          <w:bCs/>
-        </w:rPr>
-      </w:pPr>
-      <w:r>
-        <w:rPr>
+        <w:spacing w:after="120" w:line="360" w:lineRule="auto"/>
+        <w:ind w:left="1440" w:firstLine="720"/>
+        <w:rPr>
+          <w:rFonts w:ascii="Times New Roman" w:hAnsi="Times New Roman" w:cs="Times New Roman"/>
           <w:b/>
           <w:bCs/>
           <w:sz w:val="32"/>
           <w:szCs w:val="32"/>
         </w:rPr>
+      </w:pPr>
+    </w:p>
+    <w:p>
+      <w:pPr>
+        <w:spacing w:after="120" w:line="360" w:lineRule="auto"/>
+        <w:ind w:left="1440" w:firstLine="720"/>
+        <w:rPr>
+          <w:rFonts w:ascii="Times New Roman" w:hAnsi="Times New Roman" w:cs="Times New Roman"/>
+          <w:b/>
+          <w:bCs/>
+          <w:sz w:val="32"/>
+          <w:szCs w:val="32"/>
+        </w:rPr>
+      </w:pPr>
+      <w:r>
+        <w:rPr>
+          <w:rFonts w:ascii="Times New Roman" w:hAnsi="Times New Roman" w:cs="Times New Roman"/>
+          <w:b/>
+          <w:bCs/>
+          <w:sz w:val="32"/>
+          <w:szCs w:val="32"/>
+        </w:rPr>
         <w:t>RESOURCES AND LIMITATIONS</w:t>
       </w:r>
     </w:p>
     <w:p>
       <w:pPr>
+        <w:spacing w:after="120" w:line="360" w:lineRule="auto"/>
         <w:ind w:left="1440" w:firstLine="720"/>
         <w:rPr>
-          <w:b/>
-          <w:bCs/>
-        </w:rPr>
-      </w:pPr>
-      <w:r>
-        <w:rPr>
-          <w:b/>
-          <w:bCs/>
-        </w:rPr>
-        <w:t xml:space="preserve"> </w:t>
-      </w:r>
-      <w:r>
-        <w:rPr>
+          <w:rFonts w:ascii="Times New Roman" w:hAnsi="Times New Roman" w:cs="Times New Roman"/>
+          <w:b/>
+          <w:bCs/>
+        </w:rPr>
+      </w:pPr>
+    </w:p>
+    <w:p>
+      <w:pPr>
+        <w:spacing w:after="120" w:line="360" w:lineRule="auto"/>
+        <w:ind w:left="490" w:firstLine="720"/>
+        <w:rPr>
+          <w:rFonts w:ascii="Times New Roman" w:hAnsi="Times New Roman" w:cs="Times New Roman"/>
+          <w:b/>
+          <w:bCs/>
+        </w:rPr>
+      </w:pPr>
+      <w:r>
+        <w:rPr>
+          <w:rFonts w:ascii="Times New Roman" w:hAnsi="Times New Roman" w:cs="Times New Roman"/>
           <w:b/>
           <w:bCs/>
         </w:rPr>
@@ -1490,8 +2163,19 @@
           <w:ilvl w:val="0"/>
           <w:numId w:val="16"/>
         </w:numPr>
-      </w:pPr>
-      <w:r>
+        <w:tabs>
+          <w:tab w:val="num" w:pos="1440"/>
+        </w:tabs>
+        <w:spacing w:after="120" w:line="360" w:lineRule="auto"/>
+        <w:ind w:left="1210"/>
+        <w:rPr>
+          <w:rFonts w:ascii="Times New Roman" w:hAnsi="Times New Roman" w:cs="Times New Roman"/>
+        </w:rPr>
+      </w:pPr>
+      <w:r>
+        <w:rPr>
+          <w:rFonts w:ascii="Times New Roman" w:hAnsi="Times New Roman" w:cs="Times New Roman"/>
+        </w:rPr>
         <w:t xml:space="preserve">Insurance policy information </w:t>
       </w:r>
     </w:p>
@@ -1501,8 +2185,19 @@
           <w:ilvl w:val="0"/>
           <w:numId w:val="16"/>
         </w:numPr>
-      </w:pPr>
-      <w:r>
+        <w:tabs>
+          <w:tab w:val="num" w:pos="1440"/>
+        </w:tabs>
+        <w:spacing w:after="120" w:line="360" w:lineRule="auto"/>
+        <w:ind w:left="1210"/>
+        <w:rPr>
+          <w:rFonts w:ascii="Times New Roman" w:hAnsi="Times New Roman" w:cs="Times New Roman"/>
+        </w:rPr>
+      </w:pPr>
+      <w:r>
+        <w:rPr>
+          <w:rFonts w:ascii="Times New Roman" w:hAnsi="Times New Roman" w:cs="Times New Roman"/>
+        </w:rPr>
         <w:t xml:space="preserve">HTML, CSS, JavaScript </w:t>
       </w:r>
     </w:p>
@@ -1512,36 +2207,43 @@
           <w:ilvl w:val="0"/>
           <w:numId w:val="16"/>
         </w:numPr>
-      </w:pPr>
-      <w:r>
+        <w:tabs>
+          <w:tab w:val="num" w:pos="1440"/>
+        </w:tabs>
+        <w:spacing w:after="120" w:line="360" w:lineRule="auto"/>
+        <w:ind w:left="1210"/>
+        <w:rPr>
+          <w:rFonts w:ascii="Times New Roman" w:hAnsi="Times New Roman" w:cs="Times New Roman"/>
+        </w:rPr>
+      </w:pPr>
+      <w:r>
+        <w:rPr>
+          <w:rFonts w:ascii="Times New Roman" w:hAnsi="Times New Roman" w:cs="Times New Roman"/>
+        </w:rPr>
         <w:t xml:space="preserve">Online UI design references </w:t>
       </w:r>
     </w:p>
     <w:p>
       <w:pPr>
-        <w:numPr>
-          <w:ilvl w:val="0"/>
-          <w:numId w:val="16"/>
-        </w:numPr>
-      </w:pPr>
-    </w:p>
-    <w:p>
-      <w:pPr>
-        <w:ind w:left="1440" w:firstLine="720"/>
-        <w:rPr>
-          <w:b/>
-          <w:bCs/>
-        </w:rPr>
-      </w:pPr>
-      <w:r>
-        <w:rPr>
-          <w:b/>
-          <w:bCs/>
-        </w:rPr>
-        <w:t xml:space="preserve"> </w:t>
-      </w:r>
-      <w:r>
-        <w:rPr>
+        <w:spacing w:after="120" w:line="360" w:lineRule="auto"/>
+        <w:rPr>
+          <w:rFonts w:ascii="Times New Roman" w:hAnsi="Times New Roman" w:cs="Times New Roman"/>
+        </w:rPr>
+      </w:pPr>
+    </w:p>
+    <w:p>
+      <w:pPr>
+        <w:spacing w:after="120" w:line="360" w:lineRule="auto"/>
+        <w:ind w:left="490" w:firstLine="720"/>
+        <w:rPr>
+          <w:rFonts w:ascii="Times New Roman" w:hAnsi="Times New Roman" w:cs="Times New Roman"/>
+          <w:b/>
+          <w:bCs/>
+        </w:rPr>
+      </w:pPr>
+      <w:r>
+        <w:rPr>
+          <w:rFonts w:ascii="Times New Roman" w:hAnsi="Times New Roman" w:cs="Times New Roman"/>
           <w:b/>
           <w:bCs/>
         </w:rPr>
@@ -1554,13 +2256,16 @@
           <w:ilvl w:val="0"/>
           <w:numId w:val="17"/>
         </w:numPr>
-        <w:tabs>
-          <w:tab w:val="clear" w:pos="720"/>
-          <w:tab w:val="num" w:pos="2880"/>
-        </w:tabs>
-        <w:ind w:left="2880"/>
-      </w:pPr>
-      <w:r>
+        <w:spacing w:after="120" w:line="360" w:lineRule="auto"/>
+        <w:ind w:left="1210"/>
+        <w:rPr>
+          <w:rFonts w:ascii="Times New Roman" w:hAnsi="Times New Roman" w:cs="Times New Roman"/>
+        </w:rPr>
+      </w:pPr>
+      <w:r>
+        <w:rPr>
+          <w:rFonts w:ascii="Times New Roman" w:hAnsi="Times New Roman" w:cs="Times New Roman"/>
+        </w:rPr>
         <w:t xml:space="preserve">No real database integration </w:t>
       </w:r>
     </w:p>
@@ -1570,13 +2275,16 @@
           <w:ilvl w:val="0"/>
           <w:numId w:val="17"/>
         </w:numPr>
-        <w:tabs>
-          <w:tab w:val="clear" w:pos="720"/>
-          <w:tab w:val="num" w:pos="2880"/>
-        </w:tabs>
-        <w:ind w:left="2880"/>
-      </w:pPr>
-      <w:r>
+        <w:spacing w:after="120" w:line="360" w:lineRule="auto"/>
+        <w:ind w:left="1210"/>
+        <w:rPr>
+          <w:rFonts w:ascii="Times New Roman" w:hAnsi="Times New Roman" w:cs="Times New Roman"/>
+        </w:rPr>
+      </w:pPr>
+      <w:r>
+        <w:rPr>
+          <w:rFonts w:ascii="Times New Roman" w:hAnsi="Times New Roman" w:cs="Times New Roman"/>
+        </w:rPr>
         <w:t xml:space="preserve">No real payment gateway </w:t>
       </w:r>
     </w:p>
@@ -1586,13 +2294,16 @@
           <w:ilvl w:val="0"/>
           <w:numId w:val="17"/>
         </w:numPr>
-        <w:tabs>
-          <w:tab w:val="clear" w:pos="720"/>
-          <w:tab w:val="num" w:pos="2880"/>
-        </w:tabs>
-        <w:ind w:left="2880"/>
-      </w:pPr>
-      <w:r>
+        <w:spacing w:after="120" w:line="360" w:lineRule="auto"/>
+        <w:ind w:left="1210"/>
+        <w:rPr>
+          <w:rFonts w:ascii="Times New Roman" w:hAnsi="Times New Roman" w:cs="Times New Roman"/>
+        </w:rPr>
+      </w:pPr>
+      <w:r>
+        <w:rPr>
+          <w:rFonts w:ascii="Times New Roman" w:hAnsi="Times New Roman" w:cs="Times New Roman"/>
+        </w:rPr>
         <w:t xml:space="preserve">No actual claim processing </w:t>
       </w:r>
     </w:p>
@@ -1602,13 +2313,16 @@
           <w:ilvl w:val="0"/>
           <w:numId w:val="17"/>
         </w:numPr>
-        <w:tabs>
-          <w:tab w:val="clear" w:pos="720"/>
-          <w:tab w:val="num" w:pos="2880"/>
-        </w:tabs>
-        <w:ind w:left="2880"/>
-      </w:pPr>
-      <w:r>
+        <w:spacing w:after="120" w:line="360" w:lineRule="auto"/>
+        <w:ind w:left="1210"/>
+        <w:rPr>
+          <w:rFonts w:ascii="Times New Roman" w:hAnsi="Times New Roman" w:cs="Times New Roman"/>
+        </w:rPr>
+      </w:pPr>
+      <w:r>
+        <w:rPr>
+          <w:rFonts w:ascii="Times New Roman" w:hAnsi="Times New Roman" w:cs="Times New Roman"/>
+        </w:rPr>
         <w:t xml:space="preserve">No AI-based premium prediction </w:t>
       </w:r>
     </w:p>
@@ -1618,39 +2332,61 @@
           <w:ilvl w:val="0"/>
           <w:numId w:val="17"/>
         </w:numPr>
-        <w:tabs>
-          <w:tab w:val="clear" w:pos="720"/>
-          <w:tab w:val="num" w:pos="2880"/>
-        </w:tabs>
-        <w:ind w:left="2880"/>
-      </w:pPr>
-      <w:r>
+        <w:spacing w:after="120" w:line="360" w:lineRule="auto"/>
+        <w:ind w:left="1210"/>
+        <w:rPr>
+          <w:rFonts w:ascii="Times New Roman" w:hAnsi="Times New Roman" w:cs="Times New Roman"/>
+        </w:rPr>
+      </w:pPr>
+      <w:r>
+        <w:rPr>
+          <w:rFonts w:ascii="Times New Roman" w:hAnsi="Times New Roman" w:cs="Times New Roman"/>
+        </w:rPr>
         <w:t xml:space="preserve">No OCR or e-KYC integration </w:t>
       </w:r>
     </w:p>
     <w:p>
       <w:pPr>
-        <w:ind w:left="2160" w:firstLine="360"/>
-      </w:pPr>
-      <w:r>
+        <w:spacing w:after="120" w:line="360" w:lineRule="auto"/>
+        <w:rPr>
+          <w:rFonts w:ascii="Times New Roman" w:hAnsi="Times New Roman" w:cs="Times New Roman"/>
+        </w:rPr>
+      </w:pPr>
+      <w:r>
+        <w:rPr>
+          <w:rFonts w:ascii="Times New Roman" w:hAnsi="Times New Roman" w:cs="Times New Roman"/>
+        </w:rPr>
+        <w:t xml:space="preserve">                         </w:t>
+      </w:r>
+      <w:r>
+        <w:rPr>
+          <w:rFonts w:ascii="Times New Roman" w:hAnsi="Times New Roman" w:cs="Times New Roman"/>
+        </w:rPr>
         <w:t>These features can be added in future versions.</w:t>
       </w:r>
     </w:p>
     <w:p>
       <w:pPr>
-        <w:ind w:left="2160" w:firstLine="360"/>
-      </w:pPr>
-    </w:p>
-    <w:p>
-      <w:pPr>
-        <w:ind w:left="1440" w:firstLine="720"/>
-        <w:rPr>
-          <w:b/>
-          <w:bCs/>
-        </w:rPr>
-      </w:pPr>
-      <w:r>
-        <w:rPr>
+        <w:spacing w:after="120" w:line="360" w:lineRule="auto"/>
+        <w:ind w:left="567" w:firstLine="360"/>
+        <w:rPr>
+          <w:rFonts w:ascii="Times New Roman" w:hAnsi="Times New Roman" w:cs="Times New Roman"/>
+        </w:rPr>
+      </w:pPr>
+    </w:p>
+    <w:p>
+      <w:pPr>
+        <w:spacing w:after="120" w:line="360" w:lineRule="auto"/>
+        <w:ind w:left="567" w:firstLine="720"/>
+        <w:rPr>
+          <w:rFonts w:ascii="Times New Roman" w:hAnsi="Times New Roman" w:cs="Times New Roman"/>
+          <w:b/>
+          <w:bCs/>
+        </w:rPr>
+      </w:pPr>
+      <w:r>
+        <w:rPr>
+          <w:rFonts w:ascii="Times New Roman" w:hAnsi="Times New Roman" w:cs="Times New Roman"/>
           <w:b/>
           <w:bCs/>
         </w:rPr>
@@ -1659,9 +2395,16 @@
     </w:p>
     <w:p>
       <w:pPr>
-        <w:ind w:left="1440" w:firstLine="720"/>
-      </w:pPr>
-      <w:r>
+        <w:spacing w:after="120" w:line="360" w:lineRule="auto"/>
+        <w:ind w:left="567" w:firstLine="720"/>
+        <w:rPr>
+          <w:rFonts w:ascii="Times New Roman" w:hAnsi="Times New Roman" w:cs="Times New Roman"/>
+        </w:rPr>
+      </w:pPr>
+      <w:r>
+        <w:rPr>
+          <w:rFonts w:ascii="Times New Roman" w:hAnsi="Times New Roman" w:cs="Times New Roman"/>
+        </w:rPr>
         <w:t>Future enhancements may include:</w:t>
       </w:r>
     </w:p>
@@ -1672,11 +2415,18 @@
           <w:numId w:val="18"/>
         </w:numPr>
         <w:tabs>
-          <w:tab w:val="num" w:pos="1080"/>
-        </w:tabs>
-        <w:ind w:left="2880"/>
-      </w:pPr>
-      <w:r>
+          <w:tab w:val="num" w:pos="-360"/>
+        </w:tabs>
+        <w:spacing w:after="120" w:line="360" w:lineRule="auto"/>
+        <w:ind w:left="1210"/>
+        <w:rPr>
+          <w:rFonts w:ascii="Times New Roman" w:hAnsi="Times New Roman" w:cs="Times New Roman"/>
+        </w:rPr>
+      </w:pPr>
+      <w:r>
+        <w:rPr>
+          <w:rFonts w:ascii="Times New Roman" w:hAnsi="Times New Roman" w:cs="Times New Roman"/>
+        </w:rPr>
         <w:t xml:space="preserve">User Registration and Login </w:t>
       </w:r>
     </w:p>
@@ -1687,11 +2437,18 @@
           <w:numId w:val="18"/>
         </w:numPr>
         <w:tabs>
-          <w:tab w:val="num" w:pos="1080"/>
-        </w:tabs>
-        <w:ind w:left="2880"/>
-      </w:pPr>
-      <w:r>
+          <w:tab w:val="num" w:pos="-360"/>
+        </w:tabs>
+        <w:spacing w:after="120" w:line="360" w:lineRule="auto"/>
+        <w:ind w:left="1210"/>
+        <w:rPr>
+          <w:rFonts w:ascii="Times New Roman" w:hAnsi="Times New Roman" w:cs="Times New Roman"/>
+        </w:rPr>
+      </w:pPr>
+      <w:r>
+        <w:rPr>
+          <w:rFonts w:ascii="Times New Roman" w:hAnsi="Times New Roman" w:cs="Times New Roman"/>
+        </w:rPr>
         <w:t xml:space="preserve">Backend using Node.js </w:t>
       </w:r>
     </w:p>
@@ -1702,11 +2459,18 @@
           <w:numId w:val="18"/>
         </w:numPr>
         <w:tabs>
-          <w:tab w:val="num" w:pos="1080"/>
-        </w:tabs>
-        <w:ind w:left="2880"/>
-      </w:pPr>
-      <w:r>
+          <w:tab w:val="num" w:pos="-360"/>
+        </w:tabs>
+        <w:spacing w:after="120" w:line="360" w:lineRule="auto"/>
+        <w:ind w:left="1210"/>
+        <w:rPr>
+          <w:rFonts w:ascii="Times New Roman" w:hAnsi="Times New Roman" w:cs="Times New Roman"/>
+        </w:rPr>
+      </w:pPr>
+      <w:r>
+        <w:rPr>
+          <w:rFonts w:ascii="Times New Roman" w:hAnsi="Times New Roman" w:cs="Times New Roman"/>
+        </w:rPr>
         <w:t xml:space="preserve">Database using MongoDB/MySQL </w:t>
       </w:r>
     </w:p>
@@ -1717,11 +2481,19 @@
           <w:numId w:val="18"/>
         </w:numPr>
         <w:tabs>
-          <w:tab w:val="num" w:pos="1080"/>
-        </w:tabs>
-        <w:ind w:left="2880"/>
-      </w:pPr>
-      <w:r>
+          <w:tab w:val="num" w:pos="-360"/>
+        </w:tabs>
+        <w:spacing w:after="120" w:line="360" w:lineRule="auto"/>
+        <w:ind w:left="1210"/>
+        <w:rPr>
+          <w:rFonts w:ascii="Times New Roman" w:hAnsi="Times New Roman" w:cs="Times New Roman"/>
+        </w:rPr>
+      </w:pPr>
+      <w:r>
+        <w:rPr>
+          <w:rFonts w:ascii="Times New Roman" w:hAnsi="Times New Roman" w:cs="Times New Roman"/>
+        </w:rPr>
+        <w:lastRenderedPageBreak/>
         <w:t xml:space="preserve">Payment Gateway Integration </w:t>
       </w:r>
     </w:p>
@@ -1732,11 +2504,18 @@
           <w:numId w:val="18"/>
         </w:numPr>
         <w:tabs>
-          <w:tab w:val="num" w:pos="1080"/>
-        </w:tabs>
-        <w:ind w:left="2880"/>
-      </w:pPr>
-      <w:r>
+          <w:tab w:val="num" w:pos="-360"/>
+        </w:tabs>
+        <w:spacing w:after="120" w:line="360" w:lineRule="auto"/>
+        <w:ind w:left="1210"/>
+        <w:rPr>
+          <w:rFonts w:ascii="Times New Roman" w:hAnsi="Times New Roman" w:cs="Times New Roman"/>
+        </w:rPr>
+      </w:pPr>
+      <w:r>
+        <w:rPr>
+          <w:rFonts w:ascii="Times New Roman" w:hAnsi="Times New Roman" w:cs="Times New Roman"/>
+        </w:rPr>
         <w:t xml:space="preserve">Real Claim Tracking System </w:t>
       </w:r>
     </w:p>
@@ -1747,11 +2526,18 @@
           <w:numId w:val="18"/>
         </w:numPr>
         <w:tabs>
-          <w:tab w:val="num" w:pos="1080"/>
-        </w:tabs>
-        <w:ind w:left="2880"/>
-      </w:pPr>
-      <w:r>
+          <w:tab w:val="num" w:pos="-360"/>
+        </w:tabs>
+        <w:spacing w:after="120" w:line="360" w:lineRule="auto"/>
+        <w:ind w:left="1210"/>
+        <w:rPr>
+          <w:rFonts w:ascii="Times New Roman" w:hAnsi="Times New Roman" w:cs="Times New Roman"/>
+        </w:rPr>
+      </w:pPr>
+      <w:r>
+        <w:rPr>
+          <w:rFonts w:ascii="Times New Roman" w:hAnsi="Times New Roman" w:cs="Times New Roman"/>
+        </w:rPr>
         <w:t xml:space="preserve">Email Notifications </w:t>
       </w:r>
     </w:p>
@@ -1762,11 +2548,18 @@
           <w:numId w:val="18"/>
         </w:numPr>
         <w:tabs>
-          <w:tab w:val="num" w:pos="1080"/>
-        </w:tabs>
-        <w:ind w:left="2880"/>
-      </w:pPr>
-      <w:r>
+          <w:tab w:val="num" w:pos="-360"/>
+        </w:tabs>
+        <w:spacing w:after="120" w:line="360" w:lineRule="auto"/>
+        <w:ind w:left="1210"/>
+        <w:rPr>
+          <w:rFonts w:ascii="Times New Roman" w:hAnsi="Times New Roman" w:cs="Times New Roman"/>
+        </w:rPr>
+      </w:pPr>
+      <w:r>
+        <w:rPr>
+          <w:rFonts w:ascii="Times New Roman" w:hAnsi="Times New Roman" w:cs="Times New Roman"/>
+        </w:rPr>
         <w:t xml:space="preserve">Admin Dashboard </w:t>
       </w:r>
     </w:p>
@@ -1777,11 +2570,18 @@
           <w:numId w:val="18"/>
         </w:numPr>
         <w:tabs>
-          <w:tab w:val="num" w:pos="1080"/>
-        </w:tabs>
-        <w:ind w:left="2880"/>
-      </w:pPr>
-      <w:r>
+          <w:tab w:val="num" w:pos="-360"/>
+        </w:tabs>
+        <w:spacing w:after="120" w:line="360" w:lineRule="auto"/>
+        <w:ind w:left="1210"/>
+        <w:rPr>
+          <w:rFonts w:ascii="Times New Roman" w:hAnsi="Times New Roman" w:cs="Times New Roman"/>
+        </w:rPr>
+      </w:pPr>
+      <w:r>
+        <w:rPr>
+          <w:rFonts w:ascii="Times New Roman" w:hAnsi="Times New Roman" w:cs="Times New Roman"/>
+        </w:rPr>
         <w:t xml:space="preserve">Document Upload and Verification </w:t>
       </w:r>
     </w:p>
@@ -1792,42 +2592,42 @@
           <w:numId w:val="18"/>
         </w:numPr>
         <w:tabs>
+          <w:tab w:val="num" w:pos="-360"/>
+        </w:tabs>
+        <w:spacing w:after="120" w:line="360" w:lineRule="auto"/>
+        <w:ind w:left="1210"/>
+        <w:rPr>
+          <w:rFonts w:ascii="Times New Roman" w:hAnsi="Times New Roman" w:cs="Times New Roman"/>
+        </w:rPr>
+      </w:pPr>
+      <w:r>
+        <w:rPr>
+          <w:rFonts w:ascii="Times New Roman" w:hAnsi="Times New Roman" w:cs="Times New Roman"/>
+        </w:rPr>
+        <w:t>Mobile Application</w:t>
+      </w:r>
+    </w:p>
+    <w:p>
+      <w:pPr>
+        <w:tabs>
           <w:tab w:val="num" w:pos="1080"/>
         </w:tabs>
-        <w:ind w:left="2880"/>
-      </w:pPr>
-      <w:r>
-        <w:t>Mobile Application</w:t>
-      </w:r>
+        <w:spacing w:after="120" w:line="360" w:lineRule="auto"/>
+        <w:jc w:val="center"/>
+        <w:rPr>
+          <w:rFonts w:ascii="Times New Roman" w:hAnsi="Times New Roman" w:cs="Times New Roman"/>
+        </w:rPr>
+      </w:pPr>
     </w:p>
     <w:p>
       <w:pPr>
         <w:tabs>
           <w:tab w:val="num" w:pos="1080"/>
         </w:tabs>
-      </w:pPr>
-    </w:p>
-    <w:p>
-      <w:pPr>
-        <w:tabs>
-          <w:tab w:val="num" w:pos="1080"/>
-        </w:tabs>
-      </w:pPr>
-    </w:p>
-    <w:p>
-      <w:pPr>
-        <w:tabs>
-          <w:tab w:val="num" w:pos="1080"/>
-        </w:tabs>
-      </w:pPr>
-    </w:p>
-    <w:p>
-      <w:pPr>
-        <w:tabs>
-          <w:tab w:val="num" w:pos="1080"/>
-        </w:tabs>
+        <w:spacing w:after="120" w:line="360" w:lineRule="auto"/>
         <w:jc w:val="center"/>
         <w:rPr>
+          <w:rFonts w:ascii="Times New Roman" w:hAnsi="Times New Roman" w:cs="Times New Roman"/>
           <w:b/>
           <w:bCs/>
           <w:sz w:val="36"/>
@@ -1840,21 +2640,152 @@
         <w:tabs>
           <w:tab w:val="num" w:pos="1080"/>
         </w:tabs>
+        <w:spacing w:after="120" w:line="360" w:lineRule="auto"/>
         <w:jc w:val="center"/>
         <w:rPr>
+          <w:rFonts w:ascii="Times New Roman" w:hAnsi="Times New Roman" w:cs="Times New Roman"/>
           <w:b/>
           <w:bCs/>
           <w:sz w:val="36"/>
           <w:szCs w:val="36"/>
         </w:rPr>
       </w:pPr>
-      <w:r>
-        <w:rPr>
+    </w:p>
+    <w:p>
+      <w:pPr>
+        <w:tabs>
+          <w:tab w:val="num" w:pos="1080"/>
+        </w:tabs>
+        <w:spacing w:after="120" w:line="360" w:lineRule="auto"/>
+        <w:jc w:val="center"/>
+        <w:rPr>
+          <w:rFonts w:ascii="Times New Roman" w:hAnsi="Times New Roman" w:cs="Times New Roman"/>
           <w:b/>
           <w:bCs/>
           <w:sz w:val="36"/>
           <w:szCs w:val="36"/>
         </w:rPr>
+      </w:pPr>
+    </w:p>
+    <w:p>
+      <w:pPr>
+        <w:tabs>
+          <w:tab w:val="num" w:pos="1080"/>
+        </w:tabs>
+        <w:spacing w:after="120" w:line="360" w:lineRule="auto"/>
+        <w:jc w:val="center"/>
+        <w:rPr>
+          <w:rFonts w:ascii="Times New Roman" w:hAnsi="Times New Roman" w:cs="Times New Roman"/>
+          <w:b/>
+          <w:bCs/>
+          <w:sz w:val="36"/>
+          <w:szCs w:val="36"/>
+        </w:rPr>
+      </w:pPr>
+    </w:p>
+    <w:p>
+      <w:pPr>
+        <w:tabs>
+          <w:tab w:val="num" w:pos="1080"/>
+        </w:tabs>
+        <w:spacing w:after="120" w:line="360" w:lineRule="auto"/>
+        <w:jc w:val="center"/>
+        <w:rPr>
+          <w:rFonts w:ascii="Times New Roman" w:hAnsi="Times New Roman" w:cs="Times New Roman"/>
+          <w:b/>
+          <w:bCs/>
+          <w:sz w:val="36"/>
+          <w:szCs w:val="36"/>
+        </w:rPr>
+      </w:pPr>
+    </w:p>
+    <w:p>
+      <w:pPr>
+        <w:tabs>
+          <w:tab w:val="num" w:pos="1080"/>
+        </w:tabs>
+        <w:spacing w:after="120" w:line="360" w:lineRule="auto"/>
+        <w:jc w:val="center"/>
+        <w:rPr>
+          <w:rFonts w:ascii="Times New Roman" w:hAnsi="Times New Roman" w:cs="Times New Roman"/>
+          <w:b/>
+          <w:bCs/>
+          <w:sz w:val="36"/>
+          <w:szCs w:val="36"/>
+        </w:rPr>
+      </w:pPr>
+    </w:p>
+    <w:p>
+      <w:pPr>
+        <w:tabs>
+          <w:tab w:val="num" w:pos="1080"/>
+        </w:tabs>
+        <w:spacing w:after="120" w:line="360" w:lineRule="auto"/>
+        <w:jc w:val="center"/>
+        <w:rPr>
+          <w:rFonts w:ascii="Times New Roman" w:hAnsi="Times New Roman" w:cs="Times New Roman"/>
+          <w:b/>
+          <w:bCs/>
+          <w:sz w:val="36"/>
+          <w:szCs w:val="36"/>
+        </w:rPr>
+      </w:pPr>
+    </w:p>
+    <w:p>
+      <w:pPr>
+        <w:tabs>
+          <w:tab w:val="num" w:pos="1080"/>
+        </w:tabs>
+        <w:spacing w:after="120" w:line="360" w:lineRule="auto"/>
+        <w:jc w:val="center"/>
+        <w:rPr>
+          <w:rFonts w:ascii="Times New Roman" w:hAnsi="Times New Roman" w:cs="Times New Roman"/>
+          <w:b/>
+          <w:bCs/>
+          <w:sz w:val="36"/>
+          <w:szCs w:val="36"/>
+        </w:rPr>
+      </w:pPr>
+    </w:p>
+    <w:p>
+      <w:pPr>
+        <w:tabs>
+          <w:tab w:val="num" w:pos="1080"/>
+        </w:tabs>
+        <w:spacing w:after="120" w:line="360" w:lineRule="auto"/>
+        <w:jc w:val="center"/>
+        <w:rPr>
+          <w:rFonts w:ascii="Times New Roman" w:hAnsi="Times New Roman" w:cs="Times New Roman"/>
+          <w:b/>
+          <w:bCs/>
+          <w:sz w:val="36"/>
+          <w:szCs w:val="36"/>
+        </w:rPr>
+      </w:pPr>
+    </w:p>
+    <w:p>
+      <w:pPr>
+        <w:tabs>
+          <w:tab w:val="num" w:pos="1080"/>
+        </w:tabs>
+        <w:spacing w:after="120" w:line="360" w:lineRule="auto"/>
+        <w:jc w:val="center"/>
+        <w:rPr>
+          <w:rFonts w:ascii="Times New Roman" w:hAnsi="Times New Roman" w:cs="Times New Roman"/>
+          <w:b/>
+          <w:bCs/>
+          <w:sz w:val="36"/>
+          <w:szCs w:val="36"/>
+        </w:rPr>
+      </w:pPr>
+      <w:r>
+        <w:rPr>
+          <w:rFonts w:ascii="Times New Roman" w:hAnsi="Times New Roman" w:cs="Times New Roman"/>
+          <w:b/>
+          <w:bCs/>
+          <w:sz w:val="36"/>
+          <w:szCs w:val="36"/>
+        </w:rPr>
         <w:t>GANTT CHART</w:t>
       </w:r>
     </w:p>
@@ -1863,6 +2794,10 @@
         <w:tabs>
           <w:tab w:val="num" w:pos="1080"/>
         </w:tabs>
+        <w:spacing w:after="120" w:line="360" w:lineRule="auto"/>
+        <w:rPr>
+          <w:rFonts w:ascii="Times New Roman" w:hAnsi="Times New Roman" w:cs="Times New Roman"/>
+        </w:rPr>
       </w:pPr>
     </w:p>
     <w:tbl>
@@ -1873,13 +2808,13 @@
         <w:tblLook w:val="04A0" w:firstRow="1" w:lastRow="0" w:firstColumn="1" w:lastColumn="0" w:noHBand="0" w:noVBand="1"/>
       </w:tblPr>
       <w:tblGrid>
-        <w:gridCol w:w="1604"/>
-        <w:gridCol w:w="1464"/>
-        <w:gridCol w:w="1465"/>
-        <w:gridCol w:w="1466"/>
-        <w:gridCol w:w="1466"/>
-        <w:gridCol w:w="1421"/>
-        <w:gridCol w:w="1466"/>
+        <w:gridCol w:w="1866"/>
+        <w:gridCol w:w="932"/>
+        <w:gridCol w:w="933"/>
+        <w:gridCol w:w="934"/>
+        <w:gridCol w:w="934"/>
+        <w:gridCol w:w="917"/>
+        <w:gridCol w:w="934"/>
       </w:tblGrid>
       <w:tr>
         <w:trPr>
@@ -1894,13 +2829,16 @@
               <w:tabs>
                 <w:tab w:val="num" w:pos="1080"/>
               </w:tabs>
+              <w:spacing w:after="120" w:line="360" w:lineRule="auto"/>
               <w:rPr>
+                <w:rFonts w:ascii="Times New Roman" w:hAnsi="Times New Roman" w:cs="Times New Roman"/>
                 <w:b/>
                 <w:bCs/>
               </w:rPr>
             </w:pPr>
             <w:r>
               <w:rPr>
+                <w:rFonts w:ascii="Times New Roman" w:hAnsi="Times New Roman" w:cs="Times New Roman"/>
                 <w:b/>
                 <w:bCs/>
                 <w:sz w:val="28"/>
@@ -1919,7 +2857,9 @@
               <w:tabs>
                 <w:tab w:val="num" w:pos="1080"/>
               </w:tabs>
+              <w:spacing w:after="120" w:line="360" w:lineRule="auto"/>
               <w:rPr>
+                <w:rFonts w:ascii="Times New Roman" w:hAnsi="Times New Roman" w:cs="Times New Roman"/>
                 <w:b/>
                 <w:bCs/>
                 <w:sz w:val="28"/>
@@ -1928,6 +2868,7 @@
             </w:pPr>
             <w:r>
               <w:rPr>
+                <w:rFonts w:ascii="Times New Roman" w:hAnsi="Times New Roman" w:cs="Times New Roman"/>
                 <w:b/>
                 <w:bCs/>
                 <w:sz w:val="28"/>
@@ -1946,9 +2887,14 @@
               <w:tabs>
                 <w:tab w:val="num" w:pos="1080"/>
               </w:tabs>
+              <w:spacing w:after="120" w:line="360" w:lineRule="auto"/>
+              <w:rPr>
+                <w:rFonts w:ascii="Times New Roman" w:hAnsi="Times New Roman" w:cs="Times New Roman"/>
+              </w:rPr>
             </w:pPr>
             <w:r>
               <w:rPr>
+                <w:rFonts w:ascii="Times New Roman" w:hAnsi="Times New Roman" w:cs="Times New Roman"/>
                 <w:b/>
                 <w:bCs/>
                 <w:sz w:val="28"/>
@@ -1967,9 +2913,14 @@
               <w:tabs>
                 <w:tab w:val="num" w:pos="1080"/>
               </w:tabs>
+              <w:spacing w:after="120" w:line="360" w:lineRule="auto"/>
+              <w:rPr>
+                <w:rFonts w:ascii="Times New Roman" w:hAnsi="Times New Roman" w:cs="Times New Roman"/>
+              </w:rPr>
             </w:pPr>
             <w:r>
               <w:rPr>
+                <w:rFonts w:ascii="Times New Roman" w:hAnsi="Times New Roman" w:cs="Times New Roman"/>
                 <w:b/>
                 <w:bCs/>
                 <w:sz w:val="28"/>
@@ -1988,9 +2939,14 @@
               <w:tabs>
                 <w:tab w:val="num" w:pos="1080"/>
               </w:tabs>
+              <w:spacing w:after="120" w:line="360" w:lineRule="auto"/>
+              <w:rPr>
+                <w:rFonts w:ascii="Times New Roman" w:hAnsi="Times New Roman" w:cs="Times New Roman"/>
+              </w:rPr>
             </w:pPr>
             <w:r>
               <w:rPr>
+                <w:rFonts w:ascii="Times New Roman" w:hAnsi="Times New Roman" w:cs="Times New Roman"/>
                 <w:b/>
                 <w:bCs/>
                 <w:sz w:val="28"/>
@@ -2009,7 +2965,9 @@
               <w:tabs>
                 <w:tab w:val="num" w:pos="1080"/>
               </w:tabs>
+              <w:spacing w:after="120" w:line="360" w:lineRule="auto"/>
               <w:rPr>
+                <w:rFonts w:ascii="Times New Roman" w:hAnsi="Times New Roman" w:cs="Times New Roman"/>
                 <w:b/>
                 <w:bCs/>
                 <w:sz w:val="28"/>
@@ -2018,6 +2976,7 @@
             </w:pPr>
             <w:r>
               <w:rPr>
+                <w:rFonts w:ascii="Times New Roman" w:hAnsi="Times New Roman" w:cs="Times New Roman"/>
                 <w:b/>
                 <w:bCs/>
                 <w:sz w:val="28"/>
@@ -2036,9 +2995,14 @@
               <w:tabs>
                 <w:tab w:val="num" w:pos="1080"/>
               </w:tabs>
+              <w:spacing w:after="120" w:line="360" w:lineRule="auto"/>
+              <w:rPr>
+                <w:rFonts w:ascii="Times New Roman" w:hAnsi="Times New Roman" w:cs="Times New Roman"/>
+              </w:rPr>
             </w:pPr>
             <w:r>
               <w:rPr>
+                <w:rFonts w:ascii="Times New Roman" w:hAnsi="Times New Roman" w:cs="Times New Roman"/>
                 <w:b/>
                 <w:bCs/>
                 <w:sz w:val="28"/>
@@ -2062,8 +3026,15 @@
               <w:tabs>
                 <w:tab w:val="num" w:pos="1080"/>
               </w:tabs>
+              <w:spacing w:after="120" w:line="360" w:lineRule="auto"/>
+              <w:rPr>
+                <w:rFonts w:ascii="Times New Roman" w:hAnsi="Times New Roman" w:cs="Times New Roman"/>
+              </w:rPr>
             </w:pPr>
             <w:r>
+              <w:rPr>
+                <w:rFonts w:ascii="Times New Roman" w:hAnsi="Times New Roman" w:cs="Times New Roman"/>
+              </w:rPr>
               <w:t>Documentation</w:t>
             </w:r>
           </w:p>
@@ -2078,6 +3049,10 @@
               <w:tabs>
                 <w:tab w:val="num" w:pos="1080"/>
               </w:tabs>
+              <w:spacing w:after="120" w:line="360" w:lineRule="auto"/>
+              <w:rPr>
+                <w:rFonts w:ascii="Times New Roman" w:hAnsi="Times New Roman" w:cs="Times New Roman"/>
+              </w:rPr>
             </w:pPr>
           </w:p>
         </w:tc>
@@ -2090,6 +3065,10 @@
               <w:tabs>
                 <w:tab w:val="num" w:pos="1080"/>
               </w:tabs>
+              <w:spacing w:after="120" w:line="360" w:lineRule="auto"/>
+              <w:rPr>
+                <w:rFonts w:ascii="Times New Roman" w:hAnsi="Times New Roman" w:cs="Times New Roman"/>
+              </w:rPr>
             </w:pPr>
           </w:p>
         </w:tc>
@@ -2102,6 +3081,10 @@
               <w:tabs>
                 <w:tab w:val="num" w:pos="1080"/>
               </w:tabs>
+              <w:spacing w:after="120" w:line="360" w:lineRule="auto"/>
+              <w:rPr>
+                <w:rFonts w:ascii="Times New Roman" w:hAnsi="Times New Roman" w:cs="Times New Roman"/>
+              </w:rPr>
             </w:pPr>
           </w:p>
         </w:tc>
@@ -2114,6 +3097,10 @@
               <w:tabs>
                 <w:tab w:val="num" w:pos="1080"/>
               </w:tabs>
+              <w:spacing w:after="120" w:line="360" w:lineRule="auto"/>
+              <w:rPr>
+                <w:rFonts w:ascii="Times New Roman" w:hAnsi="Times New Roman" w:cs="Times New Roman"/>
+              </w:rPr>
             </w:pPr>
           </w:p>
         </w:tc>
@@ -2126,6 +3113,10 @@
               <w:tabs>
                 <w:tab w:val="num" w:pos="1080"/>
               </w:tabs>
+              <w:spacing w:after="120" w:line="360" w:lineRule="auto"/>
+              <w:rPr>
+                <w:rFonts w:ascii="Times New Roman" w:hAnsi="Times New Roman" w:cs="Times New Roman"/>
+              </w:rPr>
             </w:pPr>
           </w:p>
         </w:tc>
@@ -2138,6 +3129,10 @@
               <w:tabs>
                 <w:tab w:val="num" w:pos="1080"/>
               </w:tabs>
+              <w:spacing w:after="120" w:line="360" w:lineRule="auto"/>
+              <w:rPr>
+                <w:rFonts w:ascii="Times New Roman" w:hAnsi="Times New Roman" w:cs="Times New Roman"/>
+              </w:rPr>
             </w:pPr>
           </w:p>
         </w:tc>
@@ -2155,8 +3150,16 @@
               <w:tabs>
                 <w:tab w:val="num" w:pos="1080"/>
               </w:tabs>
+              <w:spacing w:after="120" w:line="360" w:lineRule="auto"/>
+              <w:rPr>
+                <w:rFonts w:ascii="Times New Roman" w:hAnsi="Times New Roman" w:cs="Times New Roman"/>
+              </w:rPr>
             </w:pPr>
             <w:r>
+              <w:rPr>
+                <w:rFonts w:ascii="Times New Roman" w:hAnsi="Times New Roman" w:cs="Times New Roman"/>
+              </w:rPr>
+              <w:lastRenderedPageBreak/>
               <w:t>Requirement Analysis</w:t>
             </w:r>
           </w:p>
@@ -2171,6 +3174,10 @@
               <w:tabs>
                 <w:tab w:val="num" w:pos="1080"/>
               </w:tabs>
+              <w:spacing w:after="120" w:line="360" w:lineRule="auto"/>
+              <w:rPr>
+                <w:rFonts w:ascii="Times New Roman" w:hAnsi="Times New Roman" w:cs="Times New Roman"/>
+              </w:rPr>
             </w:pPr>
           </w:p>
         </w:tc>
@@ -2183,6 +3190,10 @@
               <w:tabs>
                 <w:tab w:val="num" w:pos="1080"/>
               </w:tabs>
+              <w:spacing w:after="120" w:line="360" w:lineRule="auto"/>
+              <w:rPr>
+                <w:rFonts w:ascii="Times New Roman" w:hAnsi="Times New Roman" w:cs="Times New Roman"/>
+              </w:rPr>
             </w:pPr>
           </w:p>
         </w:tc>
@@ -2195,6 +3206,10 @@
               <w:tabs>
                 <w:tab w:val="num" w:pos="1080"/>
               </w:tabs>
+              <w:spacing w:after="120" w:line="360" w:lineRule="auto"/>
+              <w:rPr>
+                <w:rFonts w:ascii="Times New Roman" w:hAnsi="Times New Roman" w:cs="Times New Roman"/>
+              </w:rPr>
             </w:pPr>
           </w:p>
         </w:tc>
@@ -2207,6 +3222,10 @@
               <w:tabs>
                 <w:tab w:val="num" w:pos="1080"/>
               </w:tabs>
+              <w:spacing w:after="120" w:line="360" w:lineRule="auto"/>
+              <w:rPr>
+                <w:rFonts w:ascii="Times New Roman" w:hAnsi="Times New Roman" w:cs="Times New Roman"/>
+              </w:rPr>
             </w:pPr>
           </w:p>
         </w:tc>
@@ -2219,6 +3238,10 @@
               <w:tabs>
                 <w:tab w:val="num" w:pos="1080"/>
               </w:tabs>
+              <w:spacing w:after="120" w:line="360" w:lineRule="auto"/>
+              <w:rPr>
+                <w:rFonts w:ascii="Times New Roman" w:hAnsi="Times New Roman" w:cs="Times New Roman"/>
+              </w:rPr>
             </w:pPr>
           </w:p>
         </w:tc>
@@ -2231,6 +3254,10 @@
               <w:tabs>
                 <w:tab w:val="num" w:pos="1080"/>
               </w:tabs>
+              <w:spacing w:after="120" w:line="360" w:lineRule="auto"/>
+              <w:rPr>
+                <w:rFonts w:ascii="Times New Roman" w:hAnsi="Times New Roman" w:cs="Times New Roman"/>
+              </w:rPr>
             </w:pPr>
           </w:p>
         </w:tc>
@@ -2248,8 +3275,15 @@
               <w:tabs>
                 <w:tab w:val="num" w:pos="1080"/>
               </w:tabs>
+              <w:spacing w:after="120" w:line="360" w:lineRule="auto"/>
+              <w:rPr>
+                <w:rFonts w:ascii="Times New Roman" w:hAnsi="Times New Roman" w:cs="Times New Roman"/>
+              </w:rPr>
             </w:pPr>
             <w:r>
+              <w:rPr>
+                <w:rFonts w:ascii="Times New Roman" w:hAnsi="Times New Roman" w:cs="Times New Roman"/>
+              </w:rPr>
               <w:t>UI/UX Design</w:t>
             </w:r>
           </w:p>
@@ -2264,6 +3298,10 @@
               <w:tabs>
                 <w:tab w:val="num" w:pos="1080"/>
               </w:tabs>
+              <w:spacing w:after="120" w:line="360" w:lineRule="auto"/>
+              <w:rPr>
+                <w:rFonts w:ascii="Times New Roman" w:hAnsi="Times New Roman" w:cs="Times New Roman"/>
+              </w:rPr>
             </w:pPr>
           </w:p>
         </w:tc>
@@ -2277,6 +3315,10 @@
               <w:tabs>
                 <w:tab w:val="num" w:pos="1080"/>
               </w:tabs>
+              <w:spacing w:after="120" w:line="360" w:lineRule="auto"/>
+              <w:rPr>
+                <w:rFonts w:ascii="Times New Roman" w:hAnsi="Times New Roman" w:cs="Times New Roman"/>
+              </w:rPr>
             </w:pPr>
           </w:p>
         </w:tc>
@@ -2289,6 +3331,10 @@
               <w:tabs>
                 <w:tab w:val="num" w:pos="1080"/>
               </w:tabs>
+              <w:spacing w:after="120" w:line="360" w:lineRule="auto"/>
+              <w:rPr>
+                <w:rFonts w:ascii="Times New Roman" w:hAnsi="Times New Roman" w:cs="Times New Roman"/>
+              </w:rPr>
             </w:pPr>
           </w:p>
         </w:tc>
@@ -2301,6 +3347,10 @@
               <w:tabs>
                 <w:tab w:val="num" w:pos="1080"/>
               </w:tabs>
+              <w:spacing w:after="120" w:line="360" w:lineRule="auto"/>
+              <w:rPr>
+                <w:rFonts w:ascii="Times New Roman" w:hAnsi="Times New Roman" w:cs="Times New Roman"/>
+              </w:rPr>
             </w:pPr>
           </w:p>
         </w:tc>
@@ -2313,6 +3363,10 @@
               <w:tabs>
                 <w:tab w:val="num" w:pos="1080"/>
               </w:tabs>
+              <w:spacing w:after="120" w:line="360" w:lineRule="auto"/>
+              <w:rPr>
+                <w:rFonts w:ascii="Times New Roman" w:hAnsi="Times New Roman" w:cs="Times New Roman"/>
+              </w:rPr>
             </w:pPr>
           </w:p>
         </w:tc>
@@ -2325,6 +3379,10 @@
               <w:tabs>
                 <w:tab w:val="num" w:pos="1080"/>
               </w:tabs>
+              <w:spacing w:after="120" w:line="360" w:lineRule="auto"/>
+              <w:rPr>
+                <w:rFonts w:ascii="Times New Roman" w:hAnsi="Times New Roman" w:cs="Times New Roman"/>
+              </w:rPr>
             </w:pPr>
           </w:p>
         </w:tc>
@@ -2342,8 +3400,15 @@
               <w:tabs>
                 <w:tab w:val="num" w:pos="1080"/>
               </w:tabs>
+              <w:spacing w:after="120" w:line="360" w:lineRule="auto"/>
+              <w:rPr>
+                <w:rFonts w:ascii="Times New Roman" w:hAnsi="Times New Roman" w:cs="Times New Roman"/>
+              </w:rPr>
             </w:pPr>
             <w:r>
+              <w:rPr>
+                <w:rFonts w:ascii="Times New Roman" w:hAnsi="Times New Roman" w:cs="Times New Roman"/>
+              </w:rPr>
               <w:t>Frontend Development</w:t>
             </w:r>
           </w:p>
@@ -2358,6 +3423,10 @@
               <w:tabs>
                 <w:tab w:val="num" w:pos="1080"/>
               </w:tabs>
+              <w:spacing w:after="120" w:line="360" w:lineRule="auto"/>
+              <w:rPr>
+                <w:rFonts w:ascii="Times New Roman" w:hAnsi="Times New Roman" w:cs="Times New Roman"/>
+              </w:rPr>
             </w:pPr>
           </w:p>
         </w:tc>
@@ -2371,6 +3440,10 @@
               <w:tabs>
                 <w:tab w:val="num" w:pos="1080"/>
               </w:tabs>
+              <w:spacing w:after="120" w:line="360" w:lineRule="auto"/>
+              <w:rPr>
+                <w:rFonts w:ascii="Times New Roman" w:hAnsi="Times New Roman" w:cs="Times New Roman"/>
+              </w:rPr>
             </w:pPr>
           </w:p>
         </w:tc>
@@ -2384,6 +3457,10 @@
               <w:tabs>
                 <w:tab w:val="num" w:pos="1080"/>
               </w:tabs>
+              <w:spacing w:after="120" w:line="360" w:lineRule="auto"/>
+              <w:rPr>
+                <w:rFonts w:ascii="Times New Roman" w:hAnsi="Times New Roman" w:cs="Times New Roman"/>
+              </w:rPr>
             </w:pPr>
           </w:p>
         </w:tc>
@@ -2396,6 +3473,10 @@
               <w:tabs>
                 <w:tab w:val="num" w:pos="1080"/>
               </w:tabs>
+              <w:spacing w:after="120" w:line="360" w:lineRule="auto"/>
+              <w:rPr>
+                <w:rFonts w:ascii="Times New Roman" w:hAnsi="Times New Roman" w:cs="Times New Roman"/>
+              </w:rPr>
             </w:pPr>
           </w:p>
         </w:tc>
@@ -2408,6 +3489,10 @@
               <w:tabs>
                 <w:tab w:val="num" w:pos="1080"/>
               </w:tabs>
+              <w:spacing w:after="120" w:line="360" w:lineRule="auto"/>
+              <w:rPr>
+                <w:rFonts w:ascii="Times New Roman" w:hAnsi="Times New Roman" w:cs="Times New Roman"/>
+              </w:rPr>
             </w:pPr>
           </w:p>
         </w:tc>
@@ -2420,6 +3505,10 @@
               <w:tabs>
                 <w:tab w:val="num" w:pos="1080"/>
               </w:tabs>
+              <w:spacing w:after="120" w:line="360" w:lineRule="auto"/>
+              <w:rPr>
+                <w:rFonts w:ascii="Times New Roman" w:hAnsi="Times New Roman" w:cs="Times New Roman"/>
+              </w:rPr>
             </w:pPr>
           </w:p>
         </w:tc>
@@ -2437,8 +3526,15 @@
               <w:tabs>
                 <w:tab w:val="num" w:pos="1080"/>
               </w:tabs>
+              <w:spacing w:after="120" w:line="360" w:lineRule="auto"/>
+              <w:rPr>
+                <w:rFonts w:ascii="Times New Roman" w:hAnsi="Times New Roman" w:cs="Times New Roman"/>
+              </w:rPr>
             </w:pPr>
             <w:r>
+              <w:rPr>
+                <w:rFonts w:ascii="Times New Roman" w:hAnsi="Times New Roman" w:cs="Times New Roman"/>
+              </w:rPr>
               <w:t>Backend Development</w:t>
             </w:r>
           </w:p>
@@ -2452,6 +3548,10 @@
               <w:tabs>
                 <w:tab w:val="num" w:pos="1080"/>
               </w:tabs>
+              <w:spacing w:after="120" w:line="360" w:lineRule="auto"/>
+              <w:rPr>
+                <w:rFonts w:ascii="Times New Roman" w:hAnsi="Times New Roman" w:cs="Times New Roman"/>
+              </w:rPr>
             </w:pPr>
           </w:p>
         </w:tc>
@@ -2464,6 +3564,10 @@
               <w:tabs>
                 <w:tab w:val="num" w:pos="1080"/>
               </w:tabs>
+              <w:spacing w:after="120" w:line="360" w:lineRule="auto"/>
+              <w:rPr>
+                <w:rFonts w:ascii="Times New Roman" w:hAnsi="Times New Roman" w:cs="Times New Roman"/>
+              </w:rPr>
             </w:pPr>
           </w:p>
         </w:tc>
@@ -2477,6 +3581,10 @@
               <w:tabs>
                 <w:tab w:val="num" w:pos="1080"/>
               </w:tabs>
+              <w:spacing w:after="120" w:line="360" w:lineRule="auto"/>
+              <w:rPr>
+                <w:rFonts w:ascii="Times New Roman" w:hAnsi="Times New Roman" w:cs="Times New Roman"/>
+              </w:rPr>
             </w:pPr>
           </w:p>
         </w:tc>
@@ -2490,6 +3598,10 @@
               <w:tabs>
                 <w:tab w:val="num" w:pos="1080"/>
               </w:tabs>
+              <w:spacing w:after="120" w:line="360" w:lineRule="auto"/>
+              <w:rPr>
+                <w:rFonts w:ascii="Times New Roman" w:hAnsi="Times New Roman" w:cs="Times New Roman"/>
+              </w:rPr>
             </w:pPr>
           </w:p>
         </w:tc>
@@ -2503,6 +3615,10 @@
               <w:tabs>
                 <w:tab w:val="num" w:pos="1080"/>
               </w:tabs>
+              <w:spacing w:after="120" w:line="360" w:lineRule="auto"/>
+              <w:rPr>
+                <w:rFonts w:ascii="Times New Roman" w:hAnsi="Times New Roman" w:cs="Times New Roman"/>
+              </w:rPr>
             </w:pPr>
           </w:p>
         </w:tc>
@@ -2515,6 +3631,10 @@
               <w:tabs>
                 <w:tab w:val="num" w:pos="1080"/>
               </w:tabs>
+              <w:spacing w:after="120" w:line="360" w:lineRule="auto"/>
+              <w:rPr>
+                <w:rFonts w:ascii="Times New Roman" w:hAnsi="Times New Roman" w:cs="Times New Roman"/>
+              </w:rPr>
             </w:pPr>
           </w:p>
         </w:tc>
@@ -2532,8 +3652,15 @@
               <w:tabs>
                 <w:tab w:val="num" w:pos="1080"/>
               </w:tabs>
+              <w:spacing w:after="120" w:line="360" w:lineRule="auto"/>
+              <w:rPr>
+                <w:rFonts w:ascii="Times New Roman" w:hAnsi="Times New Roman" w:cs="Times New Roman"/>
+              </w:rPr>
             </w:pPr>
             <w:r>
+              <w:rPr>
+                <w:rFonts w:ascii="Times New Roman" w:hAnsi="Times New Roman" w:cs="Times New Roman"/>
+              </w:rPr>
               <w:t>Database</w:t>
             </w:r>
           </w:p>
@@ -2547,6 +3674,10 @@
               <w:tabs>
                 <w:tab w:val="num" w:pos="1080"/>
               </w:tabs>
+              <w:spacing w:after="120" w:line="360" w:lineRule="auto"/>
+              <w:rPr>
+                <w:rFonts w:ascii="Times New Roman" w:hAnsi="Times New Roman" w:cs="Times New Roman"/>
+              </w:rPr>
             </w:pPr>
           </w:p>
         </w:tc>
@@ -2559,6 +3690,10 @@
               <w:tabs>
                 <w:tab w:val="num" w:pos="1080"/>
               </w:tabs>
+              <w:spacing w:after="120" w:line="360" w:lineRule="auto"/>
+              <w:rPr>
+                <w:rFonts w:ascii="Times New Roman" w:hAnsi="Times New Roman" w:cs="Times New Roman"/>
+              </w:rPr>
             </w:pPr>
           </w:p>
         </w:tc>
@@ -2572,6 +3707,10 @@
               <w:tabs>
                 <w:tab w:val="num" w:pos="1080"/>
               </w:tabs>
+              <w:spacing w:after="120" w:line="360" w:lineRule="auto"/>
+              <w:rPr>
+                <w:rFonts w:ascii="Times New Roman" w:hAnsi="Times New Roman" w:cs="Times New Roman"/>
+              </w:rPr>
             </w:pPr>
           </w:p>
         </w:tc>
@@ -2585,6 +3724,10 @@
               <w:tabs>
                 <w:tab w:val="num" w:pos="1080"/>
               </w:tabs>
+              <w:spacing w:after="120" w:line="360" w:lineRule="auto"/>
+              <w:rPr>
+                <w:rFonts w:ascii="Times New Roman" w:hAnsi="Times New Roman" w:cs="Times New Roman"/>
+              </w:rPr>
             </w:pPr>
           </w:p>
         </w:tc>
@@ -2597,6 +3740,10 @@
               <w:tabs>
                 <w:tab w:val="num" w:pos="1080"/>
               </w:tabs>
+              <w:spacing w:after="120" w:line="360" w:lineRule="auto"/>
+              <w:rPr>
+                <w:rFonts w:ascii="Times New Roman" w:hAnsi="Times New Roman" w:cs="Times New Roman"/>
+              </w:rPr>
             </w:pPr>
           </w:p>
         </w:tc>
@@ -2609,6 +3756,10 @@
               <w:tabs>
                 <w:tab w:val="num" w:pos="1080"/>
               </w:tabs>
+              <w:spacing w:after="120" w:line="360" w:lineRule="auto"/>
+              <w:rPr>
+                <w:rFonts w:ascii="Times New Roman" w:hAnsi="Times New Roman" w:cs="Times New Roman"/>
+              </w:rPr>
             </w:pPr>
           </w:p>
         </w:tc>
@@ -2626,8 +3777,15 @@
               <w:tabs>
                 <w:tab w:val="num" w:pos="1080"/>
               </w:tabs>
+              <w:spacing w:after="120" w:line="360" w:lineRule="auto"/>
+              <w:rPr>
+                <w:rFonts w:ascii="Times New Roman" w:hAnsi="Times New Roman" w:cs="Times New Roman"/>
+              </w:rPr>
             </w:pPr>
             <w:r>
+              <w:rPr>
+                <w:rFonts w:ascii="Times New Roman" w:hAnsi="Times New Roman" w:cs="Times New Roman"/>
+              </w:rPr>
               <w:t>API</w:t>
             </w:r>
           </w:p>
@@ -2641,6 +3799,10 @@
               <w:tabs>
                 <w:tab w:val="num" w:pos="1080"/>
               </w:tabs>
+              <w:spacing w:after="120" w:line="360" w:lineRule="auto"/>
+              <w:rPr>
+                <w:rFonts w:ascii="Times New Roman" w:hAnsi="Times New Roman" w:cs="Times New Roman"/>
+              </w:rPr>
             </w:pPr>
           </w:p>
         </w:tc>
@@ -2653,6 +3815,10 @@
               <w:tabs>
                 <w:tab w:val="num" w:pos="1080"/>
               </w:tabs>
+              <w:spacing w:after="120" w:line="360" w:lineRule="auto"/>
+              <w:rPr>
+                <w:rFonts w:ascii="Times New Roman" w:hAnsi="Times New Roman" w:cs="Times New Roman"/>
+              </w:rPr>
             </w:pPr>
           </w:p>
         </w:tc>
@@ -2665,6 +3831,10 @@
               <w:tabs>
                 <w:tab w:val="num" w:pos="1080"/>
               </w:tabs>
+              <w:spacing w:after="120" w:line="360" w:lineRule="auto"/>
+              <w:rPr>
+                <w:rFonts w:ascii="Times New Roman" w:hAnsi="Times New Roman" w:cs="Times New Roman"/>
+              </w:rPr>
             </w:pPr>
           </w:p>
         </w:tc>
@@ -2678,6 +3848,10 @@
               <w:tabs>
                 <w:tab w:val="num" w:pos="1080"/>
               </w:tabs>
+              <w:spacing w:after="120" w:line="360" w:lineRule="auto"/>
+              <w:rPr>
+                <w:rFonts w:ascii="Times New Roman" w:hAnsi="Times New Roman" w:cs="Times New Roman"/>
+              </w:rPr>
             </w:pPr>
           </w:p>
         </w:tc>
@@ -2691,6 +3865,10 @@
               <w:tabs>
                 <w:tab w:val="num" w:pos="1080"/>
               </w:tabs>
+              <w:spacing w:after="120" w:line="360" w:lineRule="auto"/>
+              <w:rPr>
+                <w:rFonts w:ascii="Times New Roman" w:hAnsi="Times New Roman" w:cs="Times New Roman"/>
+              </w:rPr>
             </w:pPr>
           </w:p>
         </w:tc>
@@ -2703,6 +3881,10 @@
               <w:tabs>
                 <w:tab w:val="num" w:pos="1080"/>
               </w:tabs>
+              <w:spacing w:after="120" w:line="360" w:lineRule="auto"/>
+              <w:rPr>
+                <w:rFonts w:ascii="Times New Roman" w:hAnsi="Times New Roman" w:cs="Times New Roman"/>
+              </w:rPr>
             </w:pPr>
           </w:p>
         </w:tc>
@@ -2720,8 +3902,15 @@
               <w:tabs>
                 <w:tab w:val="num" w:pos="1080"/>
               </w:tabs>
+              <w:spacing w:after="120" w:line="360" w:lineRule="auto"/>
+              <w:rPr>
+                <w:rFonts w:ascii="Times New Roman" w:hAnsi="Times New Roman" w:cs="Times New Roman"/>
+              </w:rPr>
             </w:pPr>
             <w:r>
+              <w:rPr>
+                <w:rFonts w:ascii="Times New Roman" w:hAnsi="Times New Roman" w:cs="Times New Roman"/>
+              </w:rPr>
               <w:t>Deployment</w:t>
             </w:r>
           </w:p>
@@ -2735,6 +3924,10 @@
               <w:tabs>
                 <w:tab w:val="num" w:pos="1080"/>
               </w:tabs>
+              <w:spacing w:after="120" w:line="360" w:lineRule="auto"/>
+              <w:rPr>
+                <w:rFonts w:ascii="Times New Roman" w:hAnsi="Times New Roman" w:cs="Times New Roman"/>
+              </w:rPr>
             </w:pPr>
           </w:p>
         </w:tc>
@@ -2747,6 +3940,10 @@
               <w:tabs>
                 <w:tab w:val="num" w:pos="1080"/>
               </w:tabs>
+              <w:spacing w:after="120" w:line="360" w:lineRule="auto"/>
+              <w:rPr>
+                <w:rFonts w:ascii="Times New Roman" w:hAnsi="Times New Roman" w:cs="Times New Roman"/>
+              </w:rPr>
             </w:pPr>
           </w:p>
         </w:tc>
@@ -2759,6 +3956,10 @@
               <w:tabs>
                 <w:tab w:val="num" w:pos="1080"/>
               </w:tabs>
+              <w:spacing w:after="120" w:line="360" w:lineRule="auto"/>
+              <w:rPr>
+                <w:rFonts w:ascii="Times New Roman" w:hAnsi="Times New Roman" w:cs="Times New Roman"/>
+              </w:rPr>
             </w:pPr>
           </w:p>
         </w:tc>
@@ -2771,6 +3972,10 @@
               <w:tabs>
                 <w:tab w:val="num" w:pos="1080"/>
               </w:tabs>
+              <w:spacing w:after="120" w:line="360" w:lineRule="auto"/>
+              <w:rPr>
+                <w:rFonts w:ascii="Times New Roman" w:hAnsi="Times New Roman" w:cs="Times New Roman"/>
+              </w:rPr>
             </w:pPr>
           </w:p>
         </w:tc>
@@ -2783,6 +3988,10 @@
               <w:tabs>
                 <w:tab w:val="num" w:pos="1080"/>
               </w:tabs>
+              <w:spacing w:after="120" w:line="360" w:lineRule="auto"/>
+              <w:rPr>
+                <w:rFonts w:ascii="Times New Roman" w:hAnsi="Times New Roman" w:cs="Times New Roman"/>
+              </w:rPr>
             </w:pPr>
           </w:p>
         </w:tc>
@@ -2796,6 +4005,10 @@
               <w:tabs>
                 <w:tab w:val="num" w:pos="1080"/>
               </w:tabs>
+              <w:spacing w:after="120" w:line="360" w:lineRule="auto"/>
+              <w:rPr>
+                <w:rFonts w:ascii="Times New Roman" w:hAnsi="Times New Roman" w:cs="Times New Roman"/>
+              </w:rPr>
             </w:pPr>
           </w:p>
         </w:tc>
@@ -2803,142 +4016,313 @@
     </w:tbl>
     <w:p>
       <w:pPr>
-        <w:tabs>
-          <w:tab w:val="num" w:pos="1080"/>
-        </w:tabs>
-      </w:pPr>
-    </w:p>
-    <w:p>
-      <w:pPr>
-        <w:tabs>
-          <w:tab w:val="num" w:pos="1080"/>
-        </w:tabs>
-      </w:pPr>
-    </w:p>
-    <w:p>
-      <w:pPr>
-        <w:tabs>
-          <w:tab w:val="num" w:pos="1080"/>
-        </w:tabs>
-      </w:pPr>
-    </w:p>
-    <w:p>
-      <w:pPr>
         <w:pStyle w:val="Heading2"/>
-        <w:rPr>
-          <w:rFonts w:asciiTheme="minorHAnsi" w:hAnsiTheme="minorHAnsi" w:cstheme="minorHAnsi"/>
+        <w:spacing w:before="0" w:after="120" w:line="360" w:lineRule="auto"/>
+        <w:rPr>
+          <w:rFonts w:ascii="Times New Roman" w:hAnsi="Times New Roman" w:cs="Times New Roman"/>
           <w:b/>
           <w:bCs/>
           <w:color w:val="auto"/>
         </w:rPr>
       </w:pPr>
     </w:p>
-    <w:p/>
     <w:p>
       <w:pPr>
         <w:pStyle w:val="Heading2"/>
-        <w:ind w:left="4320"/>
-        <w:rPr>
-          <w:rFonts w:asciiTheme="minorHAnsi" w:hAnsiTheme="minorHAnsi" w:cstheme="minorHAnsi"/>
+        <w:spacing w:before="0" w:after="120" w:line="360" w:lineRule="auto"/>
+        <w:rPr>
+          <w:rFonts w:ascii="Times New Roman" w:hAnsi="Times New Roman" w:cs="Times New Roman"/>
           <w:b/>
           <w:bCs/>
           <w:color w:val="auto"/>
         </w:rPr>
       </w:pPr>
-      <w:r>
-        <w:rPr>
-          <w:rFonts w:asciiTheme="minorHAnsi" w:hAnsiTheme="minorHAnsi" w:cstheme="minorHAnsi"/>
+    </w:p>
+    <w:p>
+      <w:pPr>
+        <w:pStyle w:val="Heading2"/>
+        <w:spacing w:before="0" w:after="120" w:line="360" w:lineRule="auto"/>
+        <w:rPr>
+          <w:rFonts w:ascii="Times New Roman" w:hAnsi="Times New Roman" w:cs="Times New Roman"/>
           <w:b/>
           <w:bCs/>
           <w:color w:val="auto"/>
         </w:rPr>
-        <w:t xml:space="preserve">        </w:t>
-      </w:r>
-      <w:r>
-        <w:rPr>
-          <w:rFonts w:asciiTheme="minorHAnsi" w:hAnsiTheme="minorHAnsi" w:cstheme="minorHAnsi"/>
+      </w:pPr>
+    </w:p>
+    <w:p>
+      <w:pPr>
+        <w:pStyle w:val="Heading2"/>
+        <w:spacing w:before="0" w:after="120" w:line="360" w:lineRule="auto"/>
+        <w:rPr>
+          <w:rFonts w:ascii="Times New Roman" w:hAnsi="Times New Roman" w:cs="Times New Roman"/>
           <w:b/>
           <w:bCs/>
           <w:color w:val="auto"/>
         </w:rPr>
+      </w:pPr>
+    </w:p>
+    <w:p>
+      <w:pPr>
+        <w:pStyle w:val="Heading2"/>
+        <w:spacing w:before="0" w:after="120" w:line="360" w:lineRule="auto"/>
+        <w:ind w:left="2160" w:firstLine="720"/>
+        <w:rPr>
+          <w:rFonts w:ascii="Times New Roman" w:hAnsi="Times New Roman" w:cs="Times New Roman"/>
+          <w:b/>
+          <w:bCs/>
+          <w:color w:val="auto"/>
+        </w:rPr>
+      </w:pPr>
+      <w:r>
+        <w:rPr>
+          <w:rFonts w:ascii="Times New Roman" w:hAnsi="Times New Roman" w:cs="Times New Roman"/>
+          <w:b/>
+          <w:bCs/>
+          <w:color w:val="auto"/>
+        </w:rPr>
+        <w:t xml:space="preserve">  </w:t>
+      </w:r>
+      <w:r>
+        <w:rPr>
+          <w:rFonts w:ascii="Times New Roman" w:hAnsi="Times New Roman" w:cs="Times New Roman"/>
+          <w:b/>
+          <w:bCs/>
+          <w:color w:val="auto"/>
+        </w:rPr>
         <w:t>CONCLUSION</w:t>
       </w:r>
     </w:p>
-    <w:p/>
+    <w:p>
+      <w:pPr>
+        <w:spacing w:after="120" w:line="360" w:lineRule="auto"/>
+        <w:rPr>
+          <w:rFonts w:ascii="Times New Roman" w:hAnsi="Times New Roman" w:cs="Times New Roman"/>
+        </w:rPr>
+      </w:pPr>
+    </w:p>
     <w:p>
       <w:pPr>
         <w:pStyle w:val="NoSpacing"/>
+        <w:spacing w:after="120" w:line="360" w:lineRule="auto"/>
         <w:jc w:val="center"/>
+        <w:rPr>
+          <w:rFonts w:ascii="Times New Roman" w:hAnsi="Times New Roman" w:cs="Times New Roman"/>
+        </w:rPr>
       </w:pPr>
     </w:p>
     <w:p>
       <w:pPr>
         <w:pStyle w:val="NoSpacing"/>
-        <w:jc w:val="center"/>
-      </w:pPr>
-      <w:r>
-        <w:t>The Online Insurance Portal aims to simplify the insurance information and policy selection process</w:t>
-      </w:r>
-    </w:p>
-    <w:p>
-      <w:pPr>
-        <w:pStyle w:val="NoSpacing"/>
-        <w:ind w:left="720" w:firstLine="720"/>
-      </w:pPr>
-      <w:r>
-        <w:t xml:space="preserve">  through a web-based platform. The project demonstrates the use of HTML, CSS, and JavaScript</w:t>
-      </w:r>
-    </w:p>
-    <w:p>
-      <w:pPr>
-        <w:pStyle w:val="NoSpacing"/>
-        <w:ind w:left="1440"/>
-      </w:pPr>
-      <w:r>
-        <w:t xml:space="preserve">  to build an interactive and responsive insurance website. It provides users with plan comparison,</w:t>
-      </w:r>
-    </w:p>
-    <w:p>
-      <w:pPr>
-        <w:pStyle w:val="NoSpacing"/>
-        <w:jc w:val="center"/>
-      </w:pPr>
-      <w:r>
-        <w:t xml:space="preserve">        premium estimation, and claim request facilities while serving as a foundation for future enhancements</w:t>
-      </w:r>
-    </w:p>
-    <w:p>
-      <w:pPr>
-        <w:pStyle w:val="NoSpacing"/>
-        <w:ind w:left="1440"/>
-      </w:pPr>
-      <w:r>
-        <w:t xml:space="preserve">  involving databases and backend technologies.</w:t>
-      </w:r>
-    </w:p>
-    <w:p/>
-    <w:p>
-      <w:pPr>
-        <w:rPr>
+        <w:spacing w:after="120" w:line="360" w:lineRule="auto"/>
+        <w:jc w:val="both"/>
+        <w:rPr>
+          <w:rFonts w:ascii="Times New Roman" w:hAnsi="Times New Roman" w:cs="Times New Roman"/>
+        </w:rPr>
+      </w:pPr>
+      <w:r>
+        <w:rPr>
+          <w:rFonts w:ascii="Times New Roman" w:hAnsi="Times New Roman" w:cs="Times New Roman"/>
+        </w:rPr>
+        <w:t>The Online Insurance Portal aims to simplify the insurance information and policy selection process through a web-based platform. The project demonstrates the use of HTML, CSS, and JavaScript</w:t>
+      </w:r>
+      <w:r>
+        <w:rPr>
+          <w:rFonts w:ascii="Times New Roman" w:hAnsi="Times New Roman" w:cs="Times New Roman"/>
+        </w:rPr>
+        <w:t xml:space="preserve"> </w:t>
+      </w:r>
+      <w:r>
+        <w:rPr>
+          <w:rFonts w:ascii="Times New Roman" w:hAnsi="Times New Roman" w:cs="Times New Roman"/>
+        </w:rPr>
+        <w:t>to build an interactive and responsive insurance website. It provides users with plan comparison, premium estimation, and claim request facilities while serving as a foundation for future enhancements</w:t>
+      </w:r>
+      <w:r>
+        <w:rPr>
+          <w:rFonts w:ascii="Times New Roman" w:hAnsi="Times New Roman" w:cs="Times New Roman"/>
+        </w:rPr>
+        <w:t xml:space="preserve"> </w:t>
+      </w:r>
+      <w:r>
+        <w:rPr>
+          <w:rFonts w:ascii="Times New Roman" w:hAnsi="Times New Roman" w:cs="Times New Roman"/>
+        </w:rPr>
+        <w:t>involving databases and backend technologies.</w:t>
+      </w:r>
+    </w:p>
+    <w:p>
+      <w:pPr>
+        <w:spacing w:after="120" w:line="360" w:lineRule="auto"/>
+        <w:jc w:val="both"/>
+        <w:rPr>
+          <w:rFonts w:ascii="Times New Roman" w:hAnsi="Times New Roman" w:cs="Times New Roman"/>
+        </w:rPr>
+      </w:pPr>
+    </w:p>
+    <w:p>
+      <w:pPr>
+        <w:spacing w:after="120" w:line="360" w:lineRule="auto"/>
+        <w:rPr>
+          <w:rFonts w:ascii="Times New Roman" w:hAnsi="Times New Roman" w:cs="Times New Roman"/>
           <w:lang w:val="en-GB"/>
         </w:rPr>
       </w:pPr>
     </w:p>
     <w:p>
       <w:pPr>
-        <w:rPr>
+        <w:spacing w:after="120" w:line="360" w:lineRule="auto"/>
+        <w:rPr>
+          <w:rFonts w:ascii="Times New Roman" w:hAnsi="Times New Roman" w:cs="Times New Roman"/>
           <w:lang w:val="en-GB"/>
         </w:rPr>
       </w:pPr>
     </w:p>
     <w:sectPr>
+      <w:headerReference w:type="default" r:id="rId10"/>
+      <w:footerReference w:type="default" r:id="rId11"/>
+      <w:type w:val="continuous"/>
       <w:pgSz w:w="11906" w:h="16838"/>
-      <w:pgMar w:top="0" w:right="0" w:bottom="0" w:left="0" w:header="709" w:footer="709" w:gutter="0"/>
+      <w:pgMar w:top="1440" w:right="1440" w:bottom="1440" w:left="2160" w:header="709" w:footer="709" w:gutter="0"/>
+      <w:pgNumType w:start="1"/>
       <w:cols w:space="708"/>
       <w:docGrid w:linePitch="360"/>
     </w:sectPr>
   </w:body>
 </w:document>
+</file>
+
+<file path=word/endnotes.xml><?xml version="1.0" encoding="utf-8"?>
+<w:endnotes xmlns:wpc="http://schemas.microsoft.com/office/word/2010/wordprocessingCanvas" xmlns:cx="http://schemas.microsoft.com/office/drawing/2014/chartex" xmlns:cx1="http://schemas.microsoft.com/office/drawing/2015/9/8/chartex" xmlns:cx2="http://schemas.microsoft.com/office/drawing/2015/10/21/chartex" xmlns:cx3="http://schemas.microsoft.com/office/drawing/2016/5/9/chartex" xmlns:cx4="http://schemas.microsoft.com/office/drawing/2016/5/10/chartex" xmlns:cx5="http://schemas.microsoft.com/office/drawing/2016/5/11/chartex" xmlns:cx6="http://schemas.microsoft.com/office/drawing/2016/5/12/chartex" xmlns:cx7="http://schemas.microsoft.com/office/drawing/2016/5/13/chartex" xmlns:cx8="http://schemas.microsoft.com/office/drawing/2016/5/14/chartex" xmlns:mc="http://schemas.openxmlformats.org/markup-compatibility/2006" xmlns:aink="http://schemas.microsoft.com/office/drawing/2016/ink" xmlns:am3d="http://schemas.microsoft.com/office/drawing/2017/model3d" xmlns:o="urn:schemas-microsoft-com:office:office" xmlns:oel="http://schemas.microsoft.com/office/2019/extlst" xmlns:r="http://schemas.openxmlformats.org/officeDocument/2006/relationships" xmlns:m="http://schemas.openxmlformats.org/officeDocument/2006/math" xmlns:v="urn:schemas-microsoft-com:vml" xmlns:wp14="http://schemas.microsoft.com/office/word/2010/wordprocessingDrawing" xmlns:wp="http://schemas.openxmlformats.org/drawingml/2006/wordprocessingDrawing" xmlns:w10="urn:schemas-microsoft-com:office:word" xmlns:w="http://schemas.openxmlformats.org/wordprocessingml/2006/main" xmlns:w14="http://schemas.microsoft.com/office/word/2010/wordml" xmlns:w15="http://schemas.microsoft.com/office/word/2012/wordml" xmlns:w16cex="http://schemas.microsoft.com/office/word/2018/wordml/cex" xmlns:w16cid="http://schemas.microsoft.com/office/word/2016/wordml/cid" xmlns:w16="http://schemas.microsoft.com/office/word/2018/wordml" xmlns:w16du="http://schemas.microsoft.com/office/word/2023/wordml/word16du" xmlns:w16sdtdh="http://schemas.microsoft.com/office/word/2020/wordml/sdtdatahash" xmlns:w16sdtfl="http://schemas.microsoft.com/office/word/2024/wordml/sdtformatlock" xmlns:w16se="http://schemas.microsoft.com/office/word/2015/wordml/symex" xmlns:wpg="http://schemas.microsoft.com/office/word/2010/wordprocessingGroup" xmlns:wpi="http://schemas.microsoft.com/office/word/2010/wordprocessingInk" xmlns:wne="http://schemas.microsoft.com/office/word/2006/wordml" xmlns:wps="http://schemas.microsoft.com/office/word/2010/wordprocessingShape" mc:Ignorable="w14 w15 w16se w16cid w16 w16cex w16sdtdh w16sdtfl w16du wp14">
+  <w:endnote w:type="separator" w:id="-1">
+    <w:p>
+      <w:pPr>
+        <w:spacing w:after="0" w:line="240" w:lineRule="auto"/>
+      </w:pPr>
+      <w:r>
+        <w:separator/>
+      </w:r>
+    </w:p>
+  </w:endnote>
+  <w:endnote w:type="continuationSeparator" w:id="0">
+    <w:p>
+      <w:pPr>
+        <w:spacing w:after="0" w:line="240" w:lineRule="auto"/>
+      </w:pPr>
+      <w:r>
+        <w:continuationSeparator/>
+      </w:r>
+    </w:p>
+  </w:endnote>
+</w:endnotes>
+</file>
+
+<file path=word/footer1.xml><?xml version="1.0" encoding="utf-8"?>
+<w:ftr xmlns:wpc="http://schemas.microsoft.com/office/word/2010/wordprocessingCanvas" xmlns:cx="http://schemas.microsoft.com/office/drawing/2014/chartex" xmlns:cx1="http://schemas.microsoft.com/office/drawing/2015/9/8/chartex" xmlns:cx2="http://schemas.microsoft.com/office/drawing/2015/10/21/chartex" xmlns:cx3="http://schemas.microsoft.com/office/drawing/2016/5/9/chartex" xmlns:cx4="http://schemas.microsoft.com/office/drawing/2016/5/10/chartex" xmlns:cx5="http://schemas.microsoft.com/office/drawing/2016/5/11/chartex" xmlns:cx6="http://schemas.microsoft.com/office/drawing/2016/5/12/chartex" xmlns:cx7="http://schemas.microsoft.com/office/drawing/2016/5/13/chartex" xmlns:cx8="http://schemas.microsoft.com/office/drawing/2016/5/14/chartex" xmlns:mc="http://schemas.openxmlformats.org/markup-compatibility/2006" xmlns:aink="http://schemas.microsoft.com/office/drawing/2016/ink" xmlns:am3d="http://schemas.microsoft.com/office/drawing/2017/model3d" xmlns:o="urn:schemas-microsoft-com:office:office" xmlns:oel="http://schemas.microsoft.com/office/2019/extlst" xmlns:r="http://schemas.openxmlformats.org/officeDocument/2006/relationships" xmlns:m="http://schemas.openxmlformats.org/officeDocument/2006/math" xmlns:v="urn:schemas-microsoft-com:vml" xmlns:wp14="http://schemas.microsoft.com/office/word/2010/wordprocessingDrawing" xmlns:wp="http://schemas.openxmlformats.org/drawingml/2006/wordprocessingDrawing" xmlns:w10="urn:schemas-microsoft-com:office:word" xmlns:w="http://schemas.openxmlformats.org/wordprocessingml/2006/main" xmlns:w14="http://schemas.microsoft.com/office/word/2010/wordml" xmlns:w15="http://schemas.microsoft.com/office/word/2012/wordml" xmlns:w16cex="http://schemas.microsoft.com/office/word/2018/wordml/cex" xmlns:w16cid="http://schemas.microsoft.com/office/word/2016/wordml/cid" xmlns:w16="http://schemas.microsoft.com/office/word/2018/wordml" xmlns:w16du="http://schemas.microsoft.com/office/word/2023/wordml/word16du" xmlns:w16sdtdh="http://schemas.microsoft.com/office/word/2020/wordml/sdtdatahash" xmlns:w16sdtfl="http://schemas.microsoft.com/office/word/2024/wordml/sdtformatlock" xmlns:w16se="http://schemas.microsoft.com/office/word/2015/wordml/symex" xmlns:wpg="http://schemas.microsoft.com/office/word/2010/wordprocessingGroup" xmlns:wpi="http://schemas.microsoft.com/office/word/2010/wordprocessingInk" xmlns:wne="http://schemas.microsoft.com/office/word/2006/wordml" xmlns:wps="http://schemas.microsoft.com/office/word/2010/wordprocessingShape" mc:Ignorable="w14 w15 w16se w16cid w16 w16cex w16sdtdh w16sdtfl w16du wp14">
+  <w:sdt>
+    <w:sdtPr>
+      <w:id w:val="874973271"/>
+      <w:docPartObj>
+        <w:docPartGallery w:val="Page Numbers (Bottom of Page)"/>
+        <w:docPartUnique/>
+      </w:docPartObj>
+    </w:sdtPr>
+    <w:sdtContent>
+      <w:p>
+        <w:pPr>
+          <w:pStyle w:val="Footer"/>
+          <w:jc w:val="center"/>
+        </w:pPr>
+        <w:r>
+          <w:fldChar w:fldCharType="begin"/>
+        </w:r>
+        <w:r>
+          <w:instrText>PAGE   \* MERGEFORMAT</w:instrText>
+        </w:r>
+        <w:r>
+          <w:fldChar w:fldCharType="separate"/>
+        </w:r>
+        <w:r>
+          <w:rPr>
+            <w:lang w:val="en-GB"/>
+          </w:rPr>
+          <w:t>2</w:t>
+        </w:r>
+        <w:r>
+          <w:fldChar w:fldCharType="end"/>
+        </w:r>
+      </w:p>
+    </w:sdtContent>
+  </w:sdt>
+  <w:p>
+    <w:pPr>
+      <w:pStyle w:val="Footer"/>
+    </w:pPr>
+    <w:r>
+      <w:t>Devashish Paras                                                                                                      23ADV3CST0039</w:t>
+    </w:r>
+  </w:p>
+</w:ftr>
+</file>
+
+<file path=word/footnotes.xml><?xml version="1.0" encoding="utf-8"?>
+<w:footnotes xmlns:wpc="http://schemas.microsoft.com/office/word/2010/wordprocessingCanvas" xmlns:cx="http://schemas.microsoft.com/office/drawing/2014/chartex" xmlns:cx1="http://schemas.microsoft.com/office/drawing/2015/9/8/chartex" xmlns:cx2="http://schemas.microsoft.com/office/drawing/2015/10/21/chartex" xmlns:cx3="http://schemas.microsoft.com/office/drawing/2016/5/9/chartex" xmlns:cx4="http://schemas.microsoft.com/office/drawing/2016/5/10/chartex" xmlns:cx5="http://schemas.microsoft.com/office/drawing/2016/5/11/chartex" xmlns:cx6="http://schemas.microsoft.com/office/drawing/2016/5/12/chartex" xmlns:cx7="http://schemas.microsoft.com/office/drawing/2016/5/13/chartex" xmlns:cx8="http://schemas.microsoft.com/office/drawing/2016/5/14/chartex" xmlns:mc="http://schemas.openxmlformats.org/markup-compatibility/2006" xmlns:aink="http://schemas.microsoft.com/office/drawing/2016/ink" xmlns:am3d="http://schemas.microsoft.com/office/drawing/2017/model3d" xmlns:o="urn:schemas-microsoft-com:office:office" xmlns:oel="http://schemas.microsoft.com/office/2019/extlst" xmlns:r="http://schemas.openxmlformats.org/officeDocument/2006/relationships" xmlns:m="http://schemas.openxmlformats.org/officeDocument/2006/math" xmlns:v="urn:schemas-microsoft-com:vml" xmlns:wp14="http://schemas.microsoft.com/office/word/2010/wordprocessingDrawing" xmlns:wp="http://schemas.openxmlformats.org/drawingml/2006/wordprocessingDrawing" xmlns:w10="urn:schemas-microsoft-com:office:word" xmlns:w="http://schemas.openxmlformats.org/wordprocessingml/2006/main" xmlns:w14="http://schemas.microsoft.com/office/word/2010/wordml" xmlns:w15="http://schemas.microsoft.com/office/word/2012/wordml" xmlns:w16cex="http://schemas.microsoft.com/office/word/2018/wordml/cex" xmlns:w16cid="http://schemas.microsoft.com/office/word/2016/wordml/cid" xmlns:w16="http://schemas.microsoft.com/office/word/2018/wordml" xmlns:w16du="http://schemas.microsoft.com/office/word/2023/wordml/word16du" xmlns:w16sdtdh="http://schemas.microsoft.com/office/word/2020/wordml/sdtdatahash" xmlns:w16sdtfl="http://schemas.microsoft.com/office/word/2024/wordml/sdtformatlock" xmlns:w16se="http://schemas.microsoft.com/office/word/2015/wordml/symex" xmlns:wpg="http://schemas.microsoft.com/office/word/2010/wordprocessingGroup" xmlns:wpi="http://schemas.microsoft.com/office/word/2010/wordprocessingInk" xmlns:wne="http://schemas.microsoft.com/office/word/2006/wordml" xmlns:wps="http://schemas.microsoft.com/office/word/2010/wordprocessingShape" mc:Ignorable="w14 w15 w16se w16cid w16 w16cex w16sdtdh w16sdtfl w16du wp14">
+  <w:footnote w:type="separator" w:id="-1">
+    <w:p>
+      <w:pPr>
+        <w:spacing w:after="0" w:line="240" w:lineRule="auto"/>
+      </w:pPr>
+      <w:r>
+        <w:separator/>
+      </w:r>
+    </w:p>
+  </w:footnote>
+  <w:footnote w:type="continuationSeparator" w:id="0">
+    <w:p>
+      <w:pPr>
+        <w:spacing w:after="0" w:line="240" w:lineRule="auto"/>
+      </w:pPr>
+      <w:r>
+        <w:continuationSeparator/>
+      </w:r>
+    </w:p>
+  </w:footnote>
+</w:footnotes>
+</file>
+
+<file path=word/header1.xml><?xml version="1.0" encoding="utf-8"?>
+<w:hdr xmlns:wpc="http://schemas.microsoft.com/office/word/2010/wordprocessingCanvas" xmlns:cx="http://schemas.microsoft.com/office/drawing/2014/chartex" xmlns:cx1="http://schemas.microsoft.com/office/drawing/2015/9/8/chartex" xmlns:cx2="http://schemas.microsoft.com/office/drawing/2015/10/21/chartex" xmlns:cx3="http://schemas.microsoft.com/office/drawing/2016/5/9/chartex" xmlns:cx4="http://schemas.microsoft.com/office/drawing/2016/5/10/chartex" xmlns:cx5="http://schemas.microsoft.com/office/drawing/2016/5/11/chartex" xmlns:cx6="http://schemas.microsoft.com/office/drawing/2016/5/12/chartex" xmlns:cx7="http://schemas.microsoft.com/office/drawing/2016/5/13/chartex" xmlns:cx8="http://schemas.microsoft.com/office/drawing/2016/5/14/chartex" xmlns:mc="http://schemas.openxmlformats.org/markup-compatibility/2006" xmlns:aink="http://schemas.microsoft.com/office/drawing/2016/ink" xmlns:am3d="http://schemas.microsoft.com/office/drawing/2017/model3d" xmlns:o="urn:schemas-microsoft-com:office:office" xmlns:oel="http://schemas.microsoft.com/office/2019/extlst" xmlns:r="http://schemas.openxmlformats.org/officeDocument/2006/relationships" xmlns:m="http://schemas.openxmlformats.org/officeDocument/2006/math" xmlns:v="urn:schemas-microsoft-com:vml" xmlns:wp14="http://schemas.microsoft.com/office/word/2010/wordprocessingDrawing" xmlns:wp="http://schemas.openxmlformats.org/drawingml/2006/wordprocessingDrawing" xmlns:w10="urn:schemas-microsoft-com:office:word" xmlns:w="http://schemas.openxmlformats.org/wordprocessingml/2006/main" xmlns:w14="http://schemas.microsoft.com/office/word/2010/wordml" xmlns:w15="http://schemas.microsoft.com/office/word/2012/wordml" xmlns:w16cex="http://schemas.microsoft.com/office/word/2018/wordml/cex" xmlns:w16cid="http://schemas.microsoft.com/office/word/2016/wordml/cid" xmlns:w16="http://schemas.microsoft.com/office/word/2018/wordml" xmlns:w16du="http://schemas.microsoft.com/office/word/2023/wordml/word16du" xmlns:w16sdtdh="http://schemas.microsoft.com/office/word/2020/wordml/sdtdatahash" xmlns:w16sdtfl="http://schemas.microsoft.com/office/word/2024/wordml/sdtformatlock" xmlns:w16se="http://schemas.microsoft.com/office/word/2015/wordml/symex" xmlns:wpg="http://schemas.microsoft.com/office/word/2010/wordprocessingGroup" xmlns:wpi="http://schemas.microsoft.com/office/word/2010/wordprocessingInk" xmlns:wne="http://schemas.microsoft.com/office/word/2006/wordml" xmlns:wps="http://schemas.microsoft.com/office/word/2010/wordprocessingShape" mc:Ignorable="w14 w15 w16se w16cid w16 w16cex w16sdtdh w16sdtfl w16du wp14">
+  <w:p>
+    <w:pPr>
+      <w:pStyle w:val="Header"/>
+    </w:pPr>
+    <w:r>
+      <w:ptab w:relativeTo="margin" w:alignment="center" w:leader="none"/>
+    </w:r>
+    <w:r>
+      <w:ptab w:relativeTo="margin" w:alignment="right" w:leader="none"/>
+    </w:r>
+  </w:p>
+</w:hdr>
+</file>
+
+<file path=word/header2.xml><?xml version="1.0" encoding="utf-8"?>
+<w:hdr xmlns:wpc="http://schemas.microsoft.com/office/word/2010/wordprocessingCanvas" xmlns:cx="http://schemas.microsoft.com/office/drawing/2014/chartex" xmlns:cx1="http://schemas.microsoft.com/office/drawing/2015/9/8/chartex" xmlns:cx2="http://schemas.microsoft.com/office/drawing/2015/10/21/chartex" xmlns:cx3="http://schemas.microsoft.com/office/drawing/2016/5/9/chartex" xmlns:cx4="http://schemas.microsoft.com/office/drawing/2016/5/10/chartex" xmlns:cx5="http://schemas.microsoft.com/office/drawing/2016/5/11/chartex" xmlns:cx6="http://schemas.microsoft.com/office/drawing/2016/5/12/chartex" xmlns:cx7="http://schemas.microsoft.com/office/drawing/2016/5/13/chartex" xmlns:cx8="http://schemas.microsoft.com/office/drawing/2016/5/14/chartex" xmlns:mc="http://schemas.openxmlformats.org/markup-compatibility/2006" xmlns:aink="http://schemas.microsoft.com/office/drawing/2016/ink" xmlns:am3d="http://schemas.microsoft.com/office/drawing/2017/model3d" xmlns:o="urn:schemas-microsoft-com:office:office" xmlns:oel="http://schemas.microsoft.com/office/2019/extlst" xmlns:r="http://schemas.openxmlformats.org/officeDocument/2006/relationships" xmlns:m="http://schemas.openxmlformats.org/officeDocument/2006/math" xmlns:v="urn:schemas-microsoft-com:vml" xmlns:wp14="http://schemas.microsoft.com/office/word/2010/wordprocessingDrawing" xmlns:wp="http://schemas.openxmlformats.org/drawingml/2006/wordprocessingDrawing" xmlns:w10="urn:schemas-microsoft-com:office:word" xmlns:w="http://schemas.openxmlformats.org/wordprocessingml/2006/main" xmlns:w14="http://schemas.microsoft.com/office/word/2010/wordml" xmlns:w15="http://schemas.microsoft.com/office/word/2012/wordml" xmlns:w16cex="http://schemas.microsoft.com/office/word/2018/wordml/cex" xmlns:w16cid="http://schemas.microsoft.com/office/word/2016/wordml/cid" xmlns:w16="http://schemas.microsoft.com/office/word/2018/wordml" xmlns:w16du="http://schemas.microsoft.com/office/word/2023/wordml/word16du" xmlns:w16sdtdh="http://schemas.microsoft.com/office/word/2020/wordml/sdtdatahash" xmlns:w16sdtfl="http://schemas.microsoft.com/office/word/2024/wordml/sdtformatlock" xmlns:w16se="http://schemas.microsoft.com/office/word/2015/wordml/symex" xmlns:wpg="http://schemas.microsoft.com/office/word/2010/wordprocessingGroup" xmlns:wpi="http://schemas.microsoft.com/office/word/2010/wordprocessingInk" xmlns:wne="http://schemas.microsoft.com/office/word/2006/wordml" xmlns:wps="http://schemas.microsoft.com/office/word/2010/wordprocessingShape" mc:Ignorable="w14 w15 w16se w16cid w16 w16cex w16sdtdh w16sdtfl w16du wp14">
+  <w:p>
+    <w:pPr>
+      <w:pStyle w:val="Header"/>
+    </w:pPr>
+    <w:r>
+      <w:ptab w:relativeTo="margin" w:alignment="center" w:leader="none"/>
+    </w:r>
+    <w:r>
+      <w:ptab w:relativeTo="margin" w:alignment="right" w:leader="none"/>
+    </w:r>
+    <w:r>
+      <w:t>Online Insurance Portal</w:t>
+    </w:r>
+  </w:p>
+</w:hdr>
 </file>
 
 <file path=word/numbering.xml><?xml version="1.0" encoding="utf-8"?>
@@ -3550,9 +4934,9 @@
       <w:lvlJc w:val="left"/>
       <w:pPr>
         <w:tabs>
-          <w:tab w:val="num" w:pos="2880"/>
-        </w:tabs>
-        <w:ind w:left="2880" w:hanging="360"/>
+          <w:tab w:val="num" w:pos="5706"/>
+        </w:tabs>
+        <w:ind w:left="5706" w:hanging="360"/>
       </w:pPr>
       <w:rPr>
         <w:rFonts w:ascii="Symbol" w:hAnsi="Symbol" w:hint="default"/>
@@ -3566,9 +4950,9 @@
       <w:lvlJc w:val="left"/>
       <w:pPr>
         <w:tabs>
-          <w:tab w:val="num" w:pos="3600"/>
-        </w:tabs>
-        <w:ind w:left="3600" w:hanging="360"/>
+          <w:tab w:val="num" w:pos="6426"/>
+        </w:tabs>
+        <w:ind w:left="6426" w:hanging="360"/>
       </w:pPr>
       <w:rPr>
         <w:rFonts w:ascii="Courier New" w:hAnsi="Courier New" w:hint="default"/>
@@ -3582,9 +4966,9 @@
       <w:lvlJc w:val="left"/>
       <w:pPr>
         <w:tabs>
-          <w:tab w:val="num" w:pos="4320"/>
-        </w:tabs>
-        <w:ind w:left="4320" w:hanging="360"/>
+          <w:tab w:val="num" w:pos="7146"/>
+        </w:tabs>
+        <w:ind w:left="7146" w:hanging="360"/>
       </w:pPr>
       <w:rPr>
         <w:rFonts w:ascii="Wingdings" w:hAnsi="Wingdings" w:hint="default"/>
@@ -3598,9 +4982,9 @@
       <w:lvlJc w:val="left"/>
       <w:pPr>
         <w:tabs>
-          <w:tab w:val="num" w:pos="5040"/>
-        </w:tabs>
-        <w:ind w:left="5040" w:hanging="360"/>
+          <w:tab w:val="num" w:pos="7866"/>
+        </w:tabs>
+        <w:ind w:left="7866" w:hanging="360"/>
       </w:pPr>
       <w:rPr>
         <w:rFonts w:ascii="Wingdings" w:hAnsi="Wingdings" w:hint="default"/>
@@ -3614,9 +4998,9 @@
       <w:lvlJc w:val="left"/>
       <w:pPr>
         <w:tabs>
-          <w:tab w:val="num" w:pos="5760"/>
-        </w:tabs>
-        <w:ind w:left="5760" w:hanging="360"/>
+          <w:tab w:val="num" w:pos="8586"/>
+        </w:tabs>
+        <w:ind w:left="8586" w:hanging="360"/>
       </w:pPr>
       <w:rPr>
         <w:rFonts w:ascii="Wingdings" w:hAnsi="Wingdings" w:hint="default"/>
@@ -3630,9 +5014,9 @@
       <w:lvlJc w:val="left"/>
       <w:pPr>
         <w:tabs>
-          <w:tab w:val="num" w:pos="6480"/>
-        </w:tabs>
-        <w:ind w:left="6480" w:hanging="360"/>
+          <w:tab w:val="num" w:pos="9306"/>
+        </w:tabs>
+        <w:ind w:left="9306" w:hanging="360"/>
       </w:pPr>
       <w:rPr>
         <w:rFonts w:ascii="Wingdings" w:hAnsi="Wingdings" w:hint="default"/>
@@ -3646,9 +5030,9 @@
       <w:lvlJc w:val="left"/>
       <w:pPr>
         <w:tabs>
-          <w:tab w:val="num" w:pos="7200"/>
-        </w:tabs>
-        <w:ind w:left="7200" w:hanging="360"/>
+          <w:tab w:val="num" w:pos="10026"/>
+        </w:tabs>
+        <w:ind w:left="10026" w:hanging="360"/>
       </w:pPr>
       <w:rPr>
         <w:rFonts w:ascii="Wingdings" w:hAnsi="Wingdings" w:hint="default"/>
@@ -3662,9 +5046,9 @@
       <w:lvlJc w:val="left"/>
       <w:pPr>
         <w:tabs>
-          <w:tab w:val="num" w:pos="7920"/>
-        </w:tabs>
-        <w:ind w:left="7920" w:hanging="360"/>
+          <w:tab w:val="num" w:pos="10746"/>
+        </w:tabs>
+        <w:ind w:left="10746" w:hanging="360"/>
       </w:pPr>
       <w:rPr>
         <w:rFonts w:ascii="Wingdings" w:hAnsi="Wingdings" w:hint="default"/>
@@ -3678,9 +5062,9 @@
       <w:lvlJc w:val="left"/>
       <w:pPr>
         <w:tabs>
-          <w:tab w:val="num" w:pos="8640"/>
-        </w:tabs>
-        <w:ind w:left="8640" w:hanging="360"/>
+          <w:tab w:val="num" w:pos="11466"/>
+        </w:tabs>
+        <w:ind w:left="11466" w:hanging="360"/>
       </w:pPr>
       <w:rPr>
         <w:rFonts w:ascii="Wingdings" w:hAnsi="Wingdings" w:hint="default"/>
@@ -3699,9 +5083,9 @@
       <w:lvlJc w:val="left"/>
       <w:pPr>
         <w:tabs>
-          <w:tab w:val="num" w:pos="2520"/>
-        </w:tabs>
-        <w:ind w:left="2520" w:hanging="360"/>
+          <w:tab w:val="num" w:pos="2880"/>
+        </w:tabs>
+        <w:ind w:left="2880" w:hanging="360"/>
       </w:pPr>
       <w:rPr>
         <w:rFonts w:ascii="Symbol" w:hAnsi="Symbol" w:hint="default"/>
@@ -3715,9 +5099,9 @@
       <w:lvlJc w:val="left"/>
       <w:pPr>
         <w:tabs>
-          <w:tab w:val="num" w:pos="3240"/>
-        </w:tabs>
-        <w:ind w:left="3240" w:hanging="360"/>
+          <w:tab w:val="num" w:pos="3600"/>
+        </w:tabs>
+        <w:ind w:left="3600" w:hanging="360"/>
       </w:pPr>
       <w:rPr>
         <w:rFonts w:ascii="Courier New" w:hAnsi="Courier New" w:hint="default"/>
@@ -3731,9 +5115,9 @@
       <w:lvlJc w:val="left"/>
       <w:pPr>
         <w:tabs>
-          <w:tab w:val="num" w:pos="3960"/>
-        </w:tabs>
-        <w:ind w:left="3960" w:hanging="360"/>
+          <w:tab w:val="num" w:pos="4320"/>
+        </w:tabs>
+        <w:ind w:left="4320" w:hanging="360"/>
       </w:pPr>
       <w:rPr>
         <w:rFonts w:ascii="Wingdings" w:hAnsi="Wingdings" w:hint="default"/>
@@ -3747,9 +5131,9 @@
       <w:lvlJc w:val="left"/>
       <w:pPr>
         <w:tabs>
-          <w:tab w:val="num" w:pos="4680"/>
-        </w:tabs>
-        <w:ind w:left="4680" w:hanging="360"/>
+          <w:tab w:val="num" w:pos="5040"/>
+        </w:tabs>
+        <w:ind w:left="5040" w:hanging="360"/>
       </w:pPr>
       <w:rPr>
         <w:rFonts w:ascii="Wingdings" w:hAnsi="Wingdings" w:hint="default"/>
@@ -3763,9 +5147,9 @@
       <w:lvlJc w:val="left"/>
       <w:pPr>
         <w:tabs>
-          <w:tab w:val="num" w:pos="5400"/>
-        </w:tabs>
-        <w:ind w:left="5400" w:hanging="360"/>
+          <w:tab w:val="num" w:pos="5760"/>
+        </w:tabs>
+        <w:ind w:left="5760" w:hanging="360"/>
       </w:pPr>
       <w:rPr>
         <w:rFonts w:ascii="Wingdings" w:hAnsi="Wingdings" w:hint="default"/>
@@ -3779,9 +5163,9 @@
       <w:lvlJc w:val="left"/>
       <w:pPr>
         <w:tabs>
-          <w:tab w:val="num" w:pos="6120"/>
-        </w:tabs>
-        <w:ind w:left="6120" w:hanging="360"/>
+          <w:tab w:val="num" w:pos="6480"/>
+        </w:tabs>
+        <w:ind w:left="6480" w:hanging="360"/>
       </w:pPr>
       <w:rPr>
         <w:rFonts w:ascii="Wingdings" w:hAnsi="Wingdings" w:hint="default"/>
@@ -3795,9 +5179,9 @@
       <w:lvlJc w:val="left"/>
       <w:pPr>
         <w:tabs>
-          <w:tab w:val="num" w:pos="6840"/>
-        </w:tabs>
-        <w:ind w:left="6840" w:hanging="360"/>
+          <w:tab w:val="num" w:pos="7200"/>
+        </w:tabs>
+        <w:ind w:left="7200" w:hanging="360"/>
       </w:pPr>
       <w:rPr>
         <w:rFonts w:ascii="Wingdings" w:hAnsi="Wingdings" w:hint="default"/>
@@ -3811,9 +5195,9 @@
       <w:lvlJc w:val="left"/>
       <w:pPr>
         <w:tabs>
-          <w:tab w:val="num" w:pos="7560"/>
-        </w:tabs>
-        <w:ind w:left="7560" w:hanging="360"/>
+          <w:tab w:val="num" w:pos="7920"/>
+        </w:tabs>
+        <w:ind w:left="7920" w:hanging="360"/>
       </w:pPr>
       <w:rPr>
         <w:rFonts w:ascii="Wingdings" w:hAnsi="Wingdings" w:hint="default"/>
@@ -3827,9 +5211,9 @@
       <w:lvlJc w:val="left"/>
       <w:pPr>
         <w:tabs>
-          <w:tab w:val="num" w:pos="8280"/>
-        </w:tabs>
-        <w:ind w:left="8280" w:hanging="360"/>
+          <w:tab w:val="num" w:pos="8640"/>
+        </w:tabs>
+        <w:ind w:left="8640" w:hanging="360"/>
       </w:pPr>
       <w:rPr>
         <w:rFonts w:ascii="Wingdings" w:hAnsi="Wingdings" w:hint="default"/>
@@ -4146,9 +5530,9 @@
       <w:lvlJc w:val="left"/>
       <w:pPr>
         <w:tabs>
-          <w:tab w:val="num" w:pos="720"/>
-        </w:tabs>
-        <w:ind w:left="720" w:hanging="360"/>
+          <w:tab w:val="num" w:pos="1440"/>
+        </w:tabs>
+        <w:ind w:left="1440" w:hanging="360"/>
       </w:pPr>
       <w:rPr>
         <w:rFonts w:ascii="Symbol" w:hAnsi="Symbol" w:hint="default"/>
@@ -4162,9 +5546,9 @@
       <w:lvlJc w:val="left"/>
       <w:pPr>
         <w:tabs>
-          <w:tab w:val="num" w:pos="1440"/>
-        </w:tabs>
-        <w:ind w:left="1440" w:hanging="360"/>
+          <w:tab w:val="num" w:pos="2160"/>
+        </w:tabs>
+        <w:ind w:left="2160" w:hanging="360"/>
       </w:pPr>
       <w:rPr>
         <w:rFonts w:ascii="Courier New" w:hAnsi="Courier New" w:hint="default"/>
@@ -4178,9 +5562,9 @@
       <w:lvlJc w:val="left"/>
       <w:pPr>
         <w:tabs>
-          <w:tab w:val="num" w:pos="2160"/>
-        </w:tabs>
-        <w:ind w:left="2160" w:hanging="360"/>
+          <w:tab w:val="num" w:pos="2880"/>
+        </w:tabs>
+        <w:ind w:left="2880" w:hanging="360"/>
       </w:pPr>
       <w:rPr>
         <w:rFonts w:ascii="Wingdings" w:hAnsi="Wingdings" w:hint="default"/>
@@ -4194,9 +5578,9 @@
       <w:lvlJc w:val="left"/>
       <w:pPr>
         <w:tabs>
-          <w:tab w:val="num" w:pos="2880"/>
-        </w:tabs>
-        <w:ind w:left="2880" w:hanging="360"/>
+          <w:tab w:val="num" w:pos="3600"/>
+        </w:tabs>
+        <w:ind w:left="3600" w:hanging="360"/>
       </w:pPr>
       <w:rPr>
         <w:rFonts w:ascii="Wingdings" w:hAnsi="Wingdings" w:hint="default"/>
@@ -4210,9 +5594,9 @@
       <w:lvlJc w:val="left"/>
       <w:pPr>
         <w:tabs>
-          <w:tab w:val="num" w:pos="3600"/>
-        </w:tabs>
-        <w:ind w:left="3600" w:hanging="360"/>
+          <w:tab w:val="num" w:pos="4320"/>
+        </w:tabs>
+        <w:ind w:left="4320" w:hanging="360"/>
       </w:pPr>
       <w:rPr>
         <w:rFonts w:ascii="Wingdings" w:hAnsi="Wingdings" w:hint="default"/>
@@ -4226,9 +5610,9 @@
       <w:lvlJc w:val="left"/>
       <w:pPr>
         <w:tabs>
-          <w:tab w:val="num" w:pos="4320"/>
-        </w:tabs>
-        <w:ind w:left="4320" w:hanging="360"/>
+          <w:tab w:val="num" w:pos="5040"/>
+        </w:tabs>
+        <w:ind w:left="5040" w:hanging="360"/>
       </w:pPr>
       <w:rPr>
         <w:rFonts w:ascii="Wingdings" w:hAnsi="Wingdings" w:hint="default"/>
@@ -4242,9 +5626,9 @@
       <w:lvlJc w:val="left"/>
       <w:pPr>
         <w:tabs>
-          <w:tab w:val="num" w:pos="5040"/>
-        </w:tabs>
-        <w:ind w:left="5040" w:hanging="360"/>
+          <w:tab w:val="num" w:pos="5760"/>
+        </w:tabs>
+        <w:ind w:left="5760" w:hanging="360"/>
       </w:pPr>
       <w:rPr>
         <w:rFonts w:ascii="Wingdings" w:hAnsi="Wingdings" w:hint="default"/>
@@ -4258,9 +5642,9 @@
       <w:lvlJc w:val="left"/>
       <w:pPr>
         <w:tabs>
-          <w:tab w:val="num" w:pos="5760"/>
-        </w:tabs>
-        <w:ind w:left="5760" w:hanging="360"/>
+          <w:tab w:val="num" w:pos="6480"/>
+        </w:tabs>
+        <w:ind w:left="6480" w:hanging="360"/>
       </w:pPr>
       <w:rPr>
         <w:rFonts w:ascii="Wingdings" w:hAnsi="Wingdings" w:hint="default"/>
@@ -4274,9 +5658,9 @@
       <w:lvlJc w:val="left"/>
       <w:pPr>
         <w:tabs>
-          <w:tab w:val="num" w:pos="6480"/>
-        </w:tabs>
-        <w:ind w:left="6480" w:hanging="360"/>
+          <w:tab w:val="num" w:pos="7200"/>
+        </w:tabs>
+        <w:ind w:left="7200" w:hanging="360"/>
       </w:pPr>
       <w:rPr>
         <w:rFonts w:ascii="Wingdings" w:hAnsi="Wingdings" w:hint="default"/>
@@ -4847,7 +6231,7 @@
   <w:abstractNum w:abstractNumId="13" w15:restartNumberingAfterBreak="0">
     <w:nsid w:val="663B2F4E"/>
     <w:multiLevelType w:val="hybridMultilevel"/>
-    <w:tmpl w:val="45262CDC"/>
+    <w:tmpl w:val="1B3C380A"/>
     <w:lvl w:ilvl="0" w:tplc="40090001">
       <w:start w:val="1"/>
       <w:numFmt w:val="bullet"/>
@@ -4860,7 +6244,7 @@
         <w:rFonts w:ascii="Symbol" w:hAnsi="Symbol" w:hint="default"/>
       </w:rPr>
     </w:lvl>
-    <w:lvl w:ilvl="1" w:tplc="40090003" w:tentative="1">
+    <w:lvl w:ilvl="1" w:tplc="40090003">
       <w:start w:val="1"/>
       <w:numFmt w:val="bullet"/>
       <w:lvlText w:val="o"/>
@@ -5550,6 +6934,119 @@
       <w:rPr>
         <w:rFonts w:ascii="Wingdings" w:hAnsi="Wingdings" w:hint="default"/>
         <w:sz w:val="20"/>
+      </w:rPr>
+    </w:lvl>
+  </w:abstractNum>
+  <w:abstractNum w:abstractNumId="18" w15:restartNumberingAfterBreak="0">
+    <w:nsid w:val="7F2F094D"/>
+    <w:multiLevelType w:val="hybridMultilevel"/>
+    <w:tmpl w:val="DDBAD324"/>
+    <w:lvl w:ilvl="0" w:tplc="40090001">
+      <w:start w:val="1"/>
+      <w:numFmt w:val="bullet"/>
+      <w:lvlText w:val=""/>
+      <w:lvlJc w:val="left"/>
+      <w:pPr>
+        <w:ind w:left="720" w:hanging="360"/>
+      </w:pPr>
+      <w:rPr>
+        <w:rFonts w:ascii="Symbol" w:hAnsi="Symbol" w:hint="default"/>
+      </w:rPr>
+    </w:lvl>
+    <w:lvl w:ilvl="1" w:tplc="40090003" w:tentative="1">
+      <w:start w:val="1"/>
+      <w:numFmt w:val="bullet"/>
+      <w:lvlText w:val="o"/>
+      <w:lvlJc w:val="left"/>
+      <w:pPr>
+        <w:ind w:left="1440" w:hanging="360"/>
+      </w:pPr>
+      <w:rPr>
+        <w:rFonts w:ascii="Courier New" w:hAnsi="Courier New" w:cs="Courier New" w:hint="default"/>
+      </w:rPr>
+    </w:lvl>
+    <w:lvl w:ilvl="2" w:tplc="40090005" w:tentative="1">
+      <w:start w:val="1"/>
+      <w:numFmt w:val="bullet"/>
+      <w:lvlText w:val=""/>
+      <w:lvlJc w:val="left"/>
+      <w:pPr>
+        <w:ind w:left="2160" w:hanging="360"/>
+      </w:pPr>
+      <w:rPr>
+        <w:rFonts w:ascii="Wingdings" w:hAnsi="Wingdings" w:hint="default"/>
+      </w:rPr>
+    </w:lvl>
+    <w:lvl w:ilvl="3" w:tplc="40090001" w:tentative="1">
+      <w:start w:val="1"/>
+      <w:numFmt w:val="bullet"/>
+      <w:lvlText w:val=""/>
+      <w:lvlJc w:val="left"/>
+      <w:pPr>
+        <w:ind w:left="2880" w:hanging="360"/>
+      </w:pPr>
+      <w:rPr>
+        <w:rFonts w:ascii="Symbol" w:hAnsi="Symbol" w:hint="default"/>
+      </w:rPr>
+    </w:lvl>
+    <w:lvl w:ilvl="4" w:tplc="40090003" w:tentative="1">
+      <w:start w:val="1"/>
+      <w:numFmt w:val="bullet"/>
+      <w:lvlText w:val="o"/>
+      <w:lvlJc w:val="left"/>
+      <w:pPr>
+        <w:ind w:left="3600" w:hanging="360"/>
+      </w:pPr>
+      <w:rPr>
+        <w:rFonts w:ascii="Courier New" w:hAnsi="Courier New" w:cs="Courier New" w:hint="default"/>
+      </w:rPr>
+    </w:lvl>
+    <w:lvl w:ilvl="5" w:tplc="40090005" w:tentative="1">
+      <w:start w:val="1"/>
+      <w:numFmt w:val="bullet"/>
+      <w:lvlText w:val=""/>
+      <w:lvlJc w:val="left"/>
+      <w:pPr>
+        <w:ind w:left="4320" w:hanging="360"/>
+      </w:pPr>
+      <w:rPr>
+        <w:rFonts w:ascii="Wingdings" w:hAnsi="Wingdings" w:hint="default"/>
+      </w:rPr>
+    </w:lvl>
+    <w:lvl w:ilvl="6" w:tplc="40090001" w:tentative="1">
+      <w:start w:val="1"/>
+      <w:numFmt w:val="bullet"/>
+      <w:lvlText w:val=""/>
+      <w:lvlJc w:val="left"/>
+      <w:pPr>
+        <w:ind w:left="5040" w:hanging="360"/>
+      </w:pPr>
+      <w:rPr>
+        <w:rFonts w:ascii="Symbol" w:hAnsi="Symbol" w:hint="default"/>
+      </w:rPr>
+    </w:lvl>
+    <w:lvl w:ilvl="7" w:tplc="40090003" w:tentative="1">
+      <w:start w:val="1"/>
+      <w:numFmt w:val="bullet"/>
+      <w:lvlText w:val="o"/>
+      <w:lvlJc w:val="left"/>
+      <w:pPr>
+        <w:ind w:left="5760" w:hanging="360"/>
+      </w:pPr>
+      <w:rPr>
+        <w:rFonts w:ascii="Courier New" w:hAnsi="Courier New" w:cs="Courier New" w:hint="default"/>
+      </w:rPr>
+    </w:lvl>
+    <w:lvl w:ilvl="8" w:tplc="40090005" w:tentative="1">
+      <w:start w:val="1"/>
+      <w:numFmt w:val="bullet"/>
+      <w:lvlText w:val=""/>
+      <w:lvlJc w:val="left"/>
+      <w:pPr>
+        <w:ind w:left="6480" w:hanging="360"/>
+      </w:pPr>
+      <w:rPr>
+        <w:rFonts w:ascii="Wingdings" w:hAnsi="Wingdings" w:hint="default"/>
       </w:rPr>
     </w:lvl>
   </w:abstractNum>
@@ -5606,6 +7103,9 @@
   </w:num>
   <w:num w:numId="18" w16cid:durableId="485703077">
     <w:abstractNumId w:val="5"/>
+  </w:num>
+  <w:num w:numId="19" w16cid:durableId="930818337">
+    <w:abstractNumId w:val="18"/>
   </w:num>
 </w:numbering>
 </file>
@@ -6061,7 +7561,6 @@
     <w:next w:val="Normal"/>
     <w:link w:val="Heading3Char"/>
     <w:uiPriority w:val="9"/>
-    <w:semiHidden/>
     <w:unhideWhenUsed/>
     <w:qFormat/>
     <w:rsid w:val="00984E79"/>
@@ -6269,7 +7768,6 @@
     <w:basedOn w:val="DefaultParagraphFont"/>
     <w:link w:val="Heading3"/>
     <w:uiPriority w:val="9"/>
-    <w:semiHidden/>
     <w:rsid w:val="00984E79"/>
     <w:rPr>
       <w:rFonts w:eastAsiaTheme="majorEastAsia" w:cstheme="majorBidi"/>
@@ -6567,6 +8065,50 @@
         <w:insideV w:val="single" w:sz="4" w:space="0" w:color="auto"/>
       </w:tblBorders>
     </w:tblPr>
+  </w:style>
+  <w:style w:type="paragraph" w:styleId="Header">
+    <w:name w:val="header"/>
+    <w:basedOn w:val="Normal"/>
+    <w:link w:val="HeaderChar"/>
+    <w:uiPriority w:val="99"/>
+    <w:unhideWhenUsed/>
+    <w:rsid w:val="002E3F0F"/>
+    <w:pPr>
+      <w:tabs>
+        <w:tab w:val="center" w:pos="4513"/>
+        <w:tab w:val="right" w:pos="9026"/>
+      </w:tabs>
+      <w:spacing w:after="0" w:line="240" w:lineRule="auto"/>
+    </w:pPr>
+  </w:style>
+  <w:style w:type="character" w:customStyle="1" w:styleId="HeaderChar">
+    <w:name w:val="Header Char"/>
+    <w:basedOn w:val="DefaultParagraphFont"/>
+    <w:link w:val="Header"/>
+    <w:uiPriority w:val="99"/>
+    <w:rsid w:val="002E3F0F"/>
+  </w:style>
+  <w:style w:type="paragraph" w:styleId="Footer">
+    <w:name w:val="footer"/>
+    <w:basedOn w:val="Normal"/>
+    <w:link w:val="FooterChar"/>
+    <w:uiPriority w:val="99"/>
+    <w:unhideWhenUsed/>
+    <w:rsid w:val="002E3F0F"/>
+    <w:pPr>
+      <w:tabs>
+        <w:tab w:val="center" w:pos="4513"/>
+        <w:tab w:val="right" w:pos="9026"/>
+      </w:tabs>
+      <w:spacing w:after="0" w:line="240" w:lineRule="auto"/>
+    </w:pPr>
+  </w:style>
+  <w:style w:type="character" w:customStyle="1" w:styleId="FooterChar">
+    <w:name w:val="Footer Char"/>
+    <w:basedOn w:val="DefaultParagraphFont"/>
+    <w:link w:val="Footer"/>
+    <w:uiPriority w:val="99"/>
+    <w:rsid w:val="002E3F0F"/>
   </w:style>
 </w:styles>
 </file>
